--- a/docs/manual_usuario/Manual_de_Usuario.docx
+++ b/docs/manual_usuario/Manual_de_Usuario.docx
@@ -196,7 +196,7 @@
       <w:r>
         <w:fldChar w:fldCharType="separate"/>
       </w:r>
-      <w:hyperlink w:anchor="_Toc226913502" w:history="1">
+      <w:hyperlink w:anchor="_Toc228537059" w:history="1">
         <w:r>
           <w:rPr>
             <w:rStyle w:val="Hipervnculo"/>
@@ -239,7 +239,7 @@
           <w:rPr>
             <w:noProof/>
           </w:rPr>
-          <w:instrText xml:space="preserve"> PAGEREF _Toc226913502 \h </w:instrText>
+          <w:instrText xml:space="preserve"> PAGEREF _Toc228537059 \h </w:instrText>
         </w:r>
         <w:r>
           <w:rPr>
@@ -283,7 +283,7 @@
           <w14:ligatures w14:val="standardContextual"/>
         </w:rPr>
       </w:pPr>
-      <w:hyperlink w:anchor="_Toc226913503" w:history="1">
+      <w:hyperlink w:anchor="_Toc228537060" w:history="1">
         <w:r>
           <w:rPr>
             <w:rStyle w:val="Hipervnculo"/>
@@ -326,7 +326,7 @@
           <w:rPr>
             <w:noProof/>
           </w:rPr>
-          <w:instrText xml:space="preserve"> PAGEREF _Toc226913503 \h </w:instrText>
+          <w:instrText xml:space="preserve"> PAGEREF _Toc228537060 \h </w:instrText>
         </w:r>
         <w:r>
           <w:rPr>
@@ -370,7 +370,7 @@
           <w14:ligatures w14:val="standardContextual"/>
         </w:rPr>
       </w:pPr>
-      <w:hyperlink w:anchor="_Toc226913504" w:history="1">
+      <w:hyperlink w:anchor="_Toc228537061" w:history="1">
         <w:r>
           <w:rPr>
             <w:rStyle w:val="Hipervnculo"/>
@@ -413,7 +413,7 @@
           <w:rPr>
             <w:noProof/>
           </w:rPr>
-          <w:instrText xml:space="preserve"> PAGEREF _Toc226913504 \h </w:instrText>
+          <w:instrText xml:space="preserve"> PAGEREF _Toc228537061 \h </w:instrText>
         </w:r>
         <w:r>
           <w:rPr>
@@ -457,7 +457,7 @@
           <w14:ligatures w14:val="standardContextual"/>
         </w:rPr>
       </w:pPr>
-      <w:hyperlink w:anchor="_Toc226913505" w:history="1">
+      <w:hyperlink w:anchor="_Toc228537062" w:history="1">
         <w:r>
           <w:rPr>
             <w:rStyle w:val="Hipervnculo"/>
@@ -500,7 +500,7 @@
           <w:rPr>
             <w:noProof/>
           </w:rPr>
-          <w:instrText xml:space="preserve"> PAGEREF _Toc226913505 \h </w:instrText>
+          <w:instrText xml:space="preserve"> PAGEREF _Toc228537062 \h </w:instrText>
         </w:r>
         <w:r>
           <w:rPr>
@@ -544,7 +544,7 @@
           <w14:ligatures w14:val="standardContextual"/>
         </w:rPr>
       </w:pPr>
-      <w:hyperlink w:anchor="_Toc226913506" w:history="1">
+      <w:hyperlink w:anchor="_Toc228537063" w:history="1">
         <w:r>
           <w:rPr>
             <w:rStyle w:val="Hipervnculo"/>
@@ -587,7 +587,7 @@
           <w:rPr>
             <w:noProof/>
           </w:rPr>
-          <w:instrText xml:space="preserve"> PAGEREF _Toc226913506 \h </w:instrText>
+          <w:instrText xml:space="preserve"> PAGEREF _Toc228537063 \h </w:instrText>
         </w:r>
         <w:r>
           <w:rPr>
@@ -631,7 +631,7 @@
           <w14:ligatures w14:val="standardContextual"/>
         </w:rPr>
       </w:pPr>
-      <w:hyperlink w:anchor="_Toc226913507" w:history="1">
+      <w:hyperlink w:anchor="_Toc228537064" w:history="1">
         <w:r>
           <w:rPr>
             <w:rStyle w:val="Hipervnculo"/>
@@ -674,7 +674,7 @@
           <w:rPr>
             <w:noProof/>
           </w:rPr>
-          <w:instrText xml:space="preserve"> PAGEREF _Toc226913507 \h </w:instrText>
+          <w:instrText xml:space="preserve"> PAGEREF _Toc228537064 \h </w:instrText>
         </w:r>
         <w:r>
           <w:rPr>
@@ -718,7 +718,7 @@
           <w14:ligatures w14:val="standardContextual"/>
         </w:rPr>
       </w:pPr>
-      <w:hyperlink w:anchor="_Toc226913508" w:history="1">
+      <w:hyperlink w:anchor="_Toc228537065" w:history="1">
         <w:r>
           <w:rPr>
             <w:rStyle w:val="Hipervnculo"/>
@@ -761,7 +761,7 @@
           <w:rPr>
             <w:noProof/>
           </w:rPr>
-          <w:instrText xml:space="preserve"> PAGEREF _Toc226913508 \h </w:instrText>
+          <w:instrText xml:space="preserve"> PAGEREF _Toc228537065 \h </w:instrText>
         </w:r>
         <w:r>
           <w:rPr>
@@ -805,7 +805,7 @@
           <w14:ligatures w14:val="standardContextual"/>
         </w:rPr>
       </w:pPr>
-      <w:hyperlink w:anchor="_Toc226913509" w:history="1">
+      <w:hyperlink w:anchor="_Toc228537066" w:history="1">
         <w:r>
           <w:rPr>
             <w:rStyle w:val="Hipervnculo"/>
@@ -848,7 +848,7 @@
           <w:rPr>
             <w:noProof/>
           </w:rPr>
-          <w:instrText xml:space="preserve"> PAGEREF _Toc226913509 \h </w:instrText>
+          <w:instrText xml:space="preserve"> PAGEREF _Toc228537066 \h </w:instrText>
         </w:r>
         <w:r>
           <w:rPr>
@@ -892,7 +892,7 @@
           <w14:ligatures w14:val="standardContextual"/>
         </w:rPr>
       </w:pPr>
-      <w:hyperlink w:anchor="_Toc226913510" w:history="1">
+      <w:hyperlink w:anchor="_Toc228537067" w:history="1">
         <w:r>
           <w:rPr>
             <w:rStyle w:val="Hipervnculo"/>
@@ -935,7 +935,7 @@
           <w:rPr>
             <w:noProof/>
           </w:rPr>
-          <w:instrText xml:space="preserve"> PAGEREF _Toc226913510 \h </w:instrText>
+          <w:instrText xml:space="preserve"> PAGEREF _Toc228537067 \h </w:instrText>
         </w:r>
         <w:r>
           <w:rPr>
@@ -979,7 +979,7 @@
           <w14:ligatures w14:val="standardContextual"/>
         </w:rPr>
       </w:pPr>
-      <w:hyperlink w:anchor="_Toc226913511" w:history="1">
+      <w:hyperlink w:anchor="_Toc228537068" w:history="1">
         <w:r>
           <w:rPr>
             <w:rStyle w:val="Hipervnculo"/>
@@ -1022,7 +1022,7 @@
           <w:rPr>
             <w:noProof/>
           </w:rPr>
-          <w:instrText xml:space="preserve"> PAGEREF _Toc226913511 \h </w:instrText>
+          <w:instrText xml:space="preserve"> PAGEREF _Toc228537068 \h </w:instrText>
         </w:r>
         <w:r>
           <w:rPr>
@@ -1066,7 +1066,7 @@
           <w14:ligatures w14:val="standardContextual"/>
         </w:rPr>
       </w:pPr>
-      <w:hyperlink w:anchor="_Toc226913512" w:history="1">
+      <w:hyperlink w:anchor="_Toc228537069" w:history="1">
         <w:r>
           <w:rPr>
             <w:rStyle w:val="Hipervnculo"/>
@@ -1109,7 +1109,7 @@
           <w:rPr>
             <w:noProof/>
           </w:rPr>
-          <w:instrText xml:space="preserve"> PAGEREF _Toc226913512 \h </w:instrText>
+          <w:instrText xml:space="preserve"> PAGEREF _Toc228537069 \h </w:instrText>
         </w:r>
         <w:r>
           <w:rPr>
@@ -1153,7 +1153,7 @@
           <w14:ligatures w14:val="standardContextual"/>
         </w:rPr>
       </w:pPr>
-      <w:hyperlink w:anchor="_Toc226913513" w:history="1">
+      <w:hyperlink w:anchor="_Toc228537070" w:history="1">
         <w:r>
           <w:rPr>
             <w:rStyle w:val="Hipervnculo"/>
@@ -1196,7 +1196,7 @@
           <w:rPr>
             <w:noProof/>
           </w:rPr>
-          <w:instrText xml:space="preserve"> PAGEREF _Toc226913513 \h </w:instrText>
+          <w:instrText xml:space="preserve"> PAGEREF _Toc228537070 \h </w:instrText>
         </w:r>
         <w:r>
           <w:rPr>
@@ -1213,7 +1213,7 @@
           <w:rPr>
             <w:noProof/>
           </w:rPr>
-          <w:t>12</w:t>
+          <w:t>11</w:t>
         </w:r>
         <w:r>
           <w:rPr>
@@ -1240,7 +1240,7 @@
           <w14:ligatures w14:val="standardContextual"/>
         </w:rPr>
       </w:pPr>
-      <w:hyperlink w:anchor="_Toc226913514" w:history="1">
+      <w:hyperlink w:anchor="_Toc228537071" w:history="1">
         <w:r>
           <w:rPr>
             <w:rStyle w:val="Hipervnculo"/>
@@ -1283,7 +1283,7 @@
           <w:rPr>
             <w:noProof/>
           </w:rPr>
-          <w:instrText xml:space="preserve"> PAGEREF _Toc226913514 \h </w:instrText>
+          <w:instrText xml:space="preserve"> PAGEREF _Toc228537071 \h </w:instrText>
         </w:r>
         <w:r>
           <w:rPr>
@@ -1300,7 +1300,7 @@
           <w:rPr>
             <w:noProof/>
           </w:rPr>
-          <w:t>15</w:t>
+          <w:t>14</w:t>
         </w:r>
         <w:r>
           <w:rPr>
@@ -1330,7 +1330,7 @@
       <w:pPr>
         <w:pStyle w:val="Ttulo1"/>
       </w:pPr>
-      <w:bookmarkStart w:id="0" w:name="_Toc226913502"/>
+      <w:bookmarkStart w:id="0" w:name="_Toc228537059"/>
       <w:r>
         <w:t>Objeto</w:t>
       </w:r>
@@ -1351,7 +1351,7 @@
       <w:pPr>
         <w:pStyle w:val="Ttulo1"/>
       </w:pPr>
-      <w:bookmarkStart w:id="1" w:name="_Toc226913503"/>
+      <w:bookmarkStart w:id="1" w:name="_Toc228537060"/>
       <w:r>
         <w:t>Requerimientos técnicos</w:t>
       </w:r>
@@ -1366,7 +1366,7 @@
       <w:pPr>
         <w:pStyle w:val="Ttulo2"/>
       </w:pPr>
-      <w:bookmarkStart w:id="2" w:name="_Toc226913504"/>
+      <w:bookmarkStart w:id="2" w:name="_Toc228537061"/>
       <w:r>
         <w:t>Sistema Operativo</w:t>
       </w:r>
@@ -1427,7 +1427,7 @@
       <w:pPr>
         <w:pStyle w:val="Ttulo2"/>
       </w:pPr>
-      <w:bookmarkStart w:id="3" w:name="_Toc226913505"/>
+      <w:bookmarkStart w:id="3" w:name="_Toc228537062"/>
       <w:r>
         <w:t>Requisitos de Hardware (Mínimos recomendados)</w:t>
       </w:r>
@@ -1489,15 +1489,7 @@
         <w:t>Almacenamiento:</w:t>
       </w:r>
       <w:r>
-        <w:t xml:space="preserve"> Espacio disponible para la instalación del ejecutable y almacenamiento local de los </w:t>
-      </w:r>
-      <w:proofErr w:type="spellStart"/>
-      <w:r>
-        <w:t>datasets</w:t>
-      </w:r>
-      <w:proofErr w:type="spellEnd"/>
-      <w:r>
-        <w:t xml:space="preserve"> generados (formato CSV o JSON).</w:t>
+        <w:t xml:space="preserve"> Espacio disponible para la instalación del ejecutable y almacenamiento local de los datasets generados (formato CSV o JSON).</w:t>
       </w:r>
     </w:p>
     <w:p>
@@ -1510,7 +1502,7 @@
       <w:pPr>
         <w:pStyle w:val="Ttulo1"/>
       </w:pPr>
-      <w:bookmarkStart w:id="4" w:name="_Toc226913506"/>
+      <w:bookmarkStart w:id="4" w:name="_Toc228537063"/>
       <w:r>
         <w:t>Acceso a Genesis 2.0</w:t>
       </w:r>
@@ -1525,7 +1517,7 @@
       <w:pPr>
         <w:pStyle w:val="Ttulo2"/>
       </w:pPr>
-      <w:bookmarkStart w:id="5" w:name="_Toc226913507"/>
+      <w:bookmarkStart w:id="5" w:name="_Toc228537064"/>
       <w:r>
         <w:t>Ejecución de la aplicación</w:t>
       </w:r>
@@ -1627,7 +1619,7 @@
       <w:pPr>
         <w:pStyle w:val="Ttulo2"/>
       </w:pPr>
-      <w:bookmarkStart w:id="6" w:name="_Toc226913508"/>
+      <w:bookmarkStart w:id="6" w:name="_Toc228537065"/>
       <w:r>
         <w:t>Consideraciones de Seguridad</w:t>
       </w:r>
@@ -1692,7 +1684,7 @@
       <w:pPr>
         <w:pStyle w:val="Ttulo1"/>
       </w:pPr>
-      <w:bookmarkStart w:id="7" w:name="_Toc226913509"/>
+      <w:bookmarkStart w:id="7" w:name="_Toc228537066"/>
       <w:r>
         <w:t>Glosario</w:t>
       </w:r>
@@ -2338,7 +2330,19 @@
               <w:spacing w:after="0" w:line="276" w:lineRule="auto"/>
             </w:pPr>
             <w:r>
-              <w:t>Este icono se utiliza en la tabla de la página anterior de patrones. Indica que se puede buscar y filtrar registros por diferentes campos en la barra de búsqueda.</w:t>
+              <w:t>Este icono se utiliza en l</w:t>
+            </w:r>
+            <w:r>
+              <w:t>as tablas de las páginas tanto de sensores como de patrones</w:t>
+            </w:r>
+            <w:r>
+              <w:t>. Indica que se puede buscar y filtrar registros por diferentes campos</w:t>
+            </w:r>
+            <w:r>
+              <w:t xml:space="preserve"> especificados</w:t>
+            </w:r>
+            <w:r>
+              <w:t xml:space="preserve"> en la barra de búsqueda.</w:t>
             </w:r>
           </w:p>
         </w:tc>
@@ -2549,36 +2553,44 @@
                 <w:noProof/>
               </w:rPr>
               <w:drawing>
-                <wp:anchor distT="0" distB="0" distL="114300" distR="114300" simplePos="0" relativeHeight="251659264" behindDoc="0" locked="0" layoutInCell="1" allowOverlap="1" wp14:anchorId="6D9FF3BB" wp14:editId="2C563982">
+                <wp:anchor distT="0" distB="0" distL="114300" distR="114300" simplePos="0" relativeHeight="251668480" behindDoc="0" locked="0" layoutInCell="1" allowOverlap="1" wp14:anchorId="29537E0E" wp14:editId="2AB4D76E">
                   <wp:simplePos x="0" y="0"/>
                   <wp:positionH relativeFrom="column">
-                    <wp:posOffset>38258</wp:posOffset>
+                    <wp:posOffset>0</wp:posOffset>
                   </wp:positionH>
                   <wp:positionV relativeFrom="paragraph">
-                    <wp:posOffset>189866</wp:posOffset>
+                    <wp:posOffset>3175</wp:posOffset>
                   </wp:positionV>
-                  <wp:extent cx="228600" cy="247646"/>
-                  <wp:effectExtent l="0" t="0" r="0" b="4"/>
-                  <wp:wrapTight wrapText="bothSides">
+                  <wp:extent cx="323850" cy="314325"/>
+                  <wp:effectExtent l="0" t="0" r="0" b="9525"/>
+                  <wp:wrapThrough wrapText="bothSides">
                     <wp:wrapPolygon edited="0">
                       <wp:start x="0" y="0"/>
-                      <wp:lineTo x="0" y="19990"/>
-                      <wp:lineTo x="19800" y="19990"/>
-                      <wp:lineTo x="19800" y="0"/>
+                      <wp:lineTo x="0" y="20945"/>
+                      <wp:lineTo x="20329" y="20945"/>
+                      <wp:lineTo x="20329" y="0"/>
                       <wp:lineTo x="0" y="0"/>
                     </wp:wrapPolygon>
-                  </wp:wrapTight>
-                  <wp:docPr id="578418695" name="Imagen 1"/>
-                  <wp:cNvGraphicFramePr/>
+                  </wp:wrapThrough>
+                  <wp:docPr id="1044904012" name="Imagen 1"/>
+                  <wp:cNvGraphicFramePr>
+                    <a:graphicFrameLocks xmlns:a="http://schemas.openxmlformats.org/drawingml/2006/main" noChangeAspect="1"/>
+                  </wp:cNvGraphicFramePr>
                   <a:graphic xmlns:a="http://schemas.openxmlformats.org/drawingml/2006/main">
                     <a:graphicData uri="http://schemas.openxmlformats.org/drawingml/2006/picture">
                       <pic:pic xmlns:pic="http://schemas.openxmlformats.org/drawingml/2006/picture">
                         <pic:nvPicPr>
-                          <pic:cNvPr id="0" name=""/>
+                          <pic:cNvPr id="1044904012" name=""/>
                           <pic:cNvPicPr/>
                         </pic:nvPicPr>
                         <pic:blipFill>
-                          <a:blip r:embed="rId14"/>
+                          <a:blip r:embed="rId14">
+                            <a:extLst>
+                              <a:ext uri="{28A0092B-C50C-407E-A947-70E740481C1C}">
+                                <a14:useLocalDpi xmlns:a14="http://schemas.microsoft.com/office/drawing/2010/main" val="0"/>
+                              </a:ext>
+                            </a:extLst>
+                          </a:blip>
                           <a:stretch>
                             <a:fillRect/>
                           </a:stretch>
@@ -2586,16 +2598,11 @@
                         <pic:spPr>
                           <a:xfrm>
                             <a:off x="0" y="0"/>
-                            <a:ext cx="228600" cy="247646"/>
+                            <a:ext cx="323850" cy="314325"/>
                           </a:xfrm>
                           <a:prstGeom prst="rect">
                             <a:avLst/>
                           </a:prstGeom>
-                          <a:noFill/>
-                          <a:ln>
-                            <a:noFill/>
-                            <a:prstDash/>
-                          </a:ln>
                         </pic:spPr>
                       </pic:pic>
                     </a:graphicData>
@@ -2626,7 +2633,19 @@
               <w:spacing w:after="0" w:line="276" w:lineRule="auto"/>
             </w:pPr>
             <w:r>
-              <w:t>Este icono se utiliza en las tablas, tanto en el listado de patrones como en la tabla de las coordenadas de los sensores añadidas. Se eliminará el registro seleccionado.</w:t>
+              <w:t>Este icono se utiliza en las tablas, tanto en el listado de patrones como en la tabla de l</w:t>
+            </w:r>
+            <w:r>
+              <w:t>os sensores</w:t>
+            </w:r>
+            <w:r>
+              <w:t xml:space="preserve"> añadid</w:t>
+            </w:r>
+            <w:r>
+              <w:t>o</w:t>
+            </w:r>
+            <w:r>
+              <w:t>s. Se eliminará el registro seleccionado.</w:t>
             </w:r>
           </w:p>
         </w:tc>
@@ -3521,7 +3540,7 @@
       <w:pPr>
         <w:pStyle w:val="Ttulo1"/>
       </w:pPr>
-      <w:bookmarkStart w:id="8" w:name="_Toc226913510"/>
+      <w:bookmarkStart w:id="8" w:name="_Toc228537067"/>
       <w:r>
         <w:t>Apartados y Estructura de la Aplicación</w:t>
       </w:r>
@@ -3541,16 +3560,18 @@
           <w:noProof/>
         </w:rPr>
         <w:drawing>
-          <wp:inline distT="0" distB="0" distL="0" distR="0" wp14:anchorId="1FEA3104" wp14:editId="76671B20">
-            <wp:extent cx="4676771" cy="600075"/>
+          <wp:inline distT="0" distB="0" distL="0" distR="0" wp14:anchorId="154C4905" wp14:editId="2A99FAB1">
+            <wp:extent cx="4705350" cy="542925"/>
             <wp:effectExtent l="0" t="0" r="0" b="9525"/>
-            <wp:docPr id="1323399402" name="Imagen 1"/>
-            <wp:cNvGraphicFramePr/>
+            <wp:docPr id="2093868911" name="Imagen 1"/>
+            <wp:cNvGraphicFramePr>
+              <a:graphicFrameLocks xmlns:a="http://schemas.openxmlformats.org/drawingml/2006/main" noChangeAspect="1"/>
+            </wp:cNvGraphicFramePr>
             <a:graphic xmlns:a="http://schemas.openxmlformats.org/drawingml/2006/main">
               <a:graphicData uri="http://schemas.openxmlformats.org/drawingml/2006/picture">
                 <pic:pic xmlns:pic="http://schemas.openxmlformats.org/drawingml/2006/picture">
                   <pic:nvPicPr>
-                    <pic:cNvPr id="0" name=""/>
+                    <pic:cNvPr id="2093868911" name=""/>
                     <pic:cNvPicPr/>
                   </pic:nvPicPr>
                   <pic:blipFill>
@@ -3562,7 +3583,2033 @@
                   <pic:spPr>
                     <a:xfrm>
                       <a:off x="0" y="0"/>
-                      <a:ext cx="4676771" cy="600075"/>
+                      <a:ext cx="4705350" cy="542925"/>
+                    </a:xfrm>
+                    <a:prstGeom prst="rect">
+                      <a:avLst/>
+                    </a:prstGeom>
+                  </pic:spPr>
+                </pic:pic>
+              </a:graphicData>
+            </a:graphic>
+          </wp:inline>
+        </w:drawing>
+      </w:r>
+    </w:p>
+    <w:p>
+      <w:r>
+        <w:t>Cada uno de los siguientes módulos permitirá realizar acciones de transferencia de datos como sería la importación y exportación de estos y poder guardarlos y utilizarlos como el usuario desee.</w:t>
+      </w:r>
+    </w:p>
+    <w:p>
+      <w:pPr>
+        <w:jc w:val="center"/>
+      </w:pPr>
+      <w:r>
+        <w:rPr>
+          <w:noProof/>
+        </w:rPr>
+        <w:drawing>
+          <wp:inline distT="0" distB="0" distL="0" distR="0" wp14:anchorId="711FBD26" wp14:editId="69A84593">
+            <wp:extent cx="3609975" cy="571500"/>
+            <wp:effectExtent l="0" t="0" r="9525" b="0"/>
+            <wp:docPr id="1755722783" name="Imagen 1"/>
+            <wp:cNvGraphicFramePr>
+              <a:graphicFrameLocks xmlns:a="http://schemas.openxmlformats.org/drawingml/2006/main" noChangeAspect="1"/>
+            </wp:cNvGraphicFramePr>
+            <a:graphic xmlns:a="http://schemas.openxmlformats.org/drawingml/2006/main">
+              <a:graphicData uri="http://schemas.openxmlformats.org/drawingml/2006/picture">
+                <pic:pic xmlns:pic="http://schemas.openxmlformats.org/drawingml/2006/picture">
+                  <pic:nvPicPr>
+                    <pic:cNvPr id="1755722783" name=""/>
+                    <pic:cNvPicPr/>
+                  </pic:nvPicPr>
+                  <pic:blipFill>
+                    <a:blip r:embed="rId22"/>
+                    <a:stretch>
+                      <a:fillRect/>
+                    </a:stretch>
+                  </pic:blipFill>
+                  <pic:spPr>
+                    <a:xfrm>
+                      <a:off x="0" y="0"/>
+                      <a:ext cx="3609975" cy="571500"/>
+                    </a:xfrm>
+                    <a:prstGeom prst="rect">
+                      <a:avLst/>
+                    </a:prstGeom>
+                  </pic:spPr>
+                </pic:pic>
+              </a:graphicData>
+            </a:graphic>
+          </wp:inline>
+        </w:drawing>
+      </w:r>
+    </w:p>
+    <w:p>
+      <w:pPr>
+        <w:pStyle w:val="Ttulo2"/>
+      </w:pPr>
+      <w:bookmarkStart w:id="9" w:name="_Toc228537068"/>
+      <w:r>
+        <w:t>Gestión de Simulación</w:t>
+      </w:r>
+      <w:bookmarkEnd w:id="9"/>
+    </w:p>
+    <w:p>
+      <w:r>
+        <w:t>En esta página, el usuario puede configurar los datos de la simulación, añadiendo los patrones necesarios y la colección de sensores asociada. También podrá ejecutar el proceso de simulación para generar los datos correspondientes y exportar estos datos a un fichero tanto en formato CSV como en JSON.</w:t>
+      </w:r>
+    </w:p>
+    <w:p>
+      <w:pPr>
+        <w:jc w:val="center"/>
+      </w:pPr>
+      <w:r>
+        <w:rPr>
+          <w:noProof/>
+        </w:rPr>
+        <w:drawing>
+          <wp:inline distT="0" distB="0" distL="0" distR="0" wp14:anchorId="26F7854D" wp14:editId="4519736F">
+            <wp:extent cx="5400040" cy="2735580"/>
+            <wp:effectExtent l="0" t="0" r="0" b="7620"/>
+            <wp:docPr id="1397849614" name="Imagen 1"/>
+            <wp:cNvGraphicFramePr>
+              <a:graphicFrameLocks xmlns:a="http://schemas.openxmlformats.org/drawingml/2006/main" noChangeAspect="1"/>
+            </wp:cNvGraphicFramePr>
+            <a:graphic xmlns:a="http://schemas.openxmlformats.org/drawingml/2006/main">
+              <a:graphicData uri="http://schemas.openxmlformats.org/drawingml/2006/picture">
+                <pic:pic xmlns:pic="http://schemas.openxmlformats.org/drawingml/2006/picture">
+                  <pic:nvPicPr>
+                    <pic:cNvPr id="1397849614" name=""/>
+                    <pic:cNvPicPr/>
+                  </pic:nvPicPr>
+                  <pic:blipFill>
+                    <a:blip r:embed="rId23"/>
+                    <a:stretch>
+                      <a:fillRect/>
+                    </a:stretch>
+                  </pic:blipFill>
+                  <pic:spPr>
+                    <a:xfrm>
+                      <a:off x="0" y="0"/>
+                      <a:ext cx="5400040" cy="2735580"/>
+                    </a:xfrm>
+                    <a:prstGeom prst="rect">
+                      <a:avLst/>
+                    </a:prstGeom>
+                  </pic:spPr>
+                </pic:pic>
+              </a:graphicData>
+            </a:graphic>
+          </wp:inline>
+        </w:drawing>
+      </w:r>
+    </w:p>
+    <w:p>
+      <w:pPr>
+        <w:pStyle w:val="Prrafodelista"/>
+        <w:numPr>
+          <w:ilvl w:val="0"/>
+          <w:numId w:val="7"/>
+        </w:numPr>
+        <w:rPr>
+          <w:b/>
+          <w:bCs/>
+        </w:rPr>
+      </w:pPr>
+      <w:r>
+        <w:rPr>
+          <w:b/>
+          <w:bCs/>
+        </w:rPr>
+        <w:t>Formulario de Simulación:</w:t>
+      </w:r>
+    </w:p>
+    <w:p>
+      <w:pPr>
+        <w:ind w:left="720"/>
+      </w:pPr>
+      <w:r>
+        <w:t>Este formulario contiene todos los campos para configurar nuestra simulación.</w:t>
+      </w:r>
+    </w:p>
+    <w:tbl>
+      <w:tblPr>
+        <w:tblW w:w="7774" w:type="dxa"/>
+        <w:tblCellMar>
+          <w:left w:w="10" w:type="dxa"/>
+          <w:right w:w="10" w:type="dxa"/>
+        </w:tblCellMar>
+        <w:tblLook w:val="0000" w:firstRow="0" w:lastRow="0" w:firstColumn="0" w:lastColumn="0" w:noHBand="0" w:noVBand="0"/>
+      </w:tblPr>
+      <w:tblGrid>
+        <w:gridCol w:w="1685"/>
+        <w:gridCol w:w="6089"/>
+      </w:tblGrid>
+      <w:tr>
+        <w:tc>
+          <w:tcPr>
+            <w:tcW w:w="1685" w:type="dxa"/>
+            <w:tcBorders>
+              <w:top w:val="single" w:sz="4" w:space="0" w:color="999999"/>
+              <w:left w:val="single" w:sz="4" w:space="0" w:color="999999"/>
+              <w:bottom w:val="single" w:sz="12" w:space="0" w:color="666666"/>
+              <w:right w:val="single" w:sz="4" w:space="0" w:color="999999"/>
+            </w:tcBorders>
+            <w:tcMar>
+              <w:top w:w="0" w:type="dxa"/>
+              <w:left w:w="108" w:type="dxa"/>
+              <w:bottom w:w="0" w:type="dxa"/>
+              <w:right w:w="108" w:type="dxa"/>
+            </w:tcMar>
+          </w:tcPr>
+          <w:p>
+            <w:pPr>
+              <w:spacing w:after="0"/>
+              <w:rPr>
+                <w:b/>
+                <w:bCs/>
+              </w:rPr>
+            </w:pPr>
+            <w:r>
+              <w:rPr>
+                <w:b/>
+                <w:bCs/>
+              </w:rPr>
+              <w:lastRenderedPageBreak/>
+              <w:t>Campo</w:t>
+            </w:r>
+          </w:p>
+        </w:tc>
+        <w:tc>
+          <w:tcPr>
+            <w:tcW w:w="6089" w:type="dxa"/>
+            <w:tcBorders>
+              <w:top w:val="single" w:sz="4" w:space="0" w:color="999999"/>
+              <w:left w:val="single" w:sz="4" w:space="0" w:color="999999"/>
+              <w:bottom w:val="single" w:sz="12" w:space="0" w:color="666666"/>
+              <w:right w:val="single" w:sz="4" w:space="0" w:color="999999"/>
+            </w:tcBorders>
+            <w:tcMar>
+              <w:top w:w="0" w:type="dxa"/>
+              <w:left w:w="108" w:type="dxa"/>
+              <w:bottom w:w="0" w:type="dxa"/>
+              <w:right w:w="108" w:type="dxa"/>
+            </w:tcMar>
+          </w:tcPr>
+          <w:p>
+            <w:pPr>
+              <w:spacing w:after="0"/>
+              <w:rPr>
+                <w:b/>
+                <w:bCs/>
+              </w:rPr>
+            </w:pPr>
+            <w:r>
+              <w:rPr>
+                <w:b/>
+                <w:bCs/>
+              </w:rPr>
+              <w:t>Descripción</w:t>
+            </w:r>
+          </w:p>
+        </w:tc>
+      </w:tr>
+      <w:tr>
+        <w:tc>
+          <w:tcPr>
+            <w:tcW w:w="1685" w:type="dxa"/>
+            <w:tcBorders>
+              <w:top w:val="single" w:sz="4" w:space="0" w:color="999999"/>
+              <w:left w:val="single" w:sz="4" w:space="0" w:color="999999"/>
+              <w:bottom w:val="single" w:sz="4" w:space="0" w:color="999999"/>
+              <w:right w:val="single" w:sz="4" w:space="0" w:color="999999"/>
+            </w:tcBorders>
+            <w:tcMar>
+              <w:top w:w="0" w:type="dxa"/>
+              <w:left w:w="108" w:type="dxa"/>
+              <w:bottom w:w="0" w:type="dxa"/>
+              <w:right w:w="108" w:type="dxa"/>
+            </w:tcMar>
+          </w:tcPr>
+          <w:p>
+            <w:pPr>
+              <w:spacing w:after="0"/>
+              <w:rPr>
+                <w:b/>
+                <w:bCs/>
+              </w:rPr>
+            </w:pPr>
+            <w:r>
+              <w:rPr>
+                <w:b/>
+                <w:bCs/>
+              </w:rPr>
+              <w:t>Nombre</w:t>
+            </w:r>
+          </w:p>
+        </w:tc>
+        <w:tc>
+          <w:tcPr>
+            <w:tcW w:w="6089" w:type="dxa"/>
+            <w:tcBorders>
+              <w:top w:val="single" w:sz="4" w:space="0" w:color="999999"/>
+              <w:left w:val="single" w:sz="4" w:space="0" w:color="999999"/>
+              <w:bottom w:val="single" w:sz="4" w:space="0" w:color="999999"/>
+              <w:right w:val="single" w:sz="4" w:space="0" w:color="999999"/>
+            </w:tcBorders>
+            <w:tcMar>
+              <w:top w:w="0" w:type="dxa"/>
+              <w:left w:w="108" w:type="dxa"/>
+              <w:bottom w:w="0" w:type="dxa"/>
+              <w:right w:w="108" w:type="dxa"/>
+            </w:tcMar>
+          </w:tcPr>
+          <w:p>
+            <w:pPr>
+              <w:spacing w:after="0"/>
+            </w:pPr>
+            <w:r>
+              <w:t>Es el nombre dado a la simulación.</w:t>
+            </w:r>
+          </w:p>
+        </w:tc>
+      </w:tr>
+      <w:tr>
+        <w:tc>
+          <w:tcPr>
+            <w:tcW w:w="1685" w:type="dxa"/>
+            <w:tcBorders>
+              <w:top w:val="single" w:sz="4" w:space="0" w:color="999999"/>
+              <w:left w:val="single" w:sz="4" w:space="0" w:color="999999"/>
+              <w:bottom w:val="single" w:sz="4" w:space="0" w:color="999999"/>
+              <w:right w:val="single" w:sz="4" w:space="0" w:color="999999"/>
+            </w:tcBorders>
+            <w:tcMar>
+              <w:top w:w="0" w:type="dxa"/>
+              <w:left w:w="108" w:type="dxa"/>
+              <w:bottom w:w="0" w:type="dxa"/>
+              <w:right w:w="108" w:type="dxa"/>
+            </w:tcMar>
+          </w:tcPr>
+          <w:p>
+            <w:pPr>
+              <w:spacing w:after="0"/>
+              <w:rPr>
+                <w:b/>
+                <w:bCs/>
+              </w:rPr>
+            </w:pPr>
+            <w:r>
+              <w:rPr>
+                <w:b/>
+                <w:bCs/>
+              </w:rPr>
+              <w:t>Nº registros por instante</w:t>
+            </w:r>
+          </w:p>
+        </w:tc>
+        <w:tc>
+          <w:tcPr>
+            <w:tcW w:w="6089" w:type="dxa"/>
+            <w:tcBorders>
+              <w:top w:val="single" w:sz="4" w:space="0" w:color="999999"/>
+              <w:left w:val="single" w:sz="4" w:space="0" w:color="999999"/>
+              <w:bottom w:val="single" w:sz="4" w:space="0" w:color="999999"/>
+              <w:right w:val="single" w:sz="4" w:space="0" w:color="999999"/>
+            </w:tcBorders>
+            <w:tcMar>
+              <w:top w:w="0" w:type="dxa"/>
+              <w:left w:w="108" w:type="dxa"/>
+              <w:bottom w:w="0" w:type="dxa"/>
+              <w:right w:w="108" w:type="dxa"/>
+            </w:tcMar>
+          </w:tcPr>
+          <w:p>
+            <w:pPr>
+              <w:spacing w:after="0"/>
+            </w:pPr>
+            <w:r>
+              <w:t>Rango numérico de registros que se generará en cada intervalo.</w:t>
+            </w:r>
+          </w:p>
+        </w:tc>
+      </w:tr>
+      <w:tr>
+        <w:tc>
+          <w:tcPr>
+            <w:tcW w:w="1685" w:type="dxa"/>
+            <w:tcBorders>
+              <w:top w:val="single" w:sz="4" w:space="0" w:color="999999"/>
+              <w:left w:val="single" w:sz="4" w:space="0" w:color="999999"/>
+              <w:bottom w:val="single" w:sz="4" w:space="0" w:color="999999"/>
+              <w:right w:val="single" w:sz="4" w:space="0" w:color="999999"/>
+            </w:tcBorders>
+            <w:tcMar>
+              <w:top w:w="0" w:type="dxa"/>
+              <w:left w:w="108" w:type="dxa"/>
+              <w:bottom w:w="0" w:type="dxa"/>
+              <w:right w:w="108" w:type="dxa"/>
+            </w:tcMar>
+          </w:tcPr>
+          <w:p>
+            <w:pPr>
+              <w:spacing w:after="0"/>
+              <w:rPr>
+                <w:b/>
+                <w:bCs/>
+              </w:rPr>
+            </w:pPr>
+            <w:r>
+              <w:rPr>
+                <w:b/>
+                <w:bCs/>
+              </w:rPr>
+              <w:t>No repetir</w:t>
+            </w:r>
+          </w:p>
+        </w:tc>
+        <w:tc>
+          <w:tcPr>
+            <w:tcW w:w="6089" w:type="dxa"/>
+            <w:tcBorders>
+              <w:top w:val="single" w:sz="4" w:space="0" w:color="999999"/>
+              <w:left w:val="single" w:sz="4" w:space="0" w:color="999999"/>
+              <w:bottom w:val="single" w:sz="4" w:space="0" w:color="999999"/>
+              <w:right w:val="single" w:sz="4" w:space="0" w:color="999999"/>
+            </w:tcBorders>
+            <w:tcMar>
+              <w:top w:w="0" w:type="dxa"/>
+              <w:left w:w="108" w:type="dxa"/>
+              <w:bottom w:w="0" w:type="dxa"/>
+              <w:right w:w="108" w:type="dxa"/>
+            </w:tcMar>
+          </w:tcPr>
+          <w:p>
+            <w:pPr>
+              <w:spacing w:after="0"/>
+            </w:pPr>
+            <w:r>
+              <w:t>Opción utilizada si se quiere permitir o no el repetir sensores durante la generación de cada bloque de registros generados durante la simulación.</w:t>
+            </w:r>
+          </w:p>
+        </w:tc>
+      </w:tr>
+      <w:tr>
+        <w:tc>
+          <w:tcPr>
+            <w:tcW w:w="1685" w:type="dxa"/>
+            <w:tcBorders>
+              <w:top w:val="single" w:sz="4" w:space="0" w:color="999999"/>
+              <w:left w:val="single" w:sz="4" w:space="0" w:color="999999"/>
+              <w:bottom w:val="single" w:sz="4" w:space="0" w:color="999999"/>
+              <w:right w:val="single" w:sz="4" w:space="0" w:color="999999"/>
+            </w:tcBorders>
+            <w:tcMar>
+              <w:top w:w="0" w:type="dxa"/>
+              <w:left w:w="108" w:type="dxa"/>
+              <w:bottom w:w="0" w:type="dxa"/>
+              <w:right w:w="108" w:type="dxa"/>
+            </w:tcMar>
+          </w:tcPr>
+          <w:p>
+            <w:pPr>
+              <w:spacing w:after="0"/>
+              <w:rPr>
+                <w:b/>
+                <w:bCs/>
+              </w:rPr>
+            </w:pPr>
+            <w:r>
+              <w:rPr>
+                <w:b/>
+                <w:bCs/>
+              </w:rPr>
+              <w:t>Tiempo entre registros</w:t>
+            </w:r>
+          </w:p>
+        </w:tc>
+        <w:tc>
+          <w:tcPr>
+            <w:tcW w:w="6089" w:type="dxa"/>
+            <w:tcBorders>
+              <w:top w:val="single" w:sz="4" w:space="0" w:color="999999"/>
+              <w:left w:val="single" w:sz="4" w:space="0" w:color="999999"/>
+              <w:bottom w:val="single" w:sz="4" w:space="0" w:color="999999"/>
+              <w:right w:val="single" w:sz="4" w:space="0" w:color="999999"/>
+            </w:tcBorders>
+            <w:tcMar>
+              <w:top w:w="0" w:type="dxa"/>
+              <w:left w:w="108" w:type="dxa"/>
+              <w:bottom w:w="0" w:type="dxa"/>
+              <w:right w:w="108" w:type="dxa"/>
+            </w:tcMar>
+          </w:tcPr>
+          <w:p>
+            <w:pPr>
+              <w:spacing w:after="0"/>
+            </w:pPr>
+            <w:r>
+              <w:t>Intervalo de tiempo en segundos entre cada registro generado.</w:t>
+            </w:r>
+          </w:p>
+        </w:tc>
+      </w:tr>
+      <w:tr>
+        <w:tc>
+          <w:tcPr>
+            <w:tcW w:w="1685" w:type="dxa"/>
+            <w:tcBorders>
+              <w:top w:val="single" w:sz="4" w:space="0" w:color="999999"/>
+              <w:left w:val="single" w:sz="4" w:space="0" w:color="999999"/>
+              <w:bottom w:val="single" w:sz="4" w:space="0" w:color="999999"/>
+              <w:right w:val="single" w:sz="4" w:space="0" w:color="999999"/>
+            </w:tcBorders>
+            <w:tcMar>
+              <w:top w:w="0" w:type="dxa"/>
+              <w:left w:w="108" w:type="dxa"/>
+              <w:bottom w:w="0" w:type="dxa"/>
+              <w:right w:w="108" w:type="dxa"/>
+            </w:tcMar>
+          </w:tcPr>
+          <w:p>
+            <w:pPr>
+              <w:spacing w:after="0"/>
+              <w:rPr>
+                <w:b/>
+                <w:bCs/>
+              </w:rPr>
+            </w:pPr>
+            <w:r>
+              <w:rPr>
+                <w:b/>
+                <w:bCs/>
+              </w:rPr>
+              <w:t>Step</w:t>
+            </w:r>
+          </w:p>
+        </w:tc>
+        <w:tc>
+          <w:tcPr>
+            <w:tcW w:w="6089" w:type="dxa"/>
+            <w:tcBorders>
+              <w:top w:val="single" w:sz="4" w:space="0" w:color="999999"/>
+              <w:left w:val="single" w:sz="4" w:space="0" w:color="999999"/>
+              <w:bottom w:val="single" w:sz="4" w:space="0" w:color="999999"/>
+              <w:right w:val="single" w:sz="4" w:space="0" w:color="999999"/>
+            </w:tcBorders>
+            <w:tcMar>
+              <w:top w:w="0" w:type="dxa"/>
+              <w:left w:w="108" w:type="dxa"/>
+              <w:bottom w:w="0" w:type="dxa"/>
+              <w:right w:w="108" w:type="dxa"/>
+            </w:tcMar>
+          </w:tcPr>
+          <w:p>
+            <w:pPr>
+              <w:spacing w:after="0"/>
+            </w:pPr>
+            <w:r>
+              <w:t>Tiempo en segundos de separación que tendrá cada registro generado.</w:t>
+            </w:r>
+          </w:p>
+        </w:tc>
+      </w:tr>
+      <w:tr>
+        <w:tc>
+          <w:tcPr>
+            <w:tcW w:w="1685" w:type="dxa"/>
+            <w:tcBorders>
+              <w:top w:val="single" w:sz="4" w:space="0" w:color="999999"/>
+              <w:left w:val="single" w:sz="4" w:space="0" w:color="999999"/>
+              <w:bottom w:val="single" w:sz="4" w:space="0" w:color="999999"/>
+              <w:right w:val="single" w:sz="4" w:space="0" w:color="999999"/>
+            </w:tcBorders>
+            <w:tcMar>
+              <w:top w:w="0" w:type="dxa"/>
+              <w:left w:w="108" w:type="dxa"/>
+              <w:bottom w:w="0" w:type="dxa"/>
+              <w:right w:w="108" w:type="dxa"/>
+            </w:tcMar>
+          </w:tcPr>
+          <w:p>
+            <w:pPr>
+              <w:spacing w:after="0"/>
+              <w:rPr>
+                <w:b/>
+                <w:bCs/>
+              </w:rPr>
+            </w:pPr>
+            <w:r>
+              <w:rPr>
+                <w:b/>
+                <w:bCs/>
+              </w:rPr>
+              <w:t xml:space="preserve">Fecha inicio / fin de simulación </w:t>
+            </w:r>
+          </w:p>
+        </w:tc>
+        <w:tc>
+          <w:tcPr>
+            <w:tcW w:w="6089" w:type="dxa"/>
+            <w:tcBorders>
+              <w:top w:val="single" w:sz="4" w:space="0" w:color="999999"/>
+              <w:left w:val="single" w:sz="4" w:space="0" w:color="999999"/>
+              <w:bottom w:val="single" w:sz="4" w:space="0" w:color="999999"/>
+              <w:right w:val="single" w:sz="4" w:space="0" w:color="999999"/>
+            </w:tcBorders>
+            <w:tcMar>
+              <w:top w:w="0" w:type="dxa"/>
+              <w:left w:w="108" w:type="dxa"/>
+              <w:bottom w:w="0" w:type="dxa"/>
+              <w:right w:w="108" w:type="dxa"/>
+            </w:tcMar>
+          </w:tcPr>
+          <w:p>
+            <w:pPr>
+              <w:spacing w:after="0"/>
+            </w:pPr>
+            <w:r>
+              <w:t>Fecha de inicio y fin en que los registros se irán generando durante la simulación.</w:t>
+            </w:r>
+          </w:p>
+        </w:tc>
+      </w:tr>
+      <w:tr>
+        <w:tc>
+          <w:tcPr>
+            <w:tcW w:w="1685" w:type="dxa"/>
+            <w:tcBorders>
+              <w:top w:val="single" w:sz="4" w:space="0" w:color="999999"/>
+              <w:left w:val="single" w:sz="4" w:space="0" w:color="999999"/>
+              <w:bottom w:val="single" w:sz="4" w:space="0" w:color="999999"/>
+              <w:right w:val="single" w:sz="4" w:space="0" w:color="999999"/>
+            </w:tcBorders>
+            <w:tcMar>
+              <w:top w:w="0" w:type="dxa"/>
+              <w:left w:w="108" w:type="dxa"/>
+              <w:bottom w:w="0" w:type="dxa"/>
+              <w:right w:w="108" w:type="dxa"/>
+            </w:tcMar>
+          </w:tcPr>
+          <w:p>
+            <w:pPr>
+              <w:spacing w:after="0"/>
+              <w:rPr>
+                <w:b/>
+                <w:bCs/>
+              </w:rPr>
+            </w:pPr>
+            <w:r>
+              <w:rPr>
+                <w:b/>
+                <w:bCs/>
+              </w:rPr>
+              <w:t>Parámetros</w:t>
+            </w:r>
+          </w:p>
+        </w:tc>
+        <w:tc>
+          <w:tcPr>
+            <w:tcW w:w="6089" w:type="dxa"/>
+            <w:tcBorders>
+              <w:top w:val="single" w:sz="4" w:space="0" w:color="999999"/>
+              <w:left w:val="single" w:sz="4" w:space="0" w:color="999999"/>
+              <w:bottom w:val="single" w:sz="4" w:space="0" w:color="999999"/>
+              <w:right w:val="single" w:sz="4" w:space="0" w:color="999999"/>
+            </w:tcBorders>
+            <w:tcMar>
+              <w:top w:w="0" w:type="dxa"/>
+              <w:left w:w="108" w:type="dxa"/>
+              <w:bottom w:w="0" w:type="dxa"/>
+              <w:right w:w="108" w:type="dxa"/>
+            </w:tcMar>
+          </w:tcPr>
+          <w:p>
+            <w:pPr>
+              <w:spacing w:after="0"/>
+            </w:pPr>
+            <w:r>
+              <w:t>Es la plantilla que se utilizará durante la generación de los datos de la simulación.</w:t>
+            </w:r>
+          </w:p>
+        </w:tc>
+      </w:tr>
+      <w:tr>
+        <w:tc>
+          <w:tcPr>
+            <w:tcW w:w="1685" w:type="dxa"/>
+            <w:tcBorders>
+              <w:top w:val="single" w:sz="4" w:space="0" w:color="999999"/>
+              <w:left w:val="single" w:sz="4" w:space="0" w:color="999999"/>
+              <w:bottom w:val="single" w:sz="4" w:space="0" w:color="999999"/>
+              <w:right w:val="single" w:sz="4" w:space="0" w:color="999999"/>
+            </w:tcBorders>
+            <w:tcMar>
+              <w:top w:w="0" w:type="dxa"/>
+              <w:left w:w="108" w:type="dxa"/>
+              <w:bottom w:w="0" w:type="dxa"/>
+              <w:right w:w="108" w:type="dxa"/>
+            </w:tcMar>
+          </w:tcPr>
+          <w:p>
+            <w:pPr>
+              <w:spacing w:after="0"/>
+              <w:rPr>
+                <w:b/>
+                <w:bCs/>
+              </w:rPr>
+            </w:pPr>
+            <w:r>
+              <w:rPr>
+                <w:b/>
+                <w:bCs/>
+              </w:rPr>
+              <w:t>Secciones</w:t>
+            </w:r>
+          </w:p>
+        </w:tc>
+        <w:tc>
+          <w:tcPr>
+            <w:tcW w:w="6089" w:type="dxa"/>
+            <w:tcBorders>
+              <w:top w:val="single" w:sz="4" w:space="0" w:color="999999"/>
+              <w:left w:val="single" w:sz="4" w:space="0" w:color="999999"/>
+              <w:bottom w:val="single" w:sz="4" w:space="0" w:color="999999"/>
+              <w:right w:val="single" w:sz="4" w:space="0" w:color="999999"/>
+            </w:tcBorders>
+            <w:tcMar>
+              <w:top w:w="0" w:type="dxa"/>
+              <w:left w:w="108" w:type="dxa"/>
+              <w:bottom w:w="0" w:type="dxa"/>
+              <w:right w:w="108" w:type="dxa"/>
+            </w:tcMar>
+          </w:tcPr>
+          <w:p>
+            <w:pPr>
+              <w:spacing w:after="0"/>
+            </w:pPr>
+            <w:r>
+              <w:t>Aquí se añadirán todas las secciones que contiene cada patrón utilizado en la simulación.</w:t>
+            </w:r>
+          </w:p>
+        </w:tc>
+      </w:tr>
+    </w:tbl>
+    <w:p>
+      <w:pPr>
+        <w:ind w:left="720"/>
+      </w:pPr>
+    </w:p>
+    <w:p>
+      <w:pPr>
+        <w:ind w:left="720"/>
+      </w:pPr>
+      <w:r>
+        <w:t>Estos campos serán validados de la siguiente manera:</w:t>
+      </w:r>
+    </w:p>
+    <w:p>
+      <w:pPr>
+        <w:pStyle w:val="Prrafodelista"/>
+        <w:numPr>
+          <w:ilvl w:val="1"/>
+          <w:numId w:val="7"/>
+        </w:numPr>
+      </w:pPr>
+      <w:r>
+        <w:t>Solo se podrán configurar las secciones con sus patrones si se ha añadido el campo Step previamente.</w:t>
+      </w:r>
+    </w:p>
+    <w:p>
+      <w:pPr>
+        <w:pStyle w:val="Prrafodelista"/>
+        <w:numPr>
+          <w:ilvl w:val="1"/>
+          <w:numId w:val="7"/>
+        </w:numPr>
+      </w:pPr>
+      <w:r>
+        <w:t xml:space="preserve">Los campos no podrán </w:t>
+      </w:r>
+      <w:r>
+        <w:t xml:space="preserve">estar </w:t>
+      </w:r>
+      <w:r>
+        <w:t>vacíos.</w:t>
+      </w:r>
+    </w:p>
+    <w:p>
+      <w:pPr>
+        <w:ind w:left="720"/>
+      </w:pPr>
+      <w:r>
+        <w:t>Los parámetros disponibles para configurar serán los siguientes:</w:t>
+      </w:r>
+    </w:p>
+    <w:tbl>
+      <w:tblPr>
+        <w:tblW w:w="8494" w:type="dxa"/>
+        <w:tblCellMar>
+          <w:left w:w="10" w:type="dxa"/>
+          <w:right w:w="10" w:type="dxa"/>
+        </w:tblCellMar>
+        <w:tblLook w:val="0000" w:firstRow="0" w:lastRow="0" w:firstColumn="0" w:lastColumn="0" w:noHBand="0" w:noVBand="0"/>
+      </w:tblPr>
+      <w:tblGrid>
+        <w:gridCol w:w="2122"/>
+        <w:gridCol w:w="4110"/>
+        <w:gridCol w:w="2262"/>
+      </w:tblGrid>
+      <w:tr>
+        <w:tc>
+          <w:tcPr>
+            <w:tcW w:w="2122" w:type="dxa"/>
+            <w:tcBorders>
+              <w:top w:val="single" w:sz="4" w:space="0" w:color="999999"/>
+              <w:left w:val="single" w:sz="4" w:space="0" w:color="999999"/>
+              <w:bottom w:val="single" w:sz="12" w:space="0" w:color="666666"/>
+              <w:right w:val="single" w:sz="4" w:space="0" w:color="999999"/>
+            </w:tcBorders>
+            <w:tcMar>
+              <w:top w:w="0" w:type="dxa"/>
+              <w:left w:w="108" w:type="dxa"/>
+              <w:bottom w:w="0" w:type="dxa"/>
+              <w:right w:w="108" w:type="dxa"/>
+            </w:tcMar>
+          </w:tcPr>
+          <w:p>
+            <w:pPr>
+              <w:spacing w:after="0"/>
+              <w:rPr>
+                <w:b/>
+                <w:bCs/>
+              </w:rPr>
+            </w:pPr>
+            <w:r>
+              <w:rPr>
+                <w:b/>
+                <w:bCs/>
+              </w:rPr>
+              <w:t>Patrón identificador</w:t>
+            </w:r>
+          </w:p>
+        </w:tc>
+        <w:tc>
+          <w:tcPr>
+            <w:tcW w:w="4110" w:type="dxa"/>
+            <w:tcBorders>
+              <w:top w:val="single" w:sz="4" w:space="0" w:color="999999"/>
+              <w:left w:val="single" w:sz="4" w:space="0" w:color="999999"/>
+              <w:bottom w:val="single" w:sz="12" w:space="0" w:color="666666"/>
+              <w:right w:val="single" w:sz="4" w:space="0" w:color="999999"/>
+            </w:tcBorders>
+            <w:tcMar>
+              <w:top w:w="0" w:type="dxa"/>
+              <w:left w:w="108" w:type="dxa"/>
+              <w:bottom w:w="0" w:type="dxa"/>
+              <w:right w:w="108" w:type="dxa"/>
+            </w:tcMar>
+          </w:tcPr>
+          <w:p>
+            <w:pPr>
+              <w:spacing w:after="0"/>
+              <w:rPr>
+                <w:b/>
+                <w:bCs/>
+              </w:rPr>
+            </w:pPr>
+            <w:r>
+              <w:rPr>
+                <w:b/>
+                <w:bCs/>
+              </w:rPr>
+              <w:t>Función</w:t>
+            </w:r>
+          </w:p>
+        </w:tc>
+        <w:tc>
+          <w:tcPr>
+            <w:tcW w:w="2262" w:type="dxa"/>
+            <w:tcBorders>
+              <w:top w:val="single" w:sz="4" w:space="0" w:color="999999"/>
+              <w:left w:val="single" w:sz="4" w:space="0" w:color="999999"/>
+              <w:bottom w:val="single" w:sz="12" w:space="0" w:color="666666"/>
+              <w:right w:val="single" w:sz="4" w:space="0" w:color="999999"/>
+            </w:tcBorders>
+            <w:tcMar>
+              <w:top w:w="0" w:type="dxa"/>
+              <w:left w:w="108" w:type="dxa"/>
+              <w:bottom w:w="0" w:type="dxa"/>
+              <w:right w:w="108" w:type="dxa"/>
+            </w:tcMar>
+          </w:tcPr>
+          <w:p>
+            <w:pPr>
+              <w:spacing w:after="0"/>
+              <w:rPr>
+                <w:b/>
+                <w:bCs/>
+              </w:rPr>
+            </w:pPr>
+            <w:r>
+              <w:rPr>
+                <w:b/>
+                <w:bCs/>
+              </w:rPr>
+              <w:t>Ejemplo de resultado</w:t>
+            </w:r>
+          </w:p>
+        </w:tc>
+      </w:tr>
+      <w:tr>
+        <w:tc>
+          <w:tcPr>
+            <w:tcW w:w="2122" w:type="dxa"/>
+            <w:tcBorders>
+              <w:top w:val="single" w:sz="4" w:space="0" w:color="999999"/>
+              <w:left w:val="single" w:sz="4" w:space="0" w:color="999999"/>
+              <w:bottom w:val="single" w:sz="4" w:space="0" w:color="999999"/>
+              <w:right w:val="single" w:sz="4" w:space="0" w:color="999999"/>
+            </w:tcBorders>
+            <w:tcMar>
+              <w:top w:w="0" w:type="dxa"/>
+              <w:left w:w="108" w:type="dxa"/>
+              <w:bottom w:w="0" w:type="dxa"/>
+              <w:right w:w="108" w:type="dxa"/>
+            </w:tcMar>
+          </w:tcPr>
+          <w:p>
+            <w:pPr>
+              <w:spacing w:after="0"/>
+              <w:rPr>
+                <w:b/>
+                <w:bCs/>
+              </w:rPr>
+            </w:pPr>
+            <w:r>
+              <w:rPr>
+                <w:b/>
+                <w:bCs/>
+              </w:rPr>
+              <w:t>^pattern</w:t>
+            </w:r>
+          </w:p>
+        </w:tc>
+        <w:tc>
+          <w:tcPr>
+            <w:tcW w:w="4110" w:type="dxa"/>
+            <w:tcBorders>
+              <w:top w:val="single" w:sz="4" w:space="0" w:color="999999"/>
+              <w:left w:val="single" w:sz="4" w:space="0" w:color="999999"/>
+              <w:bottom w:val="single" w:sz="4" w:space="0" w:color="999999"/>
+              <w:right w:val="single" w:sz="4" w:space="0" w:color="999999"/>
+            </w:tcBorders>
+            <w:tcMar>
+              <w:top w:w="0" w:type="dxa"/>
+              <w:left w:w="108" w:type="dxa"/>
+              <w:bottom w:w="0" w:type="dxa"/>
+              <w:right w:w="108" w:type="dxa"/>
+            </w:tcMar>
+          </w:tcPr>
+          <w:p>
+            <w:pPr>
+              <w:spacing w:after="0"/>
+            </w:pPr>
+            <w:r>
+              <w:t>Se asigna el valor generado durante la simulación dado el patrón que esté siguiendo.</w:t>
+            </w:r>
+          </w:p>
+        </w:tc>
+        <w:tc>
+          <w:tcPr>
+            <w:tcW w:w="2262" w:type="dxa"/>
+            <w:tcBorders>
+              <w:top w:val="single" w:sz="4" w:space="0" w:color="999999"/>
+              <w:left w:val="single" w:sz="4" w:space="0" w:color="999999"/>
+              <w:bottom w:val="single" w:sz="4" w:space="0" w:color="999999"/>
+              <w:right w:val="single" w:sz="4" w:space="0" w:color="999999"/>
+            </w:tcBorders>
+            <w:tcMar>
+              <w:top w:w="0" w:type="dxa"/>
+              <w:left w:w="108" w:type="dxa"/>
+              <w:bottom w:w="0" w:type="dxa"/>
+              <w:right w:w="108" w:type="dxa"/>
+            </w:tcMar>
+          </w:tcPr>
+          <w:p>
+            <w:pPr>
+              <w:spacing w:after="0"/>
+            </w:pPr>
+            <w:r>
+              <w:t>23.65</w:t>
+            </w:r>
+          </w:p>
+        </w:tc>
+      </w:tr>
+      <w:tr>
+        <w:tc>
+          <w:tcPr>
+            <w:tcW w:w="2122" w:type="dxa"/>
+            <w:tcBorders>
+              <w:top w:val="single" w:sz="4" w:space="0" w:color="999999"/>
+              <w:left w:val="single" w:sz="4" w:space="0" w:color="999999"/>
+              <w:bottom w:val="single" w:sz="4" w:space="0" w:color="999999"/>
+              <w:right w:val="single" w:sz="4" w:space="0" w:color="999999"/>
+            </w:tcBorders>
+            <w:tcMar>
+              <w:top w:w="0" w:type="dxa"/>
+              <w:left w:w="108" w:type="dxa"/>
+              <w:bottom w:w="0" w:type="dxa"/>
+              <w:right w:w="108" w:type="dxa"/>
+            </w:tcMar>
+          </w:tcPr>
+          <w:p>
+            <w:pPr>
+              <w:spacing w:after="0"/>
+              <w:rPr>
+                <w:b/>
+                <w:bCs/>
+              </w:rPr>
+            </w:pPr>
+            <w:r>
+              <w:rPr>
+                <w:b/>
+                <w:bCs/>
+              </w:rPr>
+              <w:t>^time</w:t>
+            </w:r>
+          </w:p>
+        </w:tc>
+        <w:tc>
+          <w:tcPr>
+            <w:tcW w:w="4110" w:type="dxa"/>
+            <w:tcBorders>
+              <w:top w:val="single" w:sz="4" w:space="0" w:color="999999"/>
+              <w:left w:val="single" w:sz="4" w:space="0" w:color="999999"/>
+              <w:bottom w:val="single" w:sz="4" w:space="0" w:color="999999"/>
+              <w:right w:val="single" w:sz="4" w:space="0" w:color="999999"/>
+            </w:tcBorders>
+            <w:tcMar>
+              <w:top w:w="0" w:type="dxa"/>
+              <w:left w:w="108" w:type="dxa"/>
+              <w:bottom w:w="0" w:type="dxa"/>
+              <w:right w:w="108" w:type="dxa"/>
+            </w:tcMar>
+          </w:tcPr>
+          <w:p>
+            <w:pPr>
+              <w:spacing w:after="0"/>
+            </w:pPr>
+            <w:r>
+              <w:t>Se asigna la marca de tiempo (timestamp) en milisegundos.</w:t>
+            </w:r>
+          </w:p>
+        </w:tc>
+        <w:tc>
+          <w:tcPr>
+            <w:tcW w:w="2262" w:type="dxa"/>
+            <w:tcBorders>
+              <w:top w:val="single" w:sz="4" w:space="0" w:color="999999"/>
+              <w:left w:val="single" w:sz="4" w:space="0" w:color="999999"/>
+              <w:bottom w:val="single" w:sz="4" w:space="0" w:color="999999"/>
+              <w:right w:val="single" w:sz="4" w:space="0" w:color="999999"/>
+            </w:tcBorders>
+            <w:tcMar>
+              <w:top w:w="0" w:type="dxa"/>
+              <w:left w:w="108" w:type="dxa"/>
+              <w:bottom w:w="0" w:type="dxa"/>
+              <w:right w:w="108" w:type="dxa"/>
+            </w:tcMar>
+          </w:tcPr>
+          <w:p>
+            <w:pPr>
+              <w:spacing w:after="0"/>
+            </w:pPr>
+            <w:r>
+              <w:t>1772022600000</w:t>
+            </w:r>
+          </w:p>
+        </w:tc>
+      </w:tr>
+      <w:tr>
+        <w:tc>
+          <w:tcPr>
+            <w:tcW w:w="2122" w:type="dxa"/>
+            <w:tcBorders>
+              <w:top w:val="single" w:sz="4" w:space="0" w:color="999999"/>
+              <w:left w:val="single" w:sz="4" w:space="0" w:color="999999"/>
+              <w:bottom w:val="single" w:sz="4" w:space="0" w:color="999999"/>
+              <w:right w:val="single" w:sz="4" w:space="0" w:color="999999"/>
+            </w:tcBorders>
+            <w:tcMar>
+              <w:top w:w="0" w:type="dxa"/>
+              <w:left w:w="108" w:type="dxa"/>
+              <w:bottom w:w="0" w:type="dxa"/>
+              <w:right w:w="108" w:type="dxa"/>
+            </w:tcMar>
+          </w:tcPr>
+          <w:p>
+            <w:pPr>
+              <w:spacing w:after="0"/>
+              <w:rPr>
+                <w:b/>
+                <w:bCs/>
+              </w:rPr>
+            </w:pPr>
+            <w:r>
+              <w:rPr>
+                <w:b/>
+                <w:bCs/>
+              </w:rPr>
+              <w:t>^positionlong</w:t>
+            </w:r>
+          </w:p>
+        </w:tc>
+        <w:tc>
+          <w:tcPr>
+            <w:tcW w:w="4110" w:type="dxa"/>
+            <w:tcBorders>
+              <w:top w:val="single" w:sz="4" w:space="0" w:color="999999"/>
+              <w:left w:val="single" w:sz="4" w:space="0" w:color="999999"/>
+              <w:bottom w:val="single" w:sz="4" w:space="0" w:color="999999"/>
+              <w:right w:val="single" w:sz="4" w:space="0" w:color="999999"/>
+            </w:tcBorders>
+            <w:tcMar>
+              <w:top w:w="0" w:type="dxa"/>
+              <w:left w:w="108" w:type="dxa"/>
+              <w:bottom w:w="0" w:type="dxa"/>
+              <w:right w:w="108" w:type="dxa"/>
+            </w:tcMar>
+          </w:tcPr>
+          <w:p>
+            <w:pPr>
+              <w:spacing w:after="0"/>
+            </w:pPr>
+            <w:r>
+              <w:t>Longitud geográfica del sensor configurado.</w:t>
+            </w:r>
+          </w:p>
+        </w:tc>
+        <w:tc>
+          <w:tcPr>
+            <w:tcW w:w="2262" w:type="dxa"/>
+            <w:tcBorders>
+              <w:top w:val="single" w:sz="4" w:space="0" w:color="999999"/>
+              <w:left w:val="single" w:sz="4" w:space="0" w:color="999999"/>
+              <w:bottom w:val="single" w:sz="4" w:space="0" w:color="999999"/>
+              <w:right w:val="single" w:sz="4" w:space="0" w:color="999999"/>
+            </w:tcBorders>
+            <w:tcMar>
+              <w:top w:w="0" w:type="dxa"/>
+              <w:left w:w="108" w:type="dxa"/>
+              <w:bottom w:w="0" w:type="dxa"/>
+              <w:right w:w="108" w:type="dxa"/>
+            </w:tcMar>
+          </w:tcPr>
+          <w:p>
+            <w:pPr>
+              <w:spacing w:after="0"/>
+            </w:pPr>
+            <w:r>
+              <w:t>2.1740</w:t>
+            </w:r>
+          </w:p>
+        </w:tc>
+      </w:tr>
+      <w:tr>
+        <w:tc>
+          <w:tcPr>
+            <w:tcW w:w="2122" w:type="dxa"/>
+            <w:tcBorders>
+              <w:top w:val="single" w:sz="4" w:space="0" w:color="999999"/>
+              <w:left w:val="single" w:sz="4" w:space="0" w:color="999999"/>
+              <w:bottom w:val="single" w:sz="4" w:space="0" w:color="999999"/>
+              <w:right w:val="single" w:sz="4" w:space="0" w:color="999999"/>
+            </w:tcBorders>
+            <w:tcMar>
+              <w:top w:w="0" w:type="dxa"/>
+              <w:left w:w="108" w:type="dxa"/>
+              <w:bottom w:w="0" w:type="dxa"/>
+              <w:right w:w="108" w:type="dxa"/>
+            </w:tcMar>
+          </w:tcPr>
+          <w:p>
+            <w:pPr>
+              <w:spacing w:after="0"/>
+              <w:rPr>
+                <w:b/>
+                <w:bCs/>
+              </w:rPr>
+            </w:pPr>
+            <w:r>
+              <w:rPr>
+                <w:b/>
+                <w:bCs/>
+              </w:rPr>
+              <w:t>^positionlat</w:t>
+            </w:r>
+          </w:p>
+        </w:tc>
+        <w:tc>
+          <w:tcPr>
+            <w:tcW w:w="4110" w:type="dxa"/>
+            <w:tcBorders>
+              <w:top w:val="single" w:sz="4" w:space="0" w:color="999999"/>
+              <w:left w:val="single" w:sz="4" w:space="0" w:color="999999"/>
+              <w:bottom w:val="single" w:sz="4" w:space="0" w:color="999999"/>
+              <w:right w:val="single" w:sz="4" w:space="0" w:color="999999"/>
+            </w:tcBorders>
+            <w:tcMar>
+              <w:top w:w="0" w:type="dxa"/>
+              <w:left w:w="108" w:type="dxa"/>
+              <w:bottom w:w="0" w:type="dxa"/>
+              <w:right w:w="108" w:type="dxa"/>
+            </w:tcMar>
+          </w:tcPr>
+          <w:p>
+            <w:pPr>
+              <w:spacing w:after="0"/>
+            </w:pPr>
+            <w:r>
+              <w:t>Latitud geográfica del sensor configurado.</w:t>
+            </w:r>
+          </w:p>
+        </w:tc>
+        <w:tc>
+          <w:tcPr>
+            <w:tcW w:w="2262" w:type="dxa"/>
+            <w:tcBorders>
+              <w:top w:val="single" w:sz="4" w:space="0" w:color="999999"/>
+              <w:left w:val="single" w:sz="4" w:space="0" w:color="999999"/>
+              <w:bottom w:val="single" w:sz="4" w:space="0" w:color="999999"/>
+              <w:right w:val="single" w:sz="4" w:space="0" w:color="999999"/>
+            </w:tcBorders>
+            <w:tcMar>
+              <w:top w:w="0" w:type="dxa"/>
+              <w:left w:w="108" w:type="dxa"/>
+              <w:bottom w:w="0" w:type="dxa"/>
+              <w:right w:w="108" w:type="dxa"/>
+            </w:tcMar>
+          </w:tcPr>
+          <w:p>
+            <w:pPr>
+              <w:spacing w:after="0"/>
+            </w:pPr>
+            <w:r>
+              <w:t>41.3851</w:t>
+            </w:r>
+          </w:p>
+        </w:tc>
+      </w:tr>
+      <w:tr>
+        <w:tc>
+          <w:tcPr>
+            <w:tcW w:w="2122" w:type="dxa"/>
+            <w:tcBorders>
+              <w:top w:val="single" w:sz="4" w:space="0" w:color="999999"/>
+              <w:left w:val="single" w:sz="4" w:space="0" w:color="999999"/>
+              <w:bottom w:val="single" w:sz="4" w:space="0" w:color="999999"/>
+              <w:right w:val="single" w:sz="4" w:space="0" w:color="999999"/>
+            </w:tcBorders>
+            <w:tcMar>
+              <w:top w:w="0" w:type="dxa"/>
+              <w:left w:w="108" w:type="dxa"/>
+              <w:bottom w:w="0" w:type="dxa"/>
+              <w:right w:w="108" w:type="dxa"/>
+            </w:tcMar>
+          </w:tcPr>
+          <w:p>
+            <w:pPr>
+              <w:spacing w:after="0"/>
+              <w:rPr>
+                <w:b/>
+                <w:bCs/>
+              </w:rPr>
+            </w:pPr>
+            <w:r>
+              <w:rPr>
+                <w:b/>
+                <w:bCs/>
+              </w:rPr>
+              <w:t>^positioncote</w:t>
+            </w:r>
+          </w:p>
+        </w:tc>
+        <w:tc>
+          <w:tcPr>
+            <w:tcW w:w="4110" w:type="dxa"/>
+            <w:tcBorders>
+              <w:top w:val="single" w:sz="4" w:space="0" w:color="999999"/>
+              <w:left w:val="single" w:sz="4" w:space="0" w:color="999999"/>
+              <w:bottom w:val="single" w:sz="4" w:space="0" w:color="999999"/>
+              <w:right w:val="single" w:sz="4" w:space="0" w:color="999999"/>
+            </w:tcBorders>
+            <w:tcMar>
+              <w:top w:w="0" w:type="dxa"/>
+              <w:left w:w="108" w:type="dxa"/>
+              <w:bottom w:w="0" w:type="dxa"/>
+              <w:right w:w="108" w:type="dxa"/>
+            </w:tcMar>
+          </w:tcPr>
+          <w:p>
+            <w:pPr>
+              <w:spacing w:after="0"/>
+            </w:pPr>
+            <w:r>
+              <w:t>Altura / Cota del sensor configurado.</w:t>
+            </w:r>
+          </w:p>
+        </w:tc>
+        <w:tc>
+          <w:tcPr>
+            <w:tcW w:w="2262" w:type="dxa"/>
+            <w:tcBorders>
+              <w:top w:val="single" w:sz="4" w:space="0" w:color="999999"/>
+              <w:left w:val="single" w:sz="4" w:space="0" w:color="999999"/>
+              <w:bottom w:val="single" w:sz="4" w:space="0" w:color="999999"/>
+              <w:right w:val="single" w:sz="4" w:space="0" w:color="999999"/>
+            </w:tcBorders>
+            <w:tcMar>
+              <w:top w:w="0" w:type="dxa"/>
+              <w:left w:w="108" w:type="dxa"/>
+              <w:bottom w:w="0" w:type="dxa"/>
+              <w:right w:w="108" w:type="dxa"/>
+            </w:tcMar>
+          </w:tcPr>
+          <w:p>
+            <w:pPr>
+              <w:spacing w:after="0"/>
+            </w:pPr>
+            <w:r>
+              <w:t>35</w:t>
+            </w:r>
+          </w:p>
+        </w:tc>
+      </w:tr>
+      <w:tr>
+        <w:tc>
+          <w:tcPr>
+            <w:tcW w:w="2122" w:type="dxa"/>
+            <w:tcBorders>
+              <w:top w:val="single" w:sz="4" w:space="0" w:color="999999"/>
+              <w:left w:val="single" w:sz="4" w:space="0" w:color="999999"/>
+              <w:bottom w:val="single" w:sz="4" w:space="0" w:color="999999"/>
+              <w:right w:val="single" w:sz="4" w:space="0" w:color="999999"/>
+            </w:tcBorders>
+            <w:tcMar>
+              <w:top w:w="0" w:type="dxa"/>
+              <w:left w:w="108" w:type="dxa"/>
+              <w:bottom w:w="0" w:type="dxa"/>
+              <w:right w:w="108" w:type="dxa"/>
+            </w:tcMar>
+          </w:tcPr>
+          <w:p>
+            <w:pPr>
+              <w:spacing w:after="0"/>
+              <w:rPr>
+                <w:b/>
+                <w:bCs/>
+              </w:rPr>
+            </w:pPr>
+            <w:r>
+              <w:rPr>
+                <w:b/>
+                <w:bCs/>
+              </w:rPr>
+              <w:lastRenderedPageBreak/>
+              <w:t>^positionalias</w:t>
+            </w:r>
+          </w:p>
+        </w:tc>
+        <w:tc>
+          <w:tcPr>
+            <w:tcW w:w="4110" w:type="dxa"/>
+            <w:tcBorders>
+              <w:top w:val="single" w:sz="4" w:space="0" w:color="999999"/>
+              <w:left w:val="single" w:sz="4" w:space="0" w:color="999999"/>
+              <w:bottom w:val="single" w:sz="4" w:space="0" w:color="999999"/>
+              <w:right w:val="single" w:sz="4" w:space="0" w:color="999999"/>
+            </w:tcBorders>
+            <w:tcMar>
+              <w:top w:w="0" w:type="dxa"/>
+              <w:left w:w="108" w:type="dxa"/>
+              <w:bottom w:w="0" w:type="dxa"/>
+              <w:right w:w="108" w:type="dxa"/>
+            </w:tcMar>
+          </w:tcPr>
+          <w:p>
+            <w:pPr>
+              <w:spacing w:after="0"/>
+            </w:pPr>
+            <w:r>
+              <w:t>Alias del sensor configurado.</w:t>
+            </w:r>
+          </w:p>
+        </w:tc>
+        <w:tc>
+          <w:tcPr>
+            <w:tcW w:w="2262" w:type="dxa"/>
+            <w:tcBorders>
+              <w:top w:val="single" w:sz="4" w:space="0" w:color="999999"/>
+              <w:left w:val="single" w:sz="4" w:space="0" w:color="999999"/>
+              <w:bottom w:val="single" w:sz="4" w:space="0" w:color="999999"/>
+              <w:right w:val="single" w:sz="4" w:space="0" w:color="999999"/>
+            </w:tcBorders>
+            <w:tcMar>
+              <w:top w:w="0" w:type="dxa"/>
+              <w:left w:w="108" w:type="dxa"/>
+              <w:bottom w:w="0" w:type="dxa"/>
+              <w:right w:w="108" w:type="dxa"/>
+            </w:tcMar>
+          </w:tcPr>
+          <w:p>
+            <w:pPr>
+              <w:spacing w:after="0"/>
+            </w:pPr>
+            <w:r>
+              <w:t>“Sensor_Norte_01”</w:t>
+            </w:r>
+          </w:p>
+        </w:tc>
+      </w:tr>
+      <w:tr>
+        <w:tc>
+          <w:tcPr>
+            <w:tcW w:w="2122" w:type="dxa"/>
+            <w:tcBorders>
+              <w:top w:val="single" w:sz="4" w:space="0" w:color="999999"/>
+              <w:left w:val="single" w:sz="4" w:space="0" w:color="999999"/>
+              <w:bottom w:val="single" w:sz="4" w:space="0" w:color="999999"/>
+              <w:right w:val="single" w:sz="4" w:space="0" w:color="999999"/>
+            </w:tcBorders>
+            <w:tcMar>
+              <w:top w:w="0" w:type="dxa"/>
+              <w:left w:w="108" w:type="dxa"/>
+              <w:bottom w:w="0" w:type="dxa"/>
+              <w:right w:w="108" w:type="dxa"/>
+            </w:tcMar>
+          </w:tcPr>
+          <w:p>
+            <w:pPr>
+              <w:spacing w:after="0"/>
+              <w:rPr>
+                <w:b/>
+                <w:bCs/>
+              </w:rPr>
+            </w:pPr>
+            <w:r>
+              <w:rPr>
+                <w:b/>
+                <w:bCs/>
+              </w:rPr>
+              <w:t>^positiondeveui</w:t>
+            </w:r>
+          </w:p>
+        </w:tc>
+        <w:tc>
+          <w:tcPr>
+            <w:tcW w:w="4110" w:type="dxa"/>
+            <w:tcBorders>
+              <w:top w:val="single" w:sz="4" w:space="0" w:color="999999"/>
+              <w:left w:val="single" w:sz="4" w:space="0" w:color="999999"/>
+              <w:bottom w:val="single" w:sz="4" w:space="0" w:color="999999"/>
+              <w:right w:val="single" w:sz="4" w:space="0" w:color="999999"/>
+            </w:tcBorders>
+            <w:tcMar>
+              <w:top w:w="0" w:type="dxa"/>
+              <w:left w:w="108" w:type="dxa"/>
+              <w:bottom w:w="0" w:type="dxa"/>
+              <w:right w:w="108" w:type="dxa"/>
+            </w:tcMar>
+          </w:tcPr>
+          <w:p>
+            <w:pPr>
+              <w:spacing w:after="0"/>
+            </w:pPr>
+            <w:r>
+              <w:t>Identificador DevEUI del sensor configurado.</w:t>
+            </w:r>
+          </w:p>
+        </w:tc>
+        <w:tc>
+          <w:tcPr>
+            <w:tcW w:w="2262" w:type="dxa"/>
+            <w:tcBorders>
+              <w:top w:val="single" w:sz="4" w:space="0" w:color="999999"/>
+              <w:left w:val="single" w:sz="4" w:space="0" w:color="999999"/>
+              <w:bottom w:val="single" w:sz="4" w:space="0" w:color="999999"/>
+              <w:right w:val="single" w:sz="4" w:space="0" w:color="999999"/>
+            </w:tcBorders>
+            <w:tcMar>
+              <w:top w:w="0" w:type="dxa"/>
+              <w:left w:w="108" w:type="dxa"/>
+              <w:bottom w:w="0" w:type="dxa"/>
+              <w:right w:w="108" w:type="dxa"/>
+            </w:tcMar>
+          </w:tcPr>
+          <w:p>
+            <w:pPr>
+              <w:spacing w:after="0"/>
+            </w:pPr>
+            <w:r>
+              <w:t>“C020000000000001”</w:t>
+            </w:r>
+          </w:p>
+        </w:tc>
+      </w:tr>
+      <w:tr>
+        <w:tc>
+          <w:tcPr>
+            <w:tcW w:w="2122" w:type="dxa"/>
+            <w:tcBorders>
+              <w:top w:val="single" w:sz="4" w:space="0" w:color="999999"/>
+              <w:left w:val="single" w:sz="4" w:space="0" w:color="999999"/>
+              <w:bottom w:val="single" w:sz="4" w:space="0" w:color="999999"/>
+              <w:right w:val="single" w:sz="4" w:space="0" w:color="999999"/>
+            </w:tcBorders>
+            <w:tcMar>
+              <w:top w:w="0" w:type="dxa"/>
+              <w:left w:w="108" w:type="dxa"/>
+              <w:bottom w:w="0" w:type="dxa"/>
+              <w:right w:w="108" w:type="dxa"/>
+            </w:tcMar>
+          </w:tcPr>
+          <w:p>
+            <w:pPr>
+              <w:spacing w:after="0"/>
+              <w:rPr>
+                <w:b/>
+                <w:bCs/>
+              </w:rPr>
+            </w:pPr>
+            <w:r>
+              <w:rPr>
+                <w:b/>
+                <w:bCs/>
+              </w:rPr>
+              <w:t>^positionjoineui</w:t>
+            </w:r>
+          </w:p>
+        </w:tc>
+        <w:tc>
+          <w:tcPr>
+            <w:tcW w:w="4110" w:type="dxa"/>
+            <w:tcBorders>
+              <w:top w:val="single" w:sz="4" w:space="0" w:color="999999"/>
+              <w:left w:val="single" w:sz="4" w:space="0" w:color="999999"/>
+              <w:bottom w:val="single" w:sz="4" w:space="0" w:color="999999"/>
+              <w:right w:val="single" w:sz="4" w:space="0" w:color="999999"/>
+            </w:tcBorders>
+            <w:tcMar>
+              <w:top w:w="0" w:type="dxa"/>
+              <w:left w:w="108" w:type="dxa"/>
+              <w:bottom w:w="0" w:type="dxa"/>
+              <w:right w:w="108" w:type="dxa"/>
+            </w:tcMar>
+          </w:tcPr>
+          <w:p>
+            <w:pPr>
+              <w:spacing w:after="0"/>
+            </w:pPr>
+            <w:r>
+              <w:t>Identificador JoinEUI del sensor configurado.</w:t>
+            </w:r>
+          </w:p>
+        </w:tc>
+        <w:tc>
+          <w:tcPr>
+            <w:tcW w:w="2262" w:type="dxa"/>
+            <w:tcBorders>
+              <w:top w:val="single" w:sz="4" w:space="0" w:color="999999"/>
+              <w:left w:val="single" w:sz="4" w:space="0" w:color="999999"/>
+              <w:bottom w:val="single" w:sz="4" w:space="0" w:color="999999"/>
+              <w:right w:val="single" w:sz="4" w:space="0" w:color="999999"/>
+            </w:tcBorders>
+            <w:tcMar>
+              <w:top w:w="0" w:type="dxa"/>
+              <w:left w:w="108" w:type="dxa"/>
+              <w:bottom w:w="0" w:type="dxa"/>
+              <w:right w:w="108" w:type="dxa"/>
+            </w:tcMar>
+          </w:tcPr>
+          <w:p>
+            <w:pPr>
+              <w:spacing w:after="0"/>
+            </w:pPr>
+            <w:r>
+              <w:t>“0000000000000000”</w:t>
+            </w:r>
+          </w:p>
+        </w:tc>
+      </w:tr>
+      <w:tr>
+        <w:tc>
+          <w:tcPr>
+            <w:tcW w:w="2122" w:type="dxa"/>
+            <w:tcBorders>
+              <w:top w:val="single" w:sz="4" w:space="0" w:color="999999"/>
+              <w:left w:val="single" w:sz="4" w:space="0" w:color="999999"/>
+              <w:bottom w:val="single" w:sz="4" w:space="0" w:color="999999"/>
+              <w:right w:val="single" w:sz="4" w:space="0" w:color="999999"/>
+            </w:tcBorders>
+            <w:tcMar>
+              <w:top w:w="0" w:type="dxa"/>
+              <w:left w:w="108" w:type="dxa"/>
+              <w:bottom w:w="0" w:type="dxa"/>
+              <w:right w:w="108" w:type="dxa"/>
+            </w:tcMar>
+          </w:tcPr>
+          <w:p>
+            <w:pPr>
+              <w:spacing w:after="0"/>
+              <w:rPr>
+                <w:b/>
+                <w:bCs/>
+              </w:rPr>
+            </w:pPr>
+            <w:r>
+              <w:rPr>
+                <w:b/>
+                <w:bCs/>
+              </w:rPr>
+              <w:t>^positiondevaddr</w:t>
+            </w:r>
+          </w:p>
+        </w:tc>
+        <w:tc>
+          <w:tcPr>
+            <w:tcW w:w="4110" w:type="dxa"/>
+            <w:tcBorders>
+              <w:top w:val="single" w:sz="4" w:space="0" w:color="999999"/>
+              <w:left w:val="single" w:sz="4" w:space="0" w:color="999999"/>
+              <w:bottom w:val="single" w:sz="4" w:space="0" w:color="999999"/>
+              <w:right w:val="single" w:sz="4" w:space="0" w:color="999999"/>
+            </w:tcBorders>
+            <w:tcMar>
+              <w:top w:w="0" w:type="dxa"/>
+              <w:left w:w="108" w:type="dxa"/>
+              <w:bottom w:w="0" w:type="dxa"/>
+              <w:right w:w="108" w:type="dxa"/>
+            </w:tcMar>
+          </w:tcPr>
+          <w:p>
+            <w:pPr>
+              <w:spacing w:after="0"/>
+            </w:pPr>
+            <w:r>
+              <w:t>Dirección DevAddr del sensor configurado.</w:t>
+            </w:r>
+          </w:p>
+        </w:tc>
+        <w:tc>
+          <w:tcPr>
+            <w:tcW w:w="2262" w:type="dxa"/>
+            <w:tcBorders>
+              <w:top w:val="single" w:sz="4" w:space="0" w:color="999999"/>
+              <w:left w:val="single" w:sz="4" w:space="0" w:color="999999"/>
+              <w:bottom w:val="single" w:sz="4" w:space="0" w:color="999999"/>
+              <w:right w:val="single" w:sz="4" w:space="0" w:color="999999"/>
+            </w:tcBorders>
+            <w:tcMar>
+              <w:top w:w="0" w:type="dxa"/>
+              <w:left w:w="108" w:type="dxa"/>
+              <w:bottom w:w="0" w:type="dxa"/>
+              <w:right w:w="108" w:type="dxa"/>
+            </w:tcMar>
+          </w:tcPr>
+          <w:p>
+            <w:pPr>
+              <w:spacing w:after="0"/>
+            </w:pPr>
+            <w:r>
+              <w:t>“BC000003”</w:t>
+            </w:r>
+          </w:p>
+        </w:tc>
+      </w:tr>
+      <w:tr>
+        <w:tc>
+          <w:tcPr>
+            <w:tcW w:w="2122" w:type="dxa"/>
+            <w:tcBorders>
+              <w:top w:val="single" w:sz="4" w:space="0" w:color="999999"/>
+              <w:left w:val="single" w:sz="4" w:space="0" w:color="999999"/>
+              <w:bottom w:val="single" w:sz="4" w:space="0" w:color="999999"/>
+              <w:right w:val="single" w:sz="4" w:space="0" w:color="999999"/>
+            </w:tcBorders>
+            <w:tcMar>
+              <w:top w:w="0" w:type="dxa"/>
+              <w:left w:w="108" w:type="dxa"/>
+              <w:bottom w:w="0" w:type="dxa"/>
+              <w:right w:w="108" w:type="dxa"/>
+            </w:tcMar>
+          </w:tcPr>
+          <w:p>
+            <w:pPr>
+              <w:spacing w:after="0"/>
+              <w:rPr>
+                <w:b/>
+                <w:bCs/>
+              </w:rPr>
+            </w:pPr>
+            <w:r>
+              <w:rPr>
+                <w:b/>
+                <w:bCs/>
+              </w:rPr>
+              <w:t>^int[min,max]</w:t>
+            </w:r>
+          </w:p>
+        </w:tc>
+        <w:tc>
+          <w:tcPr>
+            <w:tcW w:w="4110" w:type="dxa"/>
+            <w:tcBorders>
+              <w:top w:val="single" w:sz="4" w:space="0" w:color="999999"/>
+              <w:left w:val="single" w:sz="4" w:space="0" w:color="999999"/>
+              <w:bottom w:val="single" w:sz="4" w:space="0" w:color="999999"/>
+              <w:right w:val="single" w:sz="4" w:space="0" w:color="999999"/>
+            </w:tcBorders>
+            <w:tcMar>
+              <w:top w:w="0" w:type="dxa"/>
+              <w:left w:w="108" w:type="dxa"/>
+              <w:bottom w:w="0" w:type="dxa"/>
+              <w:right w:w="108" w:type="dxa"/>
+            </w:tcMar>
+          </w:tcPr>
+          <w:p>
+            <w:pPr>
+              <w:spacing w:after="0"/>
+            </w:pPr>
+            <w:r>
+              <w:t>Número entero aleatorio entre rangos mínimo y máximo.</w:t>
+            </w:r>
+          </w:p>
+        </w:tc>
+        <w:tc>
+          <w:tcPr>
+            <w:tcW w:w="2262" w:type="dxa"/>
+            <w:tcBorders>
+              <w:top w:val="single" w:sz="4" w:space="0" w:color="999999"/>
+              <w:left w:val="single" w:sz="4" w:space="0" w:color="999999"/>
+              <w:bottom w:val="single" w:sz="4" w:space="0" w:color="999999"/>
+              <w:right w:val="single" w:sz="4" w:space="0" w:color="999999"/>
+            </w:tcBorders>
+            <w:tcMar>
+              <w:top w:w="0" w:type="dxa"/>
+              <w:left w:w="108" w:type="dxa"/>
+              <w:bottom w:w="0" w:type="dxa"/>
+              <w:right w:w="108" w:type="dxa"/>
+            </w:tcMar>
+          </w:tcPr>
+          <w:p>
+            <w:pPr>
+              <w:spacing w:after="0"/>
+            </w:pPr>
+            <w:r>
+              <w:t>^int[1,100] → 42</w:t>
+            </w:r>
+          </w:p>
+        </w:tc>
+      </w:tr>
+      <w:tr>
+        <w:tc>
+          <w:tcPr>
+            <w:tcW w:w="2122" w:type="dxa"/>
+            <w:tcBorders>
+              <w:top w:val="single" w:sz="4" w:space="0" w:color="999999"/>
+              <w:left w:val="single" w:sz="4" w:space="0" w:color="999999"/>
+              <w:bottom w:val="single" w:sz="4" w:space="0" w:color="999999"/>
+              <w:right w:val="single" w:sz="4" w:space="0" w:color="999999"/>
+            </w:tcBorders>
+            <w:tcMar>
+              <w:top w:w="0" w:type="dxa"/>
+              <w:left w:w="108" w:type="dxa"/>
+              <w:bottom w:w="0" w:type="dxa"/>
+              <w:right w:w="108" w:type="dxa"/>
+            </w:tcMar>
+          </w:tcPr>
+          <w:p>
+            <w:pPr>
+              <w:spacing w:after="0"/>
+              <w:rPr>
+                <w:b/>
+                <w:bCs/>
+              </w:rPr>
+            </w:pPr>
+            <w:r>
+              <w:rPr>
+                <w:b/>
+                <w:bCs/>
+              </w:rPr>
+              <w:t>^float[min,max]</w:t>
+            </w:r>
+          </w:p>
+        </w:tc>
+        <w:tc>
+          <w:tcPr>
+            <w:tcW w:w="4110" w:type="dxa"/>
+            <w:tcBorders>
+              <w:top w:val="single" w:sz="4" w:space="0" w:color="999999"/>
+              <w:left w:val="single" w:sz="4" w:space="0" w:color="999999"/>
+              <w:bottom w:val="single" w:sz="4" w:space="0" w:color="999999"/>
+              <w:right w:val="single" w:sz="4" w:space="0" w:color="999999"/>
+            </w:tcBorders>
+            <w:tcMar>
+              <w:top w:w="0" w:type="dxa"/>
+              <w:left w:w="108" w:type="dxa"/>
+              <w:bottom w:w="0" w:type="dxa"/>
+              <w:right w:w="108" w:type="dxa"/>
+            </w:tcMar>
+          </w:tcPr>
+          <w:p>
+            <w:pPr>
+              <w:spacing w:after="0"/>
+            </w:pPr>
+            <w:r>
+              <w:t>Número decimal entre rangos mínimo y máximo.</w:t>
+            </w:r>
+          </w:p>
+        </w:tc>
+        <w:tc>
+          <w:tcPr>
+            <w:tcW w:w="2262" w:type="dxa"/>
+            <w:tcBorders>
+              <w:top w:val="single" w:sz="4" w:space="0" w:color="999999"/>
+              <w:left w:val="single" w:sz="4" w:space="0" w:color="999999"/>
+              <w:bottom w:val="single" w:sz="4" w:space="0" w:color="999999"/>
+              <w:right w:val="single" w:sz="4" w:space="0" w:color="999999"/>
+            </w:tcBorders>
+            <w:tcMar>
+              <w:top w:w="0" w:type="dxa"/>
+              <w:left w:w="108" w:type="dxa"/>
+              <w:bottom w:w="0" w:type="dxa"/>
+              <w:right w:w="108" w:type="dxa"/>
+            </w:tcMar>
+          </w:tcPr>
+          <w:p>
+            <w:pPr>
+              <w:spacing w:after="0"/>
+            </w:pPr>
+            <w:r>
+              <w:t>^float[0,10] → 5.74</w:t>
+            </w:r>
+          </w:p>
+        </w:tc>
+      </w:tr>
+      <w:tr>
+        <w:tc>
+          <w:tcPr>
+            <w:tcW w:w="2122" w:type="dxa"/>
+            <w:tcBorders>
+              <w:top w:val="single" w:sz="4" w:space="0" w:color="999999"/>
+              <w:left w:val="single" w:sz="4" w:space="0" w:color="999999"/>
+              <w:bottom w:val="single" w:sz="4" w:space="0" w:color="999999"/>
+              <w:right w:val="single" w:sz="4" w:space="0" w:color="999999"/>
+            </w:tcBorders>
+            <w:tcMar>
+              <w:top w:w="0" w:type="dxa"/>
+              <w:left w:w="108" w:type="dxa"/>
+              <w:bottom w:w="0" w:type="dxa"/>
+              <w:right w:w="108" w:type="dxa"/>
+            </w:tcMar>
+          </w:tcPr>
+          <w:p>
+            <w:pPr>
+              <w:spacing w:after="0"/>
+              <w:rPr>
+                <w:b/>
+                <w:bCs/>
+              </w:rPr>
+            </w:pPr>
+            <w:r>
+              <w:rPr>
+                <w:b/>
+                <w:bCs/>
+              </w:rPr>
+              <w:t>^bool</w:t>
+            </w:r>
+          </w:p>
+        </w:tc>
+        <w:tc>
+          <w:tcPr>
+            <w:tcW w:w="4110" w:type="dxa"/>
+            <w:tcBorders>
+              <w:top w:val="single" w:sz="4" w:space="0" w:color="999999"/>
+              <w:left w:val="single" w:sz="4" w:space="0" w:color="999999"/>
+              <w:bottom w:val="single" w:sz="4" w:space="0" w:color="999999"/>
+              <w:right w:val="single" w:sz="4" w:space="0" w:color="999999"/>
+            </w:tcBorders>
+            <w:tcMar>
+              <w:top w:w="0" w:type="dxa"/>
+              <w:left w:w="108" w:type="dxa"/>
+              <w:bottom w:w="0" w:type="dxa"/>
+              <w:right w:w="108" w:type="dxa"/>
+            </w:tcMar>
+          </w:tcPr>
+          <w:p>
+            <w:pPr>
+              <w:spacing w:after="0"/>
+            </w:pPr>
+            <w:r>
+              <w:t>Se asigna un valor booleano.</w:t>
+            </w:r>
+          </w:p>
+        </w:tc>
+        <w:tc>
+          <w:tcPr>
+            <w:tcW w:w="2262" w:type="dxa"/>
+            <w:tcBorders>
+              <w:top w:val="single" w:sz="4" w:space="0" w:color="999999"/>
+              <w:left w:val="single" w:sz="4" w:space="0" w:color="999999"/>
+              <w:bottom w:val="single" w:sz="4" w:space="0" w:color="999999"/>
+              <w:right w:val="single" w:sz="4" w:space="0" w:color="999999"/>
+            </w:tcBorders>
+            <w:tcMar>
+              <w:top w:w="0" w:type="dxa"/>
+              <w:left w:w="108" w:type="dxa"/>
+              <w:bottom w:w="0" w:type="dxa"/>
+              <w:right w:w="108" w:type="dxa"/>
+            </w:tcMar>
+          </w:tcPr>
+          <w:p>
+            <w:pPr>
+              <w:spacing w:after="0"/>
+            </w:pPr>
+            <w:r>
+              <w:t>true / false</w:t>
+            </w:r>
+          </w:p>
+        </w:tc>
+      </w:tr>
+    </w:tbl>
+    <w:p>
+      <w:pPr>
+        <w:ind w:left="720"/>
+      </w:pPr>
+    </w:p>
+    <w:p>
+      <w:pPr>
+        <w:pStyle w:val="Prrafodelista"/>
+        <w:numPr>
+          <w:ilvl w:val="0"/>
+          <w:numId w:val="7"/>
+        </w:numPr>
+        <w:rPr>
+          <w:b/>
+          <w:bCs/>
+        </w:rPr>
+      </w:pPr>
+      <w:r>
+        <w:rPr>
+          <w:b/>
+          <w:bCs/>
+        </w:rPr>
+        <w:t>Gestión de listado de patrones en formulario</w:t>
+      </w:r>
+    </w:p>
+    <w:p>
+      <w:pPr>
+        <w:ind w:left="720"/>
+      </w:pPr>
+      <w:r>
+        <w:t>Esta sección contiene un listado con los patrones que se van añadiendo. Desde aquí podremos reordenar la lista si los patrones no se encuentran como el usuario desea.</w:t>
+      </w:r>
+    </w:p>
+    <w:p>
+      <w:pPr>
+        <w:jc w:val="center"/>
+      </w:pPr>
+      <w:r>
+        <w:rPr>
+          <w:noProof/>
+        </w:rPr>
+        <w:drawing>
+          <wp:inline distT="0" distB="0" distL="0" distR="0" wp14:anchorId="4D734C40" wp14:editId="44BA50AB">
+            <wp:extent cx="5400040" cy="1656715"/>
+            <wp:effectExtent l="0" t="0" r="0" b="635"/>
+            <wp:docPr id="253075848" name="Imagen 1"/>
+            <wp:cNvGraphicFramePr>
+              <a:graphicFrameLocks xmlns:a="http://schemas.openxmlformats.org/drawingml/2006/main" noChangeAspect="1"/>
+            </wp:cNvGraphicFramePr>
+            <a:graphic xmlns:a="http://schemas.openxmlformats.org/drawingml/2006/main">
+              <a:graphicData uri="http://schemas.openxmlformats.org/drawingml/2006/picture">
+                <pic:pic xmlns:pic="http://schemas.openxmlformats.org/drawingml/2006/picture">
+                  <pic:nvPicPr>
+                    <pic:cNvPr id="253075848" name=""/>
+                    <pic:cNvPicPr/>
+                  </pic:nvPicPr>
+                  <pic:blipFill>
+                    <a:blip r:embed="rId24"/>
+                    <a:stretch>
+                      <a:fillRect/>
+                    </a:stretch>
+                  </pic:blipFill>
+                  <pic:spPr>
+                    <a:xfrm>
+                      <a:off x="0" y="0"/>
+                      <a:ext cx="5400040" cy="1656715"/>
+                    </a:xfrm>
+                    <a:prstGeom prst="rect">
+                      <a:avLst/>
+                    </a:prstGeom>
+                  </pic:spPr>
+                </pic:pic>
+              </a:graphicData>
+            </a:graphic>
+          </wp:inline>
+        </w:drawing>
+      </w:r>
+    </w:p>
+    <w:p>
+      <w:pPr>
+        <w:ind w:left="720"/>
+      </w:pPr>
+      <w:r>
+        <w:t>Para añadir o editar un patrón existente hay que hacer clic en sus botones correspondientes, mostrando un desplegable para seleccionar el patrón del listado de patrones que tengamos cargado en el sistema.</w:t>
+      </w:r>
+    </w:p>
+    <w:p>
+      <w:pPr>
+        <w:ind w:left="720"/>
+        <w:jc w:val="center"/>
+      </w:pPr>
+      <w:r>
+        <w:rPr>
+          <w:noProof/>
+        </w:rPr>
+        <w:lastRenderedPageBreak/>
+        <w:drawing>
+          <wp:inline distT="0" distB="0" distL="0" distR="0" wp14:anchorId="1B5ABFAA" wp14:editId="129FD521">
+            <wp:extent cx="5400044" cy="2212445"/>
+            <wp:effectExtent l="0" t="0" r="0" b="0"/>
+            <wp:docPr id="2134771105" name="Imagen 1"/>
+            <wp:cNvGraphicFramePr/>
+            <a:graphic xmlns:a="http://schemas.openxmlformats.org/drawingml/2006/main">
+              <a:graphicData uri="http://schemas.openxmlformats.org/drawingml/2006/picture">
+                <pic:pic xmlns:pic="http://schemas.openxmlformats.org/drawingml/2006/picture">
+                  <pic:nvPicPr>
+                    <pic:cNvPr id="2134771105" name="Imagen 1"/>
+                    <pic:cNvPicPr/>
+                  </pic:nvPicPr>
+                  <pic:blipFill>
+                    <a:blip r:embed="rId25">
+                      <a:extLst>
+                        <a:ext uri="{28A0092B-C50C-407E-A947-70E740481C1C}">
+                          <a14:useLocalDpi xmlns:a14="http://schemas.microsoft.com/office/drawing/2010/main" val="0"/>
+                        </a:ext>
+                      </a:extLst>
+                    </a:blip>
+                    <a:stretch>
+                      <a:fillRect/>
+                    </a:stretch>
+                  </pic:blipFill>
+                  <pic:spPr>
+                    <a:xfrm>
+                      <a:off x="0" y="0"/>
+                      <a:ext cx="5400044" cy="2212445"/>
                     </a:xfrm>
                     <a:prstGeom prst="rect">
                       <a:avLst/>
@@ -3581,122 +5628,6 @@
       </w:r>
     </w:p>
     <w:p>
-      <w:r>
-        <w:t>Cada uno de los siguientes módulos permitirá realizar acciones de transferencia de datos como sería la importación y exportación de estos y poder guardarlos y utilizarlos como el usuario desee.</w:t>
-      </w:r>
-    </w:p>
-    <w:p>
-      <w:pPr>
-        <w:jc w:val="center"/>
-      </w:pPr>
-      <w:r>
-        <w:rPr>
-          <w:noProof/>
-        </w:rPr>
-        <w:drawing>
-          <wp:inline distT="0" distB="0" distL="0" distR="0" wp14:anchorId="6C888F10" wp14:editId="4DE53D24">
-            <wp:extent cx="3143250" cy="638178"/>
-            <wp:effectExtent l="0" t="0" r="0" b="9522"/>
-            <wp:docPr id="1258750458" name="Imagen 1"/>
-            <wp:cNvGraphicFramePr/>
-            <a:graphic xmlns:a="http://schemas.openxmlformats.org/drawingml/2006/main">
-              <a:graphicData uri="http://schemas.openxmlformats.org/drawingml/2006/picture">
-                <pic:pic xmlns:pic="http://schemas.openxmlformats.org/drawingml/2006/picture">
-                  <pic:nvPicPr>
-                    <pic:cNvPr id="0" name=""/>
-                    <pic:cNvPicPr/>
-                  </pic:nvPicPr>
-                  <pic:blipFill>
-                    <a:blip r:embed="rId22"/>
-                    <a:stretch>
-                      <a:fillRect/>
-                    </a:stretch>
-                  </pic:blipFill>
-                  <pic:spPr>
-                    <a:xfrm>
-                      <a:off x="0" y="0"/>
-                      <a:ext cx="3143250" cy="638178"/>
-                    </a:xfrm>
-                    <a:prstGeom prst="rect">
-                      <a:avLst/>
-                    </a:prstGeom>
-                    <a:noFill/>
-                    <a:ln>
-                      <a:noFill/>
-                      <a:prstDash/>
-                    </a:ln>
-                  </pic:spPr>
-                </pic:pic>
-              </a:graphicData>
-            </a:graphic>
-          </wp:inline>
-        </w:drawing>
-      </w:r>
-    </w:p>
-    <w:p>
-      <w:pPr>
-        <w:pStyle w:val="Ttulo2"/>
-      </w:pPr>
-      <w:bookmarkStart w:id="9" w:name="_Toc226913511"/>
-      <w:r>
-        <w:t>Gestión de Simulación</w:t>
-      </w:r>
-      <w:bookmarkEnd w:id="9"/>
-    </w:p>
-    <w:p>
-      <w:r>
-        <w:t>En esta página, el usuario puede configurar los datos de la simulación, añadiendo los patrones necesarios y la colección de sensores asociada. También podrá ejecutar el proceso de simulación para generar los datos correspondientes y exportar estos datos a un fichero tanto en formato CSV como en JSON.</w:t>
-      </w:r>
-    </w:p>
-    <w:p>
-      <w:pPr>
-        <w:jc w:val="center"/>
-      </w:pPr>
-      <w:r>
-        <w:rPr>
-          <w:noProof/>
-        </w:rPr>
-        <w:drawing>
-          <wp:inline distT="0" distB="0" distL="0" distR="0" wp14:anchorId="6E67704E" wp14:editId="114C6590">
-            <wp:extent cx="5400044" cy="2820037"/>
-            <wp:effectExtent l="0" t="0" r="0" b="0"/>
-            <wp:docPr id="296604273" name="Imagen 1"/>
-            <wp:cNvGraphicFramePr/>
-            <a:graphic xmlns:a="http://schemas.openxmlformats.org/drawingml/2006/main">
-              <a:graphicData uri="http://schemas.openxmlformats.org/drawingml/2006/picture">
-                <pic:pic xmlns:pic="http://schemas.openxmlformats.org/drawingml/2006/picture">
-                  <pic:nvPicPr>
-                    <pic:cNvPr id="0" name=""/>
-                    <pic:cNvPicPr/>
-                  </pic:nvPicPr>
-                  <pic:blipFill>
-                    <a:blip r:embed="rId23"/>
-                    <a:stretch>
-                      <a:fillRect/>
-                    </a:stretch>
-                  </pic:blipFill>
-                  <pic:spPr>
-                    <a:xfrm>
-                      <a:off x="0" y="0"/>
-                      <a:ext cx="5400044" cy="2820037"/>
-                    </a:xfrm>
-                    <a:prstGeom prst="rect">
-                      <a:avLst/>
-                    </a:prstGeom>
-                    <a:noFill/>
-                    <a:ln>
-                      <a:noFill/>
-                      <a:prstDash/>
-                    </a:ln>
-                  </pic:spPr>
-                </pic:pic>
-              </a:graphicData>
-            </a:graphic>
-          </wp:inline>
-        </w:drawing>
-      </w:r>
-    </w:p>
-    <w:p>
       <w:pPr>
         <w:pStyle w:val="Prrafodelista"/>
         <w:numPr>
@@ -3713,7 +5644,7 @@
           <w:b/>
           <w:bCs/>
         </w:rPr>
-        <w:t>Formulario de Simulación:</w:t>
+        <w:t>Visualización de simulación generada:</w:t>
       </w:r>
     </w:p>
     <w:p>
@@ -3721,2217 +5652,31 @@
         <w:ind w:left="720"/>
       </w:pPr>
       <w:r>
-        <w:lastRenderedPageBreak/>
-        <w:t>Este formulario contiene todos los campos para configurar nuestra simulación.</w:t>
-      </w:r>
-    </w:p>
-    <w:tbl>
-      <w:tblPr>
-        <w:tblW w:w="7774" w:type="dxa"/>
-        <w:tblCellMar>
-          <w:left w:w="10" w:type="dxa"/>
-          <w:right w:w="10" w:type="dxa"/>
-        </w:tblCellMar>
-        <w:tblLook w:val="0000" w:firstRow="0" w:lastRow="0" w:firstColumn="0" w:lastColumn="0" w:noHBand="0" w:noVBand="0"/>
-      </w:tblPr>
-      <w:tblGrid>
-        <w:gridCol w:w="1685"/>
-        <w:gridCol w:w="6089"/>
-      </w:tblGrid>
-      <w:tr>
-        <w:tc>
-          <w:tcPr>
-            <w:tcW w:w="1685" w:type="dxa"/>
-            <w:tcBorders>
-              <w:top w:val="single" w:sz="4" w:space="0" w:color="999999"/>
-              <w:left w:val="single" w:sz="4" w:space="0" w:color="999999"/>
-              <w:bottom w:val="single" w:sz="12" w:space="0" w:color="666666"/>
-              <w:right w:val="single" w:sz="4" w:space="0" w:color="999999"/>
-            </w:tcBorders>
-            <w:tcMar>
-              <w:top w:w="0" w:type="dxa"/>
-              <w:left w:w="108" w:type="dxa"/>
-              <w:bottom w:w="0" w:type="dxa"/>
-              <w:right w:w="108" w:type="dxa"/>
-            </w:tcMar>
-          </w:tcPr>
-          <w:p>
-            <w:pPr>
-              <w:spacing w:after="0"/>
-              <w:rPr>
-                <w:b/>
-                <w:bCs/>
-              </w:rPr>
-            </w:pPr>
-            <w:r>
-              <w:rPr>
-                <w:b/>
-                <w:bCs/>
-              </w:rPr>
-              <w:t>Campo</w:t>
-            </w:r>
-          </w:p>
-        </w:tc>
-        <w:tc>
-          <w:tcPr>
-            <w:tcW w:w="6089" w:type="dxa"/>
-            <w:tcBorders>
-              <w:top w:val="single" w:sz="4" w:space="0" w:color="999999"/>
-              <w:left w:val="single" w:sz="4" w:space="0" w:color="999999"/>
-              <w:bottom w:val="single" w:sz="12" w:space="0" w:color="666666"/>
-              <w:right w:val="single" w:sz="4" w:space="0" w:color="999999"/>
-            </w:tcBorders>
-            <w:tcMar>
-              <w:top w:w="0" w:type="dxa"/>
-              <w:left w:w="108" w:type="dxa"/>
-              <w:bottom w:w="0" w:type="dxa"/>
-              <w:right w:w="108" w:type="dxa"/>
-            </w:tcMar>
-          </w:tcPr>
-          <w:p>
-            <w:pPr>
-              <w:spacing w:after="0"/>
-              <w:rPr>
-                <w:b/>
-                <w:bCs/>
-              </w:rPr>
-            </w:pPr>
-            <w:r>
-              <w:rPr>
-                <w:b/>
-                <w:bCs/>
-              </w:rPr>
-              <w:t>Descripción</w:t>
-            </w:r>
-          </w:p>
-        </w:tc>
-      </w:tr>
-      <w:tr>
-        <w:tc>
-          <w:tcPr>
-            <w:tcW w:w="1685" w:type="dxa"/>
-            <w:tcBorders>
-              <w:top w:val="single" w:sz="4" w:space="0" w:color="999999"/>
-              <w:left w:val="single" w:sz="4" w:space="0" w:color="999999"/>
-              <w:bottom w:val="single" w:sz="4" w:space="0" w:color="999999"/>
-              <w:right w:val="single" w:sz="4" w:space="0" w:color="999999"/>
-            </w:tcBorders>
-            <w:tcMar>
-              <w:top w:w="0" w:type="dxa"/>
-              <w:left w:w="108" w:type="dxa"/>
-              <w:bottom w:w="0" w:type="dxa"/>
-              <w:right w:w="108" w:type="dxa"/>
-            </w:tcMar>
-          </w:tcPr>
-          <w:p>
-            <w:pPr>
-              <w:spacing w:after="0"/>
-              <w:rPr>
-                <w:b/>
-                <w:bCs/>
-              </w:rPr>
-            </w:pPr>
-            <w:r>
-              <w:rPr>
-                <w:b/>
-                <w:bCs/>
-              </w:rPr>
-              <w:t>Nombre</w:t>
-            </w:r>
-          </w:p>
-        </w:tc>
-        <w:tc>
-          <w:tcPr>
-            <w:tcW w:w="6089" w:type="dxa"/>
-            <w:tcBorders>
-              <w:top w:val="single" w:sz="4" w:space="0" w:color="999999"/>
-              <w:left w:val="single" w:sz="4" w:space="0" w:color="999999"/>
-              <w:bottom w:val="single" w:sz="4" w:space="0" w:color="999999"/>
-              <w:right w:val="single" w:sz="4" w:space="0" w:color="999999"/>
-            </w:tcBorders>
-            <w:tcMar>
-              <w:top w:w="0" w:type="dxa"/>
-              <w:left w:w="108" w:type="dxa"/>
-              <w:bottom w:w="0" w:type="dxa"/>
-              <w:right w:w="108" w:type="dxa"/>
-            </w:tcMar>
-          </w:tcPr>
-          <w:p>
-            <w:pPr>
-              <w:spacing w:after="0"/>
-            </w:pPr>
-            <w:r>
-              <w:t>Es el nombre dado a la simulación.</w:t>
-            </w:r>
-          </w:p>
-        </w:tc>
-      </w:tr>
-      <w:tr>
-        <w:tc>
-          <w:tcPr>
-            <w:tcW w:w="1685" w:type="dxa"/>
-            <w:tcBorders>
-              <w:top w:val="single" w:sz="4" w:space="0" w:color="999999"/>
-              <w:left w:val="single" w:sz="4" w:space="0" w:color="999999"/>
-              <w:bottom w:val="single" w:sz="4" w:space="0" w:color="999999"/>
-              <w:right w:val="single" w:sz="4" w:space="0" w:color="999999"/>
-            </w:tcBorders>
-            <w:tcMar>
-              <w:top w:w="0" w:type="dxa"/>
-              <w:left w:w="108" w:type="dxa"/>
-              <w:bottom w:w="0" w:type="dxa"/>
-              <w:right w:w="108" w:type="dxa"/>
-            </w:tcMar>
-          </w:tcPr>
-          <w:p>
-            <w:pPr>
-              <w:spacing w:after="0"/>
-              <w:rPr>
-                <w:b/>
-                <w:bCs/>
-              </w:rPr>
-            </w:pPr>
-            <w:r>
-              <w:rPr>
-                <w:b/>
-                <w:bCs/>
-              </w:rPr>
-              <w:t>Colección de sensores</w:t>
-            </w:r>
-          </w:p>
-        </w:tc>
-        <w:tc>
-          <w:tcPr>
-            <w:tcW w:w="6089" w:type="dxa"/>
-            <w:tcBorders>
-              <w:top w:val="single" w:sz="4" w:space="0" w:color="999999"/>
-              <w:left w:val="single" w:sz="4" w:space="0" w:color="999999"/>
-              <w:bottom w:val="single" w:sz="4" w:space="0" w:color="999999"/>
-              <w:right w:val="single" w:sz="4" w:space="0" w:color="999999"/>
-            </w:tcBorders>
-            <w:tcMar>
-              <w:top w:w="0" w:type="dxa"/>
-              <w:left w:w="108" w:type="dxa"/>
-              <w:bottom w:w="0" w:type="dxa"/>
-              <w:right w:w="108" w:type="dxa"/>
-            </w:tcMar>
-          </w:tcPr>
-          <w:p>
-            <w:pPr>
-              <w:spacing w:after="0"/>
-            </w:pPr>
-            <w:r>
-              <w:t>Conjunto de sensores que se utilizarán en la simulación.</w:t>
-            </w:r>
-          </w:p>
-        </w:tc>
-      </w:tr>
-      <w:tr>
-        <w:tc>
-          <w:tcPr>
-            <w:tcW w:w="1685" w:type="dxa"/>
-            <w:tcBorders>
-              <w:top w:val="single" w:sz="4" w:space="0" w:color="999999"/>
-              <w:left w:val="single" w:sz="4" w:space="0" w:color="999999"/>
-              <w:bottom w:val="single" w:sz="4" w:space="0" w:color="999999"/>
-              <w:right w:val="single" w:sz="4" w:space="0" w:color="999999"/>
-            </w:tcBorders>
-            <w:tcMar>
-              <w:top w:w="0" w:type="dxa"/>
-              <w:left w:w="108" w:type="dxa"/>
-              <w:bottom w:w="0" w:type="dxa"/>
-              <w:right w:w="108" w:type="dxa"/>
-            </w:tcMar>
-          </w:tcPr>
-          <w:p>
-            <w:pPr>
-              <w:spacing w:after="0"/>
-              <w:rPr>
-                <w:b/>
-                <w:bCs/>
-              </w:rPr>
-            </w:pPr>
-            <w:proofErr w:type="spellStart"/>
-            <w:r>
-              <w:rPr>
-                <w:b/>
-                <w:bCs/>
-              </w:rPr>
-              <w:t>Nº</w:t>
-            </w:r>
-            <w:proofErr w:type="spellEnd"/>
-            <w:r>
-              <w:rPr>
-                <w:b/>
-                <w:bCs/>
-              </w:rPr>
-              <w:t xml:space="preserve"> registros por instante</w:t>
-            </w:r>
-          </w:p>
-        </w:tc>
-        <w:tc>
-          <w:tcPr>
-            <w:tcW w:w="6089" w:type="dxa"/>
-            <w:tcBorders>
-              <w:top w:val="single" w:sz="4" w:space="0" w:color="999999"/>
-              <w:left w:val="single" w:sz="4" w:space="0" w:color="999999"/>
-              <w:bottom w:val="single" w:sz="4" w:space="0" w:color="999999"/>
-              <w:right w:val="single" w:sz="4" w:space="0" w:color="999999"/>
-            </w:tcBorders>
-            <w:tcMar>
-              <w:top w:w="0" w:type="dxa"/>
-              <w:left w:w="108" w:type="dxa"/>
-              <w:bottom w:w="0" w:type="dxa"/>
-              <w:right w:w="108" w:type="dxa"/>
-            </w:tcMar>
-          </w:tcPr>
-          <w:p>
-            <w:pPr>
-              <w:spacing w:after="0"/>
-            </w:pPr>
-            <w:r>
-              <w:t>Rango numérico de registros que se generará en cada intervalo.</w:t>
-            </w:r>
-          </w:p>
-        </w:tc>
-      </w:tr>
-      <w:tr>
-        <w:tc>
-          <w:tcPr>
-            <w:tcW w:w="1685" w:type="dxa"/>
-            <w:tcBorders>
-              <w:top w:val="single" w:sz="4" w:space="0" w:color="999999"/>
-              <w:left w:val="single" w:sz="4" w:space="0" w:color="999999"/>
-              <w:bottom w:val="single" w:sz="4" w:space="0" w:color="999999"/>
-              <w:right w:val="single" w:sz="4" w:space="0" w:color="999999"/>
-            </w:tcBorders>
-            <w:tcMar>
-              <w:top w:w="0" w:type="dxa"/>
-              <w:left w:w="108" w:type="dxa"/>
-              <w:bottom w:w="0" w:type="dxa"/>
-              <w:right w:w="108" w:type="dxa"/>
-            </w:tcMar>
-          </w:tcPr>
-          <w:p>
-            <w:pPr>
-              <w:spacing w:after="0"/>
-              <w:rPr>
-                <w:b/>
-                <w:bCs/>
-              </w:rPr>
-            </w:pPr>
-            <w:r>
-              <w:rPr>
-                <w:b/>
-                <w:bCs/>
-              </w:rPr>
-              <w:t>No repetir</w:t>
-            </w:r>
-          </w:p>
-        </w:tc>
-        <w:tc>
-          <w:tcPr>
-            <w:tcW w:w="6089" w:type="dxa"/>
-            <w:tcBorders>
-              <w:top w:val="single" w:sz="4" w:space="0" w:color="999999"/>
-              <w:left w:val="single" w:sz="4" w:space="0" w:color="999999"/>
-              <w:bottom w:val="single" w:sz="4" w:space="0" w:color="999999"/>
-              <w:right w:val="single" w:sz="4" w:space="0" w:color="999999"/>
-            </w:tcBorders>
-            <w:tcMar>
-              <w:top w:w="0" w:type="dxa"/>
-              <w:left w:w="108" w:type="dxa"/>
-              <w:bottom w:w="0" w:type="dxa"/>
-              <w:right w:w="108" w:type="dxa"/>
-            </w:tcMar>
-          </w:tcPr>
-          <w:p>
-            <w:pPr>
-              <w:spacing w:after="0"/>
-            </w:pPr>
-            <w:r>
-              <w:t>Opción utilizada si se quiere permitir o no el repetir sensores durante la generación de cada bloque de registros generados durante la simulación.</w:t>
-            </w:r>
-          </w:p>
-        </w:tc>
-      </w:tr>
-      <w:tr>
-        <w:tc>
-          <w:tcPr>
-            <w:tcW w:w="1685" w:type="dxa"/>
-            <w:tcBorders>
-              <w:top w:val="single" w:sz="4" w:space="0" w:color="999999"/>
-              <w:left w:val="single" w:sz="4" w:space="0" w:color="999999"/>
-              <w:bottom w:val="single" w:sz="4" w:space="0" w:color="999999"/>
-              <w:right w:val="single" w:sz="4" w:space="0" w:color="999999"/>
-            </w:tcBorders>
-            <w:tcMar>
-              <w:top w:w="0" w:type="dxa"/>
-              <w:left w:w="108" w:type="dxa"/>
-              <w:bottom w:w="0" w:type="dxa"/>
-              <w:right w:w="108" w:type="dxa"/>
-            </w:tcMar>
-          </w:tcPr>
-          <w:p>
-            <w:pPr>
-              <w:spacing w:after="0"/>
-              <w:rPr>
-                <w:b/>
-                <w:bCs/>
-              </w:rPr>
-            </w:pPr>
-            <w:r>
-              <w:rPr>
-                <w:b/>
-                <w:bCs/>
-              </w:rPr>
-              <w:t>Tiempo entre registros</w:t>
-            </w:r>
-          </w:p>
-        </w:tc>
-        <w:tc>
-          <w:tcPr>
-            <w:tcW w:w="6089" w:type="dxa"/>
-            <w:tcBorders>
-              <w:top w:val="single" w:sz="4" w:space="0" w:color="999999"/>
-              <w:left w:val="single" w:sz="4" w:space="0" w:color="999999"/>
-              <w:bottom w:val="single" w:sz="4" w:space="0" w:color="999999"/>
-              <w:right w:val="single" w:sz="4" w:space="0" w:color="999999"/>
-            </w:tcBorders>
-            <w:tcMar>
-              <w:top w:w="0" w:type="dxa"/>
-              <w:left w:w="108" w:type="dxa"/>
-              <w:bottom w:w="0" w:type="dxa"/>
-              <w:right w:w="108" w:type="dxa"/>
-            </w:tcMar>
-          </w:tcPr>
-          <w:p>
-            <w:pPr>
-              <w:spacing w:after="0"/>
-            </w:pPr>
-            <w:r>
-              <w:t>Intervalo de tiempo en segundos entre cada registro generado.</w:t>
-            </w:r>
-          </w:p>
-        </w:tc>
-      </w:tr>
-      <w:tr>
-        <w:tc>
-          <w:tcPr>
-            <w:tcW w:w="1685" w:type="dxa"/>
-            <w:tcBorders>
-              <w:top w:val="single" w:sz="4" w:space="0" w:color="999999"/>
-              <w:left w:val="single" w:sz="4" w:space="0" w:color="999999"/>
-              <w:bottom w:val="single" w:sz="4" w:space="0" w:color="999999"/>
-              <w:right w:val="single" w:sz="4" w:space="0" w:color="999999"/>
-            </w:tcBorders>
-            <w:tcMar>
-              <w:top w:w="0" w:type="dxa"/>
-              <w:left w:w="108" w:type="dxa"/>
-              <w:bottom w:w="0" w:type="dxa"/>
-              <w:right w:w="108" w:type="dxa"/>
-            </w:tcMar>
-          </w:tcPr>
-          <w:p>
-            <w:pPr>
-              <w:spacing w:after="0"/>
-              <w:rPr>
-                <w:b/>
-                <w:bCs/>
-              </w:rPr>
-            </w:pPr>
-            <w:r>
-              <w:rPr>
-                <w:b/>
-                <w:bCs/>
-              </w:rPr>
-              <w:t>Step</w:t>
-            </w:r>
-          </w:p>
-        </w:tc>
-        <w:tc>
-          <w:tcPr>
-            <w:tcW w:w="6089" w:type="dxa"/>
-            <w:tcBorders>
-              <w:top w:val="single" w:sz="4" w:space="0" w:color="999999"/>
-              <w:left w:val="single" w:sz="4" w:space="0" w:color="999999"/>
-              <w:bottom w:val="single" w:sz="4" w:space="0" w:color="999999"/>
-              <w:right w:val="single" w:sz="4" w:space="0" w:color="999999"/>
-            </w:tcBorders>
-            <w:tcMar>
-              <w:top w:w="0" w:type="dxa"/>
-              <w:left w:w="108" w:type="dxa"/>
-              <w:bottom w:w="0" w:type="dxa"/>
-              <w:right w:w="108" w:type="dxa"/>
-            </w:tcMar>
-          </w:tcPr>
-          <w:p>
-            <w:pPr>
-              <w:spacing w:after="0"/>
-            </w:pPr>
-            <w:r>
-              <w:t>Tiempo en segundos de separación que tendrá cada registro generado.</w:t>
-            </w:r>
-          </w:p>
-        </w:tc>
-      </w:tr>
-      <w:tr>
-        <w:tc>
-          <w:tcPr>
-            <w:tcW w:w="1685" w:type="dxa"/>
-            <w:tcBorders>
-              <w:top w:val="single" w:sz="4" w:space="0" w:color="999999"/>
-              <w:left w:val="single" w:sz="4" w:space="0" w:color="999999"/>
-              <w:bottom w:val="single" w:sz="4" w:space="0" w:color="999999"/>
-              <w:right w:val="single" w:sz="4" w:space="0" w:color="999999"/>
-            </w:tcBorders>
-            <w:tcMar>
-              <w:top w:w="0" w:type="dxa"/>
-              <w:left w:w="108" w:type="dxa"/>
-              <w:bottom w:w="0" w:type="dxa"/>
-              <w:right w:w="108" w:type="dxa"/>
-            </w:tcMar>
-          </w:tcPr>
-          <w:p>
-            <w:pPr>
-              <w:spacing w:after="0"/>
-              <w:rPr>
-                <w:b/>
-                <w:bCs/>
-              </w:rPr>
-            </w:pPr>
-            <w:r>
-              <w:rPr>
-                <w:b/>
-                <w:bCs/>
-              </w:rPr>
-              <w:t xml:space="preserve">Fecha inicio / fin de simulación </w:t>
-            </w:r>
-          </w:p>
-        </w:tc>
-        <w:tc>
-          <w:tcPr>
-            <w:tcW w:w="6089" w:type="dxa"/>
-            <w:tcBorders>
-              <w:top w:val="single" w:sz="4" w:space="0" w:color="999999"/>
-              <w:left w:val="single" w:sz="4" w:space="0" w:color="999999"/>
-              <w:bottom w:val="single" w:sz="4" w:space="0" w:color="999999"/>
-              <w:right w:val="single" w:sz="4" w:space="0" w:color="999999"/>
-            </w:tcBorders>
-            <w:tcMar>
-              <w:top w:w="0" w:type="dxa"/>
-              <w:left w:w="108" w:type="dxa"/>
-              <w:bottom w:w="0" w:type="dxa"/>
-              <w:right w:w="108" w:type="dxa"/>
-            </w:tcMar>
-          </w:tcPr>
-          <w:p>
-            <w:pPr>
-              <w:spacing w:after="0"/>
-            </w:pPr>
-            <w:r>
-              <w:t>Fecha de inicio y fin en que los registros se irán generando durante la simulación.</w:t>
-            </w:r>
-          </w:p>
-        </w:tc>
-      </w:tr>
-      <w:tr>
-        <w:tc>
-          <w:tcPr>
-            <w:tcW w:w="1685" w:type="dxa"/>
-            <w:tcBorders>
-              <w:top w:val="single" w:sz="4" w:space="0" w:color="999999"/>
-              <w:left w:val="single" w:sz="4" w:space="0" w:color="999999"/>
-              <w:bottom w:val="single" w:sz="4" w:space="0" w:color="999999"/>
-              <w:right w:val="single" w:sz="4" w:space="0" w:color="999999"/>
-            </w:tcBorders>
-            <w:tcMar>
-              <w:top w:w="0" w:type="dxa"/>
-              <w:left w:w="108" w:type="dxa"/>
-              <w:bottom w:w="0" w:type="dxa"/>
-              <w:right w:w="108" w:type="dxa"/>
-            </w:tcMar>
-          </w:tcPr>
-          <w:p>
-            <w:pPr>
-              <w:spacing w:after="0"/>
-              <w:rPr>
-                <w:b/>
-                <w:bCs/>
-              </w:rPr>
-            </w:pPr>
-            <w:r>
-              <w:rPr>
-                <w:b/>
-                <w:bCs/>
-              </w:rPr>
-              <w:t>Parámetros</w:t>
-            </w:r>
-          </w:p>
-        </w:tc>
-        <w:tc>
-          <w:tcPr>
-            <w:tcW w:w="6089" w:type="dxa"/>
-            <w:tcBorders>
-              <w:top w:val="single" w:sz="4" w:space="0" w:color="999999"/>
-              <w:left w:val="single" w:sz="4" w:space="0" w:color="999999"/>
-              <w:bottom w:val="single" w:sz="4" w:space="0" w:color="999999"/>
-              <w:right w:val="single" w:sz="4" w:space="0" w:color="999999"/>
-            </w:tcBorders>
-            <w:tcMar>
-              <w:top w:w="0" w:type="dxa"/>
-              <w:left w:w="108" w:type="dxa"/>
-              <w:bottom w:w="0" w:type="dxa"/>
-              <w:right w:w="108" w:type="dxa"/>
-            </w:tcMar>
-          </w:tcPr>
-          <w:p>
-            <w:pPr>
-              <w:spacing w:after="0"/>
-            </w:pPr>
-            <w:r>
-              <w:t>Es la plantilla que se utilizará durante la generación de los datos de la simulación.</w:t>
-            </w:r>
-          </w:p>
-        </w:tc>
-      </w:tr>
-      <w:tr>
-        <w:tc>
-          <w:tcPr>
-            <w:tcW w:w="1685" w:type="dxa"/>
-            <w:tcBorders>
-              <w:top w:val="single" w:sz="4" w:space="0" w:color="999999"/>
-              <w:left w:val="single" w:sz="4" w:space="0" w:color="999999"/>
-              <w:bottom w:val="single" w:sz="4" w:space="0" w:color="999999"/>
-              <w:right w:val="single" w:sz="4" w:space="0" w:color="999999"/>
-            </w:tcBorders>
-            <w:tcMar>
-              <w:top w:w="0" w:type="dxa"/>
-              <w:left w:w="108" w:type="dxa"/>
-              <w:bottom w:w="0" w:type="dxa"/>
-              <w:right w:w="108" w:type="dxa"/>
-            </w:tcMar>
-          </w:tcPr>
-          <w:p>
-            <w:pPr>
-              <w:spacing w:after="0"/>
-              <w:rPr>
-                <w:b/>
-                <w:bCs/>
-              </w:rPr>
-            </w:pPr>
-            <w:r>
-              <w:rPr>
-                <w:b/>
-                <w:bCs/>
-              </w:rPr>
-              <w:t>Secciones</w:t>
-            </w:r>
-          </w:p>
-        </w:tc>
-        <w:tc>
-          <w:tcPr>
-            <w:tcW w:w="6089" w:type="dxa"/>
-            <w:tcBorders>
-              <w:top w:val="single" w:sz="4" w:space="0" w:color="999999"/>
-              <w:left w:val="single" w:sz="4" w:space="0" w:color="999999"/>
-              <w:bottom w:val="single" w:sz="4" w:space="0" w:color="999999"/>
-              <w:right w:val="single" w:sz="4" w:space="0" w:color="999999"/>
-            </w:tcBorders>
-            <w:tcMar>
-              <w:top w:w="0" w:type="dxa"/>
-              <w:left w:w="108" w:type="dxa"/>
-              <w:bottom w:w="0" w:type="dxa"/>
-              <w:right w:w="108" w:type="dxa"/>
-            </w:tcMar>
-          </w:tcPr>
-          <w:p>
-            <w:pPr>
-              <w:spacing w:after="0"/>
-            </w:pPr>
-            <w:r>
-              <w:t>Aquí se añadirán todas las secciones que contiene cada patrón utilizado en la simulación.</w:t>
-            </w:r>
-          </w:p>
-        </w:tc>
-      </w:tr>
-    </w:tbl>
+        <w:t>Se mostrará el resultado de los datos generados por la simulación pudiendo ver todos los campos de cada registro en concreto.</w:t>
+      </w:r>
+    </w:p>
     <w:p>
       <w:pPr>
         <w:ind w:left="720"/>
-      </w:pPr>
-    </w:p>
-    <w:p>
-      <w:pPr>
-        <w:ind w:left="720"/>
-      </w:pPr>
-      <w:r>
-        <w:t>Estos campos serán validados de la siguiente manera:</w:t>
-      </w:r>
-    </w:p>
-    <w:p>
-      <w:pPr>
-        <w:pStyle w:val="Prrafodelista"/>
-        <w:numPr>
-          <w:ilvl w:val="1"/>
-          <w:numId w:val="7"/>
-        </w:numPr>
-      </w:pPr>
-      <w:r>
-        <w:t>Solo se podrán configurar las secciones con sus patrones si se ha añadido el campo Step previamente.</w:t>
-      </w:r>
-    </w:p>
-    <w:p>
-      <w:pPr>
-        <w:pStyle w:val="Prrafodelista"/>
-        <w:numPr>
-          <w:ilvl w:val="1"/>
-          <w:numId w:val="7"/>
-        </w:numPr>
-      </w:pPr>
-      <w:r>
-        <w:t>Los campos no podrán ser campos vacíos.</w:t>
-      </w:r>
-    </w:p>
-    <w:p>
-      <w:pPr>
-        <w:ind w:left="720"/>
-      </w:pPr>
-      <w:r>
-        <w:t>Los parámetros disponibles para configurar serán los siguientes:</w:t>
-      </w:r>
-    </w:p>
-    <w:tbl>
-      <w:tblPr>
-        <w:tblW w:w="8494" w:type="dxa"/>
-        <w:tblCellMar>
-          <w:left w:w="10" w:type="dxa"/>
-          <w:right w:w="10" w:type="dxa"/>
-        </w:tblCellMar>
-        <w:tblLook w:val="0000" w:firstRow="0" w:lastRow="0" w:firstColumn="0" w:lastColumn="0" w:noHBand="0" w:noVBand="0"/>
-      </w:tblPr>
-      <w:tblGrid>
-        <w:gridCol w:w="2122"/>
-        <w:gridCol w:w="4110"/>
-        <w:gridCol w:w="2262"/>
-      </w:tblGrid>
-      <w:tr>
-        <w:tc>
-          <w:tcPr>
-            <w:tcW w:w="2122" w:type="dxa"/>
-            <w:tcBorders>
-              <w:top w:val="single" w:sz="4" w:space="0" w:color="999999"/>
-              <w:left w:val="single" w:sz="4" w:space="0" w:color="999999"/>
-              <w:bottom w:val="single" w:sz="12" w:space="0" w:color="666666"/>
-              <w:right w:val="single" w:sz="4" w:space="0" w:color="999999"/>
-            </w:tcBorders>
-            <w:tcMar>
-              <w:top w:w="0" w:type="dxa"/>
-              <w:left w:w="108" w:type="dxa"/>
-              <w:bottom w:w="0" w:type="dxa"/>
-              <w:right w:w="108" w:type="dxa"/>
-            </w:tcMar>
-          </w:tcPr>
-          <w:p>
-            <w:pPr>
-              <w:spacing w:after="0"/>
-              <w:rPr>
-                <w:b/>
-                <w:bCs/>
-              </w:rPr>
-            </w:pPr>
-            <w:r>
-              <w:rPr>
-                <w:b/>
-                <w:bCs/>
-              </w:rPr>
-              <w:t>Patrón identificador</w:t>
-            </w:r>
-          </w:p>
-        </w:tc>
-        <w:tc>
-          <w:tcPr>
-            <w:tcW w:w="4110" w:type="dxa"/>
-            <w:tcBorders>
-              <w:top w:val="single" w:sz="4" w:space="0" w:color="999999"/>
-              <w:left w:val="single" w:sz="4" w:space="0" w:color="999999"/>
-              <w:bottom w:val="single" w:sz="12" w:space="0" w:color="666666"/>
-              <w:right w:val="single" w:sz="4" w:space="0" w:color="999999"/>
-            </w:tcBorders>
-            <w:tcMar>
-              <w:top w:w="0" w:type="dxa"/>
-              <w:left w:w="108" w:type="dxa"/>
-              <w:bottom w:w="0" w:type="dxa"/>
-              <w:right w:w="108" w:type="dxa"/>
-            </w:tcMar>
-          </w:tcPr>
-          <w:p>
-            <w:pPr>
-              <w:spacing w:after="0"/>
-              <w:rPr>
-                <w:b/>
-                <w:bCs/>
-              </w:rPr>
-            </w:pPr>
-            <w:r>
-              <w:rPr>
-                <w:b/>
-                <w:bCs/>
-              </w:rPr>
-              <w:t>Función</w:t>
-            </w:r>
-          </w:p>
-        </w:tc>
-        <w:tc>
-          <w:tcPr>
-            <w:tcW w:w="2262" w:type="dxa"/>
-            <w:tcBorders>
-              <w:top w:val="single" w:sz="4" w:space="0" w:color="999999"/>
-              <w:left w:val="single" w:sz="4" w:space="0" w:color="999999"/>
-              <w:bottom w:val="single" w:sz="12" w:space="0" w:color="666666"/>
-              <w:right w:val="single" w:sz="4" w:space="0" w:color="999999"/>
-            </w:tcBorders>
-            <w:tcMar>
-              <w:top w:w="0" w:type="dxa"/>
-              <w:left w:w="108" w:type="dxa"/>
-              <w:bottom w:w="0" w:type="dxa"/>
-              <w:right w:w="108" w:type="dxa"/>
-            </w:tcMar>
-          </w:tcPr>
-          <w:p>
-            <w:pPr>
-              <w:spacing w:after="0"/>
-              <w:rPr>
-                <w:b/>
-                <w:bCs/>
-              </w:rPr>
-            </w:pPr>
-            <w:r>
-              <w:rPr>
-                <w:b/>
-                <w:bCs/>
-              </w:rPr>
-              <w:t>Ejemplo de resultado</w:t>
-            </w:r>
-          </w:p>
-        </w:tc>
-      </w:tr>
-      <w:tr>
-        <w:tc>
-          <w:tcPr>
-            <w:tcW w:w="2122" w:type="dxa"/>
-            <w:tcBorders>
-              <w:top w:val="single" w:sz="4" w:space="0" w:color="999999"/>
-              <w:left w:val="single" w:sz="4" w:space="0" w:color="999999"/>
-              <w:bottom w:val="single" w:sz="4" w:space="0" w:color="999999"/>
-              <w:right w:val="single" w:sz="4" w:space="0" w:color="999999"/>
-            </w:tcBorders>
-            <w:tcMar>
-              <w:top w:w="0" w:type="dxa"/>
-              <w:left w:w="108" w:type="dxa"/>
-              <w:bottom w:w="0" w:type="dxa"/>
-              <w:right w:w="108" w:type="dxa"/>
-            </w:tcMar>
-          </w:tcPr>
-          <w:p>
-            <w:pPr>
-              <w:spacing w:after="0"/>
-              <w:rPr>
-                <w:b/>
-                <w:bCs/>
-              </w:rPr>
-            </w:pPr>
-            <w:r>
-              <w:rPr>
-                <w:b/>
-                <w:bCs/>
-              </w:rPr>
-              <w:t>^</w:t>
-            </w:r>
-            <w:proofErr w:type="spellStart"/>
-            <w:r>
-              <w:rPr>
-                <w:b/>
-                <w:bCs/>
-              </w:rPr>
-              <w:t>pattern</w:t>
-            </w:r>
-            <w:proofErr w:type="spellEnd"/>
-          </w:p>
-        </w:tc>
-        <w:tc>
-          <w:tcPr>
-            <w:tcW w:w="4110" w:type="dxa"/>
-            <w:tcBorders>
-              <w:top w:val="single" w:sz="4" w:space="0" w:color="999999"/>
-              <w:left w:val="single" w:sz="4" w:space="0" w:color="999999"/>
-              <w:bottom w:val="single" w:sz="4" w:space="0" w:color="999999"/>
-              <w:right w:val="single" w:sz="4" w:space="0" w:color="999999"/>
-            </w:tcBorders>
-            <w:tcMar>
-              <w:top w:w="0" w:type="dxa"/>
-              <w:left w:w="108" w:type="dxa"/>
-              <w:bottom w:w="0" w:type="dxa"/>
-              <w:right w:w="108" w:type="dxa"/>
-            </w:tcMar>
-          </w:tcPr>
-          <w:p>
-            <w:pPr>
-              <w:spacing w:after="0"/>
-            </w:pPr>
-            <w:r>
-              <w:t>Se asigna el valor generado durante la simulación dado el patrón que esté siguiendo.</w:t>
-            </w:r>
-          </w:p>
-        </w:tc>
-        <w:tc>
-          <w:tcPr>
-            <w:tcW w:w="2262" w:type="dxa"/>
-            <w:tcBorders>
-              <w:top w:val="single" w:sz="4" w:space="0" w:color="999999"/>
-              <w:left w:val="single" w:sz="4" w:space="0" w:color="999999"/>
-              <w:bottom w:val="single" w:sz="4" w:space="0" w:color="999999"/>
-              <w:right w:val="single" w:sz="4" w:space="0" w:color="999999"/>
-            </w:tcBorders>
-            <w:tcMar>
-              <w:top w:w="0" w:type="dxa"/>
-              <w:left w:w="108" w:type="dxa"/>
-              <w:bottom w:w="0" w:type="dxa"/>
-              <w:right w:w="108" w:type="dxa"/>
-            </w:tcMar>
-          </w:tcPr>
-          <w:p>
-            <w:pPr>
-              <w:spacing w:after="0"/>
-            </w:pPr>
-            <w:r>
-              <w:t>23.65</w:t>
-            </w:r>
-          </w:p>
-        </w:tc>
-      </w:tr>
-      <w:tr>
-        <w:tc>
-          <w:tcPr>
-            <w:tcW w:w="2122" w:type="dxa"/>
-            <w:tcBorders>
-              <w:top w:val="single" w:sz="4" w:space="0" w:color="999999"/>
-              <w:left w:val="single" w:sz="4" w:space="0" w:color="999999"/>
-              <w:bottom w:val="single" w:sz="4" w:space="0" w:color="999999"/>
-              <w:right w:val="single" w:sz="4" w:space="0" w:color="999999"/>
-            </w:tcBorders>
-            <w:tcMar>
-              <w:top w:w="0" w:type="dxa"/>
-              <w:left w:w="108" w:type="dxa"/>
-              <w:bottom w:w="0" w:type="dxa"/>
-              <w:right w:w="108" w:type="dxa"/>
-            </w:tcMar>
-          </w:tcPr>
-          <w:p>
-            <w:pPr>
-              <w:spacing w:after="0"/>
-              <w:rPr>
-                <w:b/>
-                <w:bCs/>
-              </w:rPr>
-            </w:pPr>
-            <w:r>
-              <w:rPr>
-                <w:b/>
-                <w:bCs/>
-              </w:rPr>
-              <w:t>^time</w:t>
-            </w:r>
-          </w:p>
-        </w:tc>
-        <w:tc>
-          <w:tcPr>
-            <w:tcW w:w="4110" w:type="dxa"/>
-            <w:tcBorders>
-              <w:top w:val="single" w:sz="4" w:space="0" w:color="999999"/>
-              <w:left w:val="single" w:sz="4" w:space="0" w:color="999999"/>
-              <w:bottom w:val="single" w:sz="4" w:space="0" w:color="999999"/>
-              <w:right w:val="single" w:sz="4" w:space="0" w:color="999999"/>
-            </w:tcBorders>
-            <w:tcMar>
-              <w:top w:w="0" w:type="dxa"/>
-              <w:left w:w="108" w:type="dxa"/>
-              <w:bottom w:w="0" w:type="dxa"/>
-              <w:right w:w="108" w:type="dxa"/>
-            </w:tcMar>
-          </w:tcPr>
-          <w:p>
-            <w:pPr>
-              <w:spacing w:after="0"/>
-            </w:pPr>
-            <w:r>
-              <w:t>Se asigna la marca de tiempo (</w:t>
-            </w:r>
-            <w:proofErr w:type="spellStart"/>
-            <w:r>
-              <w:t>timestamp</w:t>
-            </w:r>
-            <w:proofErr w:type="spellEnd"/>
-            <w:r>
-              <w:t>) en milisegundos.</w:t>
-            </w:r>
-          </w:p>
-        </w:tc>
-        <w:tc>
-          <w:tcPr>
-            <w:tcW w:w="2262" w:type="dxa"/>
-            <w:tcBorders>
-              <w:top w:val="single" w:sz="4" w:space="0" w:color="999999"/>
-              <w:left w:val="single" w:sz="4" w:space="0" w:color="999999"/>
-              <w:bottom w:val="single" w:sz="4" w:space="0" w:color="999999"/>
-              <w:right w:val="single" w:sz="4" w:space="0" w:color="999999"/>
-            </w:tcBorders>
-            <w:tcMar>
-              <w:top w:w="0" w:type="dxa"/>
-              <w:left w:w="108" w:type="dxa"/>
-              <w:bottom w:w="0" w:type="dxa"/>
-              <w:right w:w="108" w:type="dxa"/>
-            </w:tcMar>
-          </w:tcPr>
-          <w:p>
-            <w:pPr>
-              <w:spacing w:after="0"/>
-            </w:pPr>
-            <w:r>
-              <w:t>1772022600000</w:t>
-            </w:r>
-          </w:p>
-        </w:tc>
-      </w:tr>
-      <w:tr>
-        <w:tc>
-          <w:tcPr>
-            <w:tcW w:w="2122" w:type="dxa"/>
-            <w:tcBorders>
-              <w:top w:val="single" w:sz="4" w:space="0" w:color="999999"/>
-              <w:left w:val="single" w:sz="4" w:space="0" w:color="999999"/>
-              <w:bottom w:val="single" w:sz="4" w:space="0" w:color="999999"/>
-              <w:right w:val="single" w:sz="4" w:space="0" w:color="999999"/>
-            </w:tcBorders>
-            <w:tcMar>
-              <w:top w:w="0" w:type="dxa"/>
-              <w:left w:w="108" w:type="dxa"/>
-              <w:bottom w:w="0" w:type="dxa"/>
-              <w:right w:w="108" w:type="dxa"/>
-            </w:tcMar>
-          </w:tcPr>
-          <w:p>
-            <w:pPr>
-              <w:spacing w:after="0"/>
-              <w:rPr>
-                <w:b/>
-                <w:bCs/>
-              </w:rPr>
-            </w:pPr>
-            <w:r>
-              <w:rPr>
-                <w:b/>
-                <w:bCs/>
-              </w:rPr>
-              <w:lastRenderedPageBreak/>
-              <w:t>^</w:t>
-            </w:r>
-            <w:proofErr w:type="spellStart"/>
-            <w:r>
-              <w:rPr>
-                <w:b/>
-                <w:bCs/>
-              </w:rPr>
-              <w:t>positionlong</w:t>
-            </w:r>
-            <w:proofErr w:type="spellEnd"/>
-          </w:p>
-        </w:tc>
-        <w:tc>
-          <w:tcPr>
-            <w:tcW w:w="4110" w:type="dxa"/>
-            <w:tcBorders>
-              <w:top w:val="single" w:sz="4" w:space="0" w:color="999999"/>
-              <w:left w:val="single" w:sz="4" w:space="0" w:color="999999"/>
-              <w:bottom w:val="single" w:sz="4" w:space="0" w:color="999999"/>
-              <w:right w:val="single" w:sz="4" w:space="0" w:color="999999"/>
-            </w:tcBorders>
-            <w:tcMar>
-              <w:top w:w="0" w:type="dxa"/>
-              <w:left w:w="108" w:type="dxa"/>
-              <w:bottom w:w="0" w:type="dxa"/>
-              <w:right w:w="108" w:type="dxa"/>
-            </w:tcMar>
-          </w:tcPr>
-          <w:p>
-            <w:pPr>
-              <w:spacing w:after="0"/>
-            </w:pPr>
-            <w:r>
-              <w:t>Longitud geográfica del sensor configurado.</w:t>
-            </w:r>
-          </w:p>
-        </w:tc>
-        <w:tc>
-          <w:tcPr>
-            <w:tcW w:w="2262" w:type="dxa"/>
-            <w:tcBorders>
-              <w:top w:val="single" w:sz="4" w:space="0" w:color="999999"/>
-              <w:left w:val="single" w:sz="4" w:space="0" w:color="999999"/>
-              <w:bottom w:val="single" w:sz="4" w:space="0" w:color="999999"/>
-              <w:right w:val="single" w:sz="4" w:space="0" w:color="999999"/>
-            </w:tcBorders>
-            <w:tcMar>
-              <w:top w:w="0" w:type="dxa"/>
-              <w:left w:w="108" w:type="dxa"/>
-              <w:bottom w:w="0" w:type="dxa"/>
-              <w:right w:w="108" w:type="dxa"/>
-            </w:tcMar>
-          </w:tcPr>
-          <w:p>
-            <w:pPr>
-              <w:spacing w:after="0"/>
-            </w:pPr>
-            <w:r>
-              <w:t>2.1740</w:t>
-            </w:r>
-          </w:p>
-        </w:tc>
-      </w:tr>
-      <w:tr>
-        <w:tc>
-          <w:tcPr>
-            <w:tcW w:w="2122" w:type="dxa"/>
-            <w:tcBorders>
-              <w:top w:val="single" w:sz="4" w:space="0" w:color="999999"/>
-              <w:left w:val="single" w:sz="4" w:space="0" w:color="999999"/>
-              <w:bottom w:val="single" w:sz="4" w:space="0" w:color="999999"/>
-              <w:right w:val="single" w:sz="4" w:space="0" w:color="999999"/>
-            </w:tcBorders>
-            <w:tcMar>
-              <w:top w:w="0" w:type="dxa"/>
-              <w:left w:w="108" w:type="dxa"/>
-              <w:bottom w:w="0" w:type="dxa"/>
-              <w:right w:w="108" w:type="dxa"/>
-            </w:tcMar>
-          </w:tcPr>
-          <w:p>
-            <w:pPr>
-              <w:spacing w:after="0"/>
-              <w:rPr>
-                <w:b/>
-                <w:bCs/>
-              </w:rPr>
-            </w:pPr>
-            <w:r>
-              <w:rPr>
-                <w:b/>
-                <w:bCs/>
-              </w:rPr>
-              <w:t>^</w:t>
-            </w:r>
-            <w:proofErr w:type="spellStart"/>
-            <w:r>
-              <w:rPr>
-                <w:b/>
-                <w:bCs/>
-              </w:rPr>
-              <w:t>positionlat</w:t>
-            </w:r>
-            <w:proofErr w:type="spellEnd"/>
-          </w:p>
-        </w:tc>
-        <w:tc>
-          <w:tcPr>
-            <w:tcW w:w="4110" w:type="dxa"/>
-            <w:tcBorders>
-              <w:top w:val="single" w:sz="4" w:space="0" w:color="999999"/>
-              <w:left w:val="single" w:sz="4" w:space="0" w:color="999999"/>
-              <w:bottom w:val="single" w:sz="4" w:space="0" w:color="999999"/>
-              <w:right w:val="single" w:sz="4" w:space="0" w:color="999999"/>
-            </w:tcBorders>
-            <w:tcMar>
-              <w:top w:w="0" w:type="dxa"/>
-              <w:left w:w="108" w:type="dxa"/>
-              <w:bottom w:w="0" w:type="dxa"/>
-              <w:right w:w="108" w:type="dxa"/>
-            </w:tcMar>
-          </w:tcPr>
-          <w:p>
-            <w:pPr>
-              <w:spacing w:after="0"/>
-            </w:pPr>
-            <w:r>
-              <w:t>Latitud geográfica del sensor configurado.</w:t>
-            </w:r>
-          </w:p>
-        </w:tc>
-        <w:tc>
-          <w:tcPr>
-            <w:tcW w:w="2262" w:type="dxa"/>
-            <w:tcBorders>
-              <w:top w:val="single" w:sz="4" w:space="0" w:color="999999"/>
-              <w:left w:val="single" w:sz="4" w:space="0" w:color="999999"/>
-              <w:bottom w:val="single" w:sz="4" w:space="0" w:color="999999"/>
-              <w:right w:val="single" w:sz="4" w:space="0" w:color="999999"/>
-            </w:tcBorders>
-            <w:tcMar>
-              <w:top w:w="0" w:type="dxa"/>
-              <w:left w:w="108" w:type="dxa"/>
-              <w:bottom w:w="0" w:type="dxa"/>
-              <w:right w:w="108" w:type="dxa"/>
-            </w:tcMar>
-          </w:tcPr>
-          <w:p>
-            <w:pPr>
-              <w:spacing w:after="0"/>
-            </w:pPr>
-            <w:r>
-              <w:t>41.3851</w:t>
-            </w:r>
-          </w:p>
-        </w:tc>
-      </w:tr>
-      <w:tr>
-        <w:tc>
-          <w:tcPr>
-            <w:tcW w:w="2122" w:type="dxa"/>
-            <w:tcBorders>
-              <w:top w:val="single" w:sz="4" w:space="0" w:color="999999"/>
-              <w:left w:val="single" w:sz="4" w:space="0" w:color="999999"/>
-              <w:bottom w:val="single" w:sz="4" w:space="0" w:color="999999"/>
-              <w:right w:val="single" w:sz="4" w:space="0" w:color="999999"/>
-            </w:tcBorders>
-            <w:tcMar>
-              <w:top w:w="0" w:type="dxa"/>
-              <w:left w:w="108" w:type="dxa"/>
-              <w:bottom w:w="0" w:type="dxa"/>
-              <w:right w:w="108" w:type="dxa"/>
-            </w:tcMar>
-          </w:tcPr>
-          <w:p>
-            <w:pPr>
-              <w:spacing w:after="0"/>
-              <w:rPr>
-                <w:b/>
-                <w:bCs/>
-              </w:rPr>
-            </w:pPr>
-            <w:r>
-              <w:rPr>
-                <w:b/>
-                <w:bCs/>
-              </w:rPr>
-              <w:t>^</w:t>
-            </w:r>
-            <w:proofErr w:type="spellStart"/>
-            <w:r>
-              <w:rPr>
-                <w:b/>
-                <w:bCs/>
-              </w:rPr>
-              <w:t>positioncote</w:t>
-            </w:r>
-            <w:proofErr w:type="spellEnd"/>
-          </w:p>
-        </w:tc>
-        <w:tc>
-          <w:tcPr>
-            <w:tcW w:w="4110" w:type="dxa"/>
-            <w:tcBorders>
-              <w:top w:val="single" w:sz="4" w:space="0" w:color="999999"/>
-              <w:left w:val="single" w:sz="4" w:space="0" w:color="999999"/>
-              <w:bottom w:val="single" w:sz="4" w:space="0" w:color="999999"/>
-              <w:right w:val="single" w:sz="4" w:space="0" w:color="999999"/>
-            </w:tcBorders>
-            <w:tcMar>
-              <w:top w:w="0" w:type="dxa"/>
-              <w:left w:w="108" w:type="dxa"/>
-              <w:bottom w:w="0" w:type="dxa"/>
-              <w:right w:w="108" w:type="dxa"/>
-            </w:tcMar>
-          </w:tcPr>
-          <w:p>
-            <w:pPr>
-              <w:spacing w:after="0"/>
-            </w:pPr>
-            <w:r>
-              <w:t>Altura / Cota del sensor configurado.</w:t>
-            </w:r>
-          </w:p>
-        </w:tc>
-        <w:tc>
-          <w:tcPr>
-            <w:tcW w:w="2262" w:type="dxa"/>
-            <w:tcBorders>
-              <w:top w:val="single" w:sz="4" w:space="0" w:color="999999"/>
-              <w:left w:val="single" w:sz="4" w:space="0" w:color="999999"/>
-              <w:bottom w:val="single" w:sz="4" w:space="0" w:color="999999"/>
-              <w:right w:val="single" w:sz="4" w:space="0" w:color="999999"/>
-            </w:tcBorders>
-            <w:tcMar>
-              <w:top w:w="0" w:type="dxa"/>
-              <w:left w:w="108" w:type="dxa"/>
-              <w:bottom w:w="0" w:type="dxa"/>
-              <w:right w:w="108" w:type="dxa"/>
-            </w:tcMar>
-          </w:tcPr>
-          <w:p>
-            <w:pPr>
-              <w:spacing w:after="0"/>
-            </w:pPr>
-            <w:r>
-              <w:t>35</w:t>
-            </w:r>
-          </w:p>
-        </w:tc>
-      </w:tr>
-      <w:tr>
-        <w:tc>
-          <w:tcPr>
-            <w:tcW w:w="2122" w:type="dxa"/>
-            <w:tcBorders>
-              <w:top w:val="single" w:sz="4" w:space="0" w:color="999999"/>
-              <w:left w:val="single" w:sz="4" w:space="0" w:color="999999"/>
-              <w:bottom w:val="single" w:sz="4" w:space="0" w:color="999999"/>
-              <w:right w:val="single" w:sz="4" w:space="0" w:color="999999"/>
-            </w:tcBorders>
-            <w:tcMar>
-              <w:top w:w="0" w:type="dxa"/>
-              <w:left w:w="108" w:type="dxa"/>
-              <w:bottom w:w="0" w:type="dxa"/>
-              <w:right w:w="108" w:type="dxa"/>
-            </w:tcMar>
-          </w:tcPr>
-          <w:p>
-            <w:pPr>
-              <w:spacing w:after="0"/>
-              <w:rPr>
-                <w:b/>
-                <w:bCs/>
-              </w:rPr>
-            </w:pPr>
-            <w:r>
-              <w:rPr>
-                <w:b/>
-                <w:bCs/>
-              </w:rPr>
-              <w:t>^</w:t>
-            </w:r>
-            <w:proofErr w:type="spellStart"/>
-            <w:r>
-              <w:rPr>
-                <w:b/>
-                <w:bCs/>
-              </w:rPr>
-              <w:t>positionalias</w:t>
-            </w:r>
-            <w:proofErr w:type="spellEnd"/>
-          </w:p>
-        </w:tc>
-        <w:tc>
-          <w:tcPr>
-            <w:tcW w:w="4110" w:type="dxa"/>
-            <w:tcBorders>
-              <w:top w:val="single" w:sz="4" w:space="0" w:color="999999"/>
-              <w:left w:val="single" w:sz="4" w:space="0" w:color="999999"/>
-              <w:bottom w:val="single" w:sz="4" w:space="0" w:color="999999"/>
-              <w:right w:val="single" w:sz="4" w:space="0" w:color="999999"/>
-            </w:tcBorders>
-            <w:tcMar>
-              <w:top w:w="0" w:type="dxa"/>
-              <w:left w:w="108" w:type="dxa"/>
-              <w:bottom w:w="0" w:type="dxa"/>
-              <w:right w:w="108" w:type="dxa"/>
-            </w:tcMar>
-          </w:tcPr>
-          <w:p>
-            <w:pPr>
-              <w:spacing w:after="0"/>
-            </w:pPr>
-            <w:r>
-              <w:t>Alias del sensor configurado.</w:t>
-            </w:r>
-          </w:p>
-        </w:tc>
-        <w:tc>
-          <w:tcPr>
-            <w:tcW w:w="2262" w:type="dxa"/>
-            <w:tcBorders>
-              <w:top w:val="single" w:sz="4" w:space="0" w:color="999999"/>
-              <w:left w:val="single" w:sz="4" w:space="0" w:color="999999"/>
-              <w:bottom w:val="single" w:sz="4" w:space="0" w:color="999999"/>
-              <w:right w:val="single" w:sz="4" w:space="0" w:color="999999"/>
-            </w:tcBorders>
-            <w:tcMar>
-              <w:top w:w="0" w:type="dxa"/>
-              <w:left w:w="108" w:type="dxa"/>
-              <w:bottom w:w="0" w:type="dxa"/>
-              <w:right w:w="108" w:type="dxa"/>
-            </w:tcMar>
-          </w:tcPr>
-          <w:p>
-            <w:pPr>
-              <w:spacing w:after="0"/>
-            </w:pPr>
-            <w:r>
-              <w:t>“Sensor_Norte_01”</w:t>
-            </w:r>
-          </w:p>
-        </w:tc>
-      </w:tr>
-      <w:tr>
-        <w:tc>
-          <w:tcPr>
-            <w:tcW w:w="2122" w:type="dxa"/>
-            <w:tcBorders>
-              <w:top w:val="single" w:sz="4" w:space="0" w:color="999999"/>
-              <w:left w:val="single" w:sz="4" w:space="0" w:color="999999"/>
-              <w:bottom w:val="single" w:sz="4" w:space="0" w:color="999999"/>
-              <w:right w:val="single" w:sz="4" w:space="0" w:color="999999"/>
-            </w:tcBorders>
-            <w:tcMar>
-              <w:top w:w="0" w:type="dxa"/>
-              <w:left w:w="108" w:type="dxa"/>
-              <w:bottom w:w="0" w:type="dxa"/>
-              <w:right w:w="108" w:type="dxa"/>
-            </w:tcMar>
-          </w:tcPr>
-          <w:p>
-            <w:pPr>
-              <w:spacing w:after="0"/>
-              <w:rPr>
-                <w:b/>
-                <w:bCs/>
-              </w:rPr>
-            </w:pPr>
-            <w:r>
-              <w:rPr>
-                <w:b/>
-                <w:bCs/>
-              </w:rPr>
-              <w:t>^</w:t>
-            </w:r>
-            <w:proofErr w:type="spellStart"/>
-            <w:r>
-              <w:rPr>
-                <w:b/>
-                <w:bCs/>
-              </w:rPr>
-              <w:t>positiondeveui</w:t>
-            </w:r>
-            <w:proofErr w:type="spellEnd"/>
-          </w:p>
-        </w:tc>
-        <w:tc>
-          <w:tcPr>
-            <w:tcW w:w="4110" w:type="dxa"/>
-            <w:tcBorders>
-              <w:top w:val="single" w:sz="4" w:space="0" w:color="999999"/>
-              <w:left w:val="single" w:sz="4" w:space="0" w:color="999999"/>
-              <w:bottom w:val="single" w:sz="4" w:space="0" w:color="999999"/>
-              <w:right w:val="single" w:sz="4" w:space="0" w:color="999999"/>
-            </w:tcBorders>
-            <w:tcMar>
-              <w:top w:w="0" w:type="dxa"/>
-              <w:left w:w="108" w:type="dxa"/>
-              <w:bottom w:w="0" w:type="dxa"/>
-              <w:right w:w="108" w:type="dxa"/>
-            </w:tcMar>
-          </w:tcPr>
-          <w:p>
-            <w:pPr>
-              <w:spacing w:after="0"/>
-            </w:pPr>
-            <w:r>
-              <w:t xml:space="preserve">Identificador </w:t>
-            </w:r>
-            <w:proofErr w:type="spellStart"/>
-            <w:r>
-              <w:t>DevEUI</w:t>
-            </w:r>
-            <w:proofErr w:type="spellEnd"/>
-            <w:r>
-              <w:t xml:space="preserve"> del sensor configurado.</w:t>
-            </w:r>
-          </w:p>
-        </w:tc>
-        <w:tc>
-          <w:tcPr>
-            <w:tcW w:w="2262" w:type="dxa"/>
-            <w:tcBorders>
-              <w:top w:val="single" w:sz="4" w:space="0" w:color="999999"/>
-              <w:left w:val="single" w:sz="4" w:space="0" w:color="999999"/>
-              <w:bottom w:val="single" w:sz="4" w:space="0" w:color="999999"/>
-              <w:right w:val="single" w:sz="4" w:space="0" w:color="999999"/>
-            </w:tcBorders>
-            <w:tcMar>
-              <w:top w:w="0" w:type="dxa"/>
-              <w:left w:w="108" w:type="dxa"/>
-              <w:bottom w:w="0" w:type="dxa"/>
-              <w:right w:w="108" w:type="dxa"/>
-            </w:tcMar>
-          </w:tcPr>
-          <w:p>
-            <w:pPr>
-              <w:spacing w:after="0"/>
-            </w:pPr>
-            <w:r>
-              <w:t>“C020000000000001”</w:t>
-            </w:r>
-          </w:p>
-        </w:tc>
-      </w:tr>
-      <w:tr>
-        <w:tc>
-          <w:tcPr>
-            <w:tcW w:w="2122" w:type="dxa"/>
-            <w:tcBorders>
-              <w:top w:val="single" w:sz="4" w:space="0" w:color="999999"/>
-              <w:left w:val="single" w:sz="4" w:space="0" w:color="999999"/>
-              <w:bottom w:val="single" w:sz="4" w:space="0" w:color="999999"/>
-              <w:right w:val="single" w:sz="4" w:space="0" w:color="999999"/>
-            </w:tcBorders>
-            <w:tcMar>
-              <w:top w:w="0" w:type="dxa"/>
-              <w:left w:w="108" w:type="dxa"/>
-              <w:bottom w:w="0" w:type="dxa"/>
-              <w:right w:w="108" w:type="dxa"/>
-            </w:tcMar>
-          </w:tcPr>
-          <w:p>
-            <w:pPr>
-              <w:spacing w:after="0"/>
-              <w:rPr>
-                <w:b/>
-                <w:bCs/>
-              </w:rPr>
-            </w:pPr>
-            <w:r>
-              <w:rPr>
-                <w:b/>
-                <w:bCs/>
-              </w:rPr>
-              <w:t>^</w:t>
-            </w:r>
-            <w:proofErr w:type="spellStart"/>
-            <w:r>
-              <w:rPr>
-                <w:b/>
-                <w:bCs/>
-              </w:rPr>
-              <w:t>positionjoineui</w:t>
-            </w:r>
-            <w:proofErr w:type="spellEnd"/>
-          </w:p>
-        </w:tc>
-        <w:tc>
-          <w:tcPr>
-            <w:tcW w:w="4110" w:type="dxa"/>
-            <w:tcBorders>
-              <w:top w:val="single" w:sz="4" w:space="0" w:color="999999"/>
-              <w:left w:val="single" w:sz="4" w:space="0" w:color="999999"/>
-              <w:bottom w:val="single" w:sz="4" w:space="0" w:color="999999"/>
-              <w:right w:val="single" w:sz="4" w:space="0" w:color="999999"/>
-            </w:tcBorders>
-            <w:tcMar>
-              <w:top w:w="0" w:type="dxa"/>
-              <w:left w:w="108" w:type="dxa"/>
-              <w:bottom w:w="0" w:type="dxa"/>
-              <w:right w:w="108" w:type="dxa"/>
-            </w:tcMar>
-          </w:tcPr>
-          <w:p>
-            <w:pPr>
-              <w:spacing w:after="0"/>
-            </w:pPr>
-            <w:r>
-              <w:t xml:space="preserve">Identificador </w:t>
-            </w:r>
-            <w:proofErr w:type="spellStart"/>
-            <w:r>
-              <w:t>JoinEUI</w:t>
-            </w:r>
-            <w:proofErr w:type="spellEnd"/>
-            <w:r>
-              <w:t xml:space="preserve"> del sensor configurado.</w:t>
-            </w:r>
-          </w:p>
-        </w:tc>
-        <w:tc>
-          <w:tcPr>
-            <w:tcW w:w="2262" w:type="dxa"/>
-            <w:tcBorders>
-              <w:top w:val="single" w:sz="4" w:space="0" w:color="999999"/>
-              <w:left w:val="single" w:sz="4" w:space="0" w:color="999999"/>
-              <w:bottom w:val="single" w:sz="4" w:space="0" w:color="999999"/>
-              <w:right w:val="single" w:sz="4" w:space="0" w:color="999999"/>
-            </w:tcBorders>
-            <w:tcMar>
-              <w:top w:w="0" w:type="dxa"/>
-              <w:left w:w="108" w:type="dxa"/>
-              <w:bottom w:w="0" w:type="dxa"/>
-              <w:right w:w="108" w:type="dxa"/>
-            </w:tcMar>
-          </w:tcPr>
-          <w:p>
-            <w:pPr>
-              <w:spacing w:after="0"/>
-            </w:pPr>
-            <w:r>
-              <w:t>“0000000000000000”</w:t>
-            </w:r>
-          </w:p>
-        </w:tc>
-      </w:tr>
-      <w:tr>
-        <w:tc>
-          <w:tcPr>
-            <w:tcW w:w="2122" w:type="dxa"/>
-            <w:tcBorders>
-              <w:top w:val="single" w:sz="4" w:space="0" w:color="999999"/>
-              <w:left w:val="single" w:sz="4" w:space="0" w:color="999999"/>
-              <w:bottom w:val="single" w:sz="4" w:space="0" w:color="999999"/>
-              <w:right w:val="single" w:sz="4" w:space="0" w:color="999999"/>
-            </w:tcBorders>
-            <w:tcMar>
-              <w:top w:w="0" w:type="dxa"/>
-              <w:left w:w="108" w:type="dxa"/>
-              <w:bottom w:w="0" w:type="dxa"/>
-              <w:right w:w="108" w:type="dxa"/>
-            </w:tcMar>
-          </w:tcPr>
-          <w:p>
-            <w:pPr>
-              <w:spacing w:after="0"/>
-              <w:rPr>
-                <w:b/>
-                <w:bCs/>
-              </w:rPr>
-            </w:pPr>
-            <w:r>
-              <w:rPr>
-                <w:b/>
-                <w:bCs/>
-              </w:rPr>
-              <w:t>^</w:t>
-            </w:r>
-            <w:proofErr w:type="spellStart"/>
-            <w:r>
-              <w:rPr>
-                <w:b/>
-                <w:bCs/>
-              </w:rPr>
-              <w:t>positiondevaddr</w:t>
-            </w:r>
-            <w:proofErr w:type="spellEnd"/>
-          </w:p>
-        </w:tc>
-        <w:tc>
-          <w:tcPr>
-            <w:tcW w:w="4110" w:type="dxa"/>
-            <w:tcBorders>
-              <w:top w:val="single" w:sz="4" w:space="0" w:color="999999"/>
-              <w:left w:val="single" w:sz="4" w:space="0" w:color="999999"/>
-              <w:bottom w:val="single" w:sz="4" w:space="0" w:color="999999"/>
-              <w:right w:val="single" w:sz="4" w:space="0" w:color="999999"/>
-            </w:tcBorders>
-            <w:tcMar>
-              <w:top w:w="0" w:type="dxa"/>
-              <w:left w:w="108" w:type="dxa"/>
-              <w:bottom w:w="0" w:type="dxa"/>
-              <w:right w:w="108" w:type="dxa"/>
-            </w:tcMar>
-          </w:tcPr>
-          <w:p>
-            <w:pPr>
-              <w:spacing w:after="0"/>
-            </w:pPr>
-            <w:r>
-              <w:t xml:space="preserve">Dirección </w:t>
-            </w:r>
-            <w:proofErr w:type="spellStart"/>
-            <w:r>
-              <w:t>DevAddr</w:t>
-            </w:r>
-            <w:proofErr w:type="spellEnd"/>
-            <w:r>
-              <w:t xml:space="preserve"> del sensor configurado.</w:t>
-            </w:r>
-          </w:p>
-        </w:tc>
-        <w:tc>
-          <w:tcPr>
-            <w:tcW w:w="2262" w:type="dxa"/>
-            <w:tcBorders>
-              <w:top w:val="single" w:sz="4" w:space="0" w:color="999999"/>
-              <w:left w:val="single" w:sz="4" w:space="0" w:color="999999"/>
-              <w:bottom w:val="single" w:sz="4" w:space="0" w:color="999999"/>
-              <w:right w:val="single" w:sz="4" w:space="0" w:color="999999"/>
-            </w:tcBorders>
-            <w:tcMar>
-              <w:top w:w="0" w:type="dxa"/>
-              <w:left w:w="108" w:type="dxa"/>
-              <w:bottom w:w="0" w:type="dxa"/>
-              <w:right w:w="108" w:type="dxa"/>
-            </w:tcMar>
-          </w:tcPr>
-          <w:p>
-            <w:pPr>
-              <w:spacing w:after="0"/>
-            </w:pPr>
-            <w:r>
-              <w:t>“BC000003”</w:t>
-            </w:r>
-          </w:p>
-        </w:tc>
-      </w:tr>
-      <w:tr>
-        <w:tc>
-          <w:tcPr>
-            <w:tcW w:w="2122" w:type="dxa"/>
-            <w:tcBorders>
-              <w:top w:val="single" w:sz="4" w:space="0" w:color="999999"/>
-              <w:left w:val="single" w:sz="4" w:space="0" w:color="999999"/>
-              <w:bottom w:val="single" w:sz="4" w:space="0" w:color="999999"/>
-              <w:right w:val="single" w:sz="4" w:space="0" w:color="999999"/>
-            </w:tcBorders>
-            <w:tcMar>
-              <w:top w:w="0" w:type="dxa"/>
-              <w:left w:w="108" w:type="dxa"/>
-              <w:bottom w:w="0" w:type="dxa"/>
-              <w:right w:w="108" w:type="dxa"/>
-            </w:tcMar>
-          </w:tcPr>
-          <w:p>
-            <w:pPr>
-              <w:spacing w:after="0"/>
-              <w:rPr>
-                <w:b/>
-                <w:bCs/>
-              </w:rPr>
-            </w:pPr>
-            <w:r>
-              <w:rPr>
-                <w:b/>
-                <w:bCs/>
-              </w:rPr>
-              <w:t>^</w:t>
-            </w:r>
-            <w:proofErr w:type="spellStart"/>
-            <w:r>
-              <w:rPr>
-                <w:b/>
-                <w:bCs/>
-              </w:rPr>
-              <w:t>int</w:t>
-            </w:r>
-            <w:proofErr w:type="spellEnd"/>
-            <w:r>
-              <w:rPr>
-                <w:b/>
-                <w:bCs/>
-              </w:rPr>
-              <w:t>[</w:t>
-            </w:r>
-            <w:proofErr w:type="spellStart"/>
-            <w:proofErr w:type="gramStart"/>
-            <w:r>
-              <w:rPr>
-                <w:b/>
-                <w:bCs/>
-              </w:rPr>
-              <w:t>min,max</w:t>
-            </w:r>
-            <w:proofErr w:type="spellEnd"/>
-            <w:proofErr w:type="gramEnd"/>
-            <w:r>
-              <w:rPr>
-                <w:b/>
-                <w:bCs/>
-              </w:rPr>
-              <w:t>]</w:t>
-            </w:r>
-          </w:p>
-        </w:tc>
-        <w:tc>
-          <w:tcPr>
-            <w:tcW w:w="4110" w:type="dxa"/>
-            <w:tcBorders>
-              <w:top w:val="single" w:sz="4" w:space="0" w:color="999999"/>
-              <w:left w:val="single" w:sz="4" w:space="0" w:color="999999"/>
-              <w:bottom w:val="single" w:sz="4" w:space="0" w:color="999999"/>
-              <w:right w:val="single" w:sz="4" w:space="0" w:color="999999"/>
-            </w:tcBorders>
-            <w:tcMar>
-              <w:top w:w="0" w:type="dxa"/>
-              <w:left w:w="108" w:type="dxa"/>
-              <w:bottom w:w="0" w:type="dxa"/>
-              <w:right w:w="108" w:type="dxa"/>
-            </w:tcMar>
-          </w:tcPr>
-          <w:p>
-            <w:pPr>
-              <w:spacing w:after="0"/>
-            </w:pPr>
-            <w:r>
-              <w:t>Número entero aleatorio entre rangos mínimo y máximo.</w:t>
-            </w:r>
-          </w:p>
-        </w:tc>
-        <w:tc>
-          <w:tcPr>
-            <w:tcW w:w="2262" w:type="dxa"/>
-            <w:tcBorders>
-              <w:top w:val="single" w:sz="4" w:space="0" w:color="999999"/>
-              <w:left w:val="single" w:sz="4" w:space="0" w:color="999999"/>
-              <w:bottom w:val="single" w:sz="4" w:space="0" w:color="999999"/>
-              <w:right w:val="single" w:sz="4" w:space="0" w:color="999999"/>
-            </w:tcBorders>
-            <w:tcMar>
-              <w:top w:w="0" w:type="dxa"/>
-              <w:left w:w="108" w:type="dxa"/>
-              <w:bottom w:w="0" w:type="dxa"/>
-              <w:right w:w="108" w:type="dxa"/>
-            </w:tcMar>
-          </w:tcPr>
-          <w:p>
-            <w:pPr>
-              <w:spacing w:after="0"/>
-            </w:pPr>
-            <w:r>
-              <w:t>^</w:t>
-            </w:r>
-            <w:proofErr w:type="spellStart"/>
-            <w:proofErr w:type="gramStart"/>
-            <w:r>
-              <w:t>int</w:t>
-            </w:r>
-            <w:proofErr w:type="spellEnd"/>
-            <w:r>
-              <w:t>[</w:t>
-            </w:r>
-            <w:proofErr w:type="gramEnd"/>
-            <w:r>
-              <w:t>1,100] → 42</w:t>
-            </w:r>
-          </w:p>
-        </w:tc>
-      </w:tr>
-      <w:tr>
-        <w:tc>
-          <w:tcPr>
-            <w:tcW w:w="2122" w:type="dxa"/>
-            <w:tcBorders>
-              <w:top w:val="single" w:sz="4" w:space="0" w:color="999999"/>
-              <w:left w:val="single" w:sz="4" w:space="0" w:color="999999"/>
-              <w:bottom w:val="single" w:sz="4" w:space="0" w:color="999999"/>
-              <w:right w:val="single" w:sz="4" w:space="0" w:color="999999"/>
-            </w:tcBorders>
-            <w:tcMar>
-              <w:top w:w="0" w:type="dxa"/>
-              <w:left w:w="108" w:type="dxa"/>
-              <w:bottom w:w="0" w:type="dxa"/>
-              <w:right w:w="108" w:type="dxa"/>
-            </w:tcMar>
-          </w:tcPr>
-          <w:p>
-            <w:pPr>
-              <w:spacing w:after="0"/>
-              <w:rPr>
-                <w:b/>
-                <w:bCs/>
-              </w:rPr>
-            </w:pPr>
-            <w:r>
-              <w:rPr>
-                <w:b/>
-                <w:bCs/>
-              </w:rPr>
-              <w:t>^</w:t>
-            </w:r>
-            <w:proofErr w:type="spellStart"/>
-            <w:r>
-              <w:rPr>
-                <w:b/>
-                <w:bCs/>
-              </w:rPr>
-              <w:t>float</w:t>
-            </w:r>
-            <w:proofErr w:type="spellEnd"/>
-            <w:r>
-              <w:rPr>
-                <w:b/>
-                <w:bCs/>
-              </w:rPr>
-              <w:t>[</w:t>
-            </w:r>
-            <w:proofErr w:type="spellStart"/>
-            <w:proofErr w:type="gramStart"/>
-            <w:r>
-              <w:rPr>
-                <w:b/>
-                <w:bCs/>
-              </w:rPr>
-              <w:t>min,max</w:t>
-            </w:r>
-            <w:proofErr w:type="spellEnd"/>
-            <w:proofErr w:type="gramEnd"/>
-            <w:r>
-              <w:rPr>
-                <w:b/>
-                <w:bCs/>
-              </w:rPr>
-              <w:t>]</w:t>
-            </w:r>
-          </w:p>
-        </w:tc>
-        <w:tc>
-          <w:tcPr>
-            <w:tcW w:w="4110" w:type="dxa"/>
-            <w:tcBorders>
-              <w:top w:val="single" w:sz="4" w:space="0" w:color="999999"/>
-              <w:left w:val="single" w:sz="4" w:space="0" w:color="999999"/>
-              <w:bottom w:val="single" w:sz="4" w:space="0" w:color="999999"/>
-              <w:right w:val="single" w:sz="4" w:space="0" w:color="999999"/>
-            </w:tcBorders>
-            <w:tcMar>
-              <w:top w:w="0" w:type="dxa"/>
-              <w:left w:w="108" w:type="dxa"/>
-              <w:bottom w:w="0" w:type="dxa"/>
-              <w:right w:w="108" w:type="dxa"/>
-            </w:tcMar>
-          </w:tcPr>
-          <w:p>
-            <w:pPr>
-              <w:spacing w:after="0"/>
-            </w:pPr>
-            <w:r>
-              <w:t>Número decimal entre rangos mínimo y máximo.</w:t>
-            </w:r>
-          </w:p>
-        </w:tc>
-        <w:tc>
-          <w:tcPr>
-            <w:tcW w:w="2262" w:type="dxa"/>
-            <w:tcBorders>
-              <w:top w:val="single" w:sz="4" w:space="0" w:color="999999"/>
-              <w:left w:val="single" w:sz="4" w:space="0" w:color="999999"/>
-              <w:bottom w:val="single" w:sz="4" w:space="0" w:color="999999"/>
-              <w:right w:val="single" w:sz="4" w:space="0" w:color="999999"/>
-            </w:tcBorders>
-            <w:tcMar>
-              <w:top w:w="0" w:type="dxa"/>
-              <w:left w:w="108" w:type="dxa"/>
-              <w:bottom w:w="0" w:type="dxa"/>
-              <w:right w:w="108" w:type="dxa"/>
-            </w:tcMar>
-          </w:tcPr>
-          <w:p>
-            <w:pPr>
-              <w:spacing w:after="0"/>
-            </w:pPr>
-            <w:r>
-              <w:t>^</w:t>
-            </w:r>
-            <w:proofErr w:type="spellStart"/>
-            <w:proofErr w:type="gramStart"/>
-            <w:r>
-              <w:t>float</w:t>
-            </w:r>
-            <w:proofErr w:type="spellEnd"/>
-            <w:r>
-              <w:t>[</w:t>
-            </w:r>
-            <w:proofErr w:type="gramEnd"/>
-            <w:r>
-              <w:t>0,10] → 5.74</w:t>
-            </w:r>
-          </w:p>
-        </w:tc>
-      </w:tr>
-      <w:tr>
-        <w:tc>
-          <w:tcPr>
-            <w:tcW w:w="2122" w:type="dxa"/>
-            <w:tcBorders>
-              <w:top w:val="single" w:sz="4" w:space="0" w:color="999999"/>
-              <w:left w:val="single" w:sz="4" w:space="0" w:color="999999"/>
-              <w:bottom w:val="single" w:sz="4" w:space="0" w:color="999999"/>
-              <w:right w:val="single" w:sz="4" w:space="0" w:color="999999"/>
-            </w:tcBorders>
-            <w:tcMar>
-              <w:top w:w="0" w:type="dxa"/>
-              <w:left w:w="108" w:type="dxa"/>
-              <w:bottom w:w="0" w:type="dxa"/>
-              <w:right w:w="108" w:type="dxa"/>
-            </w:tcMar>
-          </w:tcPr>
-          <w:p>
-            <w:pPr>
-              <w:spacing w:after="0"/>
-              <w:rPr>
-                <w:b/>
-                <w:bCs/>
-              </w:rPr>
-            </w:pPr>
-            <w:r>
-              <w:rPr>
-                <w:b/>
-                <w:bCs/>
-              </w:rPr>
-              <w:t>^</w:t>
-            </w:r>
-            <w:proofErr w:type="spellStart"/>
-            <w:r>
-              <w:rPr>
-                <w:b/>
-                <w:bCs/>
-              </w:rPr>
-              <w:t>bool</w:t>
-            </w:r>
-            <w:proofErr w:type="spellEnd"/>
-          </w:p>
-        </w:tc>
-        <w:tc>
-          <w:tcPr>
-            <w:tcW w:w="4110" w:type="dxa"/>
-            <w:tcBorders>
-              <w:top w:val="single" w:sz="4" w:space="0" w:color="999999"/>
-              <w:left w:val="single" w:sz="4" w:space="0" w:color="999999"/>
-              <w:bottom w:val="single" w:sz="4" w:space="0" w:color="999999"/>
-              <w:right w:val="single" w:sz="4" w:space="0" w:color="999999"/>
-            </w:tcBorders>
-            <w:tcMar>
-              <w:top w:w="0" w:type="dxa"/>
-              <w:left w:w="108" w:type="dxa"/>
-              <w:bottom w:w="0" w:type="dxa"/>
-              <w:right w:w="108" w:type="dxa"/>
-            </w:tcMar>
-          </w:tcPr>
-          <w:p>
-            <w:pPr>
-              <w:spacing w:after="0"/>
-            </w:pPr>
-            <w:r>
-              <w:t>Se asigna un valor booleano.</w:t>
-            </w:r>
-          </w:p>
-        </w:tc>
-        <w:tc>
-          <w:tcPr>
-            <w:tcW w:w="2262" w:type="dxa"/>
-            <w:tcBorders>
-              <w:top w:val="single" w:sz="4" w:space="0" w:color="999999"/>
-              <w:left w:val="single" w:sz="4" w:space="0" w:color="999999"/>
-              <w:bottom w:val="single" w:sz="4" w:space="0" w:color="999999"/>
-              <w:right w:val="single" w:sz="4" w:space="0" w:color="999999"/>
-            </w:tcBorders>
-            <w:tcMar>
-              <w:top w:w="0" w:type="dxa"/>
-              <w:left w:w="108" w:type="dxa"/>
-              <w:bottom w:w="0" w:type="dxa"/>
-              <w:right w:w="108" w:type="dxa"/>
-            </w:tcMar>
-          </w:tcPr>
-          <w:p>
-            <w:pPr>
-              <w:spacing w:after="0"/>
-            </w:pPr>
-            <w:r>
-              <w:t>true / false</w:t>
-            </w:r>
-          </w:p>
-        </w:tc>
-      </w:tr>
-    </w:tbl>
-    <w:p>
-      <w:pPr>
-        <w:ind w:left="720"/>
-      </w:pPr>
-    </w:p>
-    <w:p>
-      <w:pPr>
-        <w:pStyle w:val="Prrafodelista"/>
-        <w:numPr>
-          <w:ilvl w:val="0"/>
-          <w:numId w:val="7"/>
-        </w:numPr>
-        <w:rPr>
-          <w:b/>
-          <w:bCs/>
-        </w:rPr>
-      </w:pPr>
-      <w:r>
-        <w:rPr>
-          <w:b/>
-          <w:bCs/>
-        </w:rPr>
-        <w:t>Gestión de listado de patrones en formulario</w:t>
-      </w:r>
-    </w:p>
-    <w:p>
-      <w:pPr>
-        <w:ind w:left="720"/>
-      </w:pPr>
-      <w:r>
-        <w:t>Esta sección contiene un listado con los patrones que se van añadiendo. Desde aquí podremos reordenar la lista si los patrones no se encuentran como el usuario desea.</w:t>
-      </w:r>
-    </w:p>
-    <w:p>
-      <w:pPr>
-        <w:ind w:left="720"/>
+        <w:jc w:val="center"/>
       </w:pPr>
       <w:r>
         <w:rPr>
           <w:noProof/>
         </w:rPr>
         <w:drawing>
-          <wp:inline distT="0" distB="0" distL="0" distR="0" wp14:anchorId="3AE0F74A" wp14:editId="637BB1A4">
-            <wp:extent cx="5400044" cy="1659892"/>
+          <wp:inline distT="0" distB="0" distL="0" distR="0" wp14:anchorId="7FC93564" wp14:editId="542E7C1B">
+            <wp:extent cx="3183147" cy="3761458"/>
             <wp:effectExtent l="0" t="0" r="0" b="0"/>
-            <wp:docPr id="370497796" name="Imagen 1"/>
-            <wp:cNvGraphicFramePr/>
+            <wp:docPr id="50714476" name="Imagen 1"/>
+            <wp:cNvGraphicFramePr>
+              <a:graphicFrameLocks xmlns:a="http://schemas.openxmlformats.org/drawingml/2006/main" noChangeAspect="1"/>
+            </wp:cNvGraphicFramePr>
             <a:graphic xmlns:a="http://schemas.openxmlformats.org/drawingml/2006/main">
               <a:graphicData uri="http://schemas.openxmlformats.org/drawingml/2006/picture">
                 <pic:pic xmlns:pic="http://schemas.openxmlformats.org/drawingml/2006/picture">
                   <pic:nvPicPr>
-                    <pic:cNvPr id="0" name=""/>
-                    <pic:cNvPicPr/>
-                  </pic:nvPicPr>
-                  <pic:blipFill>
-                    <a:blip r:embed="rId24"/>
-                    <a:stretch>
-                      <a:fillRect/>
-                    </a:stretch>
-                  </pic:blipFill>
-                  <pic:spPr>
-                    <a:xfrm>
-                      <a:off x="0" y="0"/>
-                      <a:ext cx="5400044" cy="1659892"/>
-                    </a:xfrm>
-                    <a:prstGeom prst="rect">
-                      <a:avLst/>
-                    </a:prstGeom>
-                    <a:noFill/>
-                    <a:ln>
-                      <a:noFill/>
-                      <a:prstDash/>
-                    </a:ln>
-                  </pic:spPr>
-                </pic:pic>
-              </a:graphicData>
-            </a:graphic>
-          </wp:inline>
-        </w:drawing>
-      </w:r>
-    </w:p>
-    <w:p>
-      <w:pPr>
-        <w:ind w:left="720"/>
-      </w:pPr>
-      <w:r>
-        <w:t>Para añadir o editar un patrón existente hay que hacer clic en sus botones correspondientes, mostrando un desplegable para seleccionar el patrón del listado de patrones que tengamos cargado en el sistema.</w:t>
-      </w:r>
-    </w:p>
-    <w:p>
-      <w:pPr>
-        <w:ind w:left="720"/>
-        <w:jc w:val="center"/>
-      </w:pPr>
-      <w:r>
-        <w:rPr>
-          <w:noProof/>
-        </w:rPr>
-        <w:lastRenderedPageBreak/>
-        <w:drawing>
-          <wp:inline distT="0" distB="0" distL="0" distR="0" wp14:anchorId="1B5ABFAA" wp14:editId="0377A37F">
-            <wp:extent cx="5400044" cy="2227578"/>
-            <wp:effectExtent l="0" t="0" r="0" b="1272"/>
-            <wp:docPr id="2134771105" name="Imagen 1"/>
-            <wp:cNvGraphicFramePr/>
-            <a:graphic xmlns:a="http://schemas.openxmlformats.org/drawingml/2006/main">
-              <a:graphicData uri="http://schemas.openxmlformats.org/drawingml/2006/picture">
-                <pic:pic xmlns:pic="http://schemas.openxmlformats.org/drawingml/2006/picture">
-                  <pic:nvPicPr>
-                    <pic:cNvPr id="0" name=""/>
-                    <pic:cNvPicPr/>
-                  </pic:nvPicPr>
-                  <pic:blipFill>
-                    <a:blip r:embed="rId25"/>
-                    <a:stretch>
-                      <a:fillRect/>
-                    </a:stretch>
-                  </pic:blipFill>
-                  <pic:spPr>
-                    <a:xfrm>
-                      <a:off x="0" y="0"/>
-                      <a:ext cx="5400044" cy="2227578"/>
-                    </a:xfrm>
-                    <a:prstGeom prst="rect">
-                      <a:avLst/>
-                    </a:prstGeom>
-                    <a:noFill/>
-                    <a:ln>
-                      <a:noFill/>
-                      <a:prstDash/>
-                    </a:ln>
-                  </pic:spPr>
-                </pic:pic>
-              </a:graphicData>
-            </a:graphic>
-          </wp:inline>
-        </w:drawing>
-      </w:r>
-    </w:p>
-    <w:p>
-      <w:pPr>
-        <w:pStyle w:val="Prrafodelista"/>
-        <w:numPr>
-          <w:ilvl w:val="0"/>
-          <w:numId w:val="7"/>
-        </w:numPr>
-        <w:rPr>
-          <w:b/>
-          <w:bCs/>
-        </w:rPr>
-      </w:pPr>
-      <w:r>
-        <w:rPr>
-          <w:b/>
-          <w:bCs/>
-        </w:rPr>
-        <w:t>Visualización de simulación generada:</w:t>
-      </w:r>
-    </w:p>
-    <w:p>
-      <w:pPr>
-        <w:ind w:left="720"/>
-      </w:pPr>
-      <w:r>
-        <w:t>Se mostrará el resultado de los datos generados por la simulación pudiendo ver todos los campos de cada registro en concreto.</w:t>
-      </w:r>
-    </w:p>
-    <w:p>
-      <w:pPr>
-        <w:ind w:left="720"/>
-        <w:jc w:val="center"/>
-      </w:pPr>
-      <w:r>
-        <w:rPr>
-          <w:noProof/>
-        </w:rPr>
-        <w:drawing>
-          <wp:inline distT="0" distB="0" distL="0" distR="0" wp14:anchorId="1FC7DE3C" wp14:editId="51A565E2">
-            <wp:extent cx="4171940" cy="5101108"/>
-            <wp:effectExtent l="0" t="0" r="10" b="4292"/>
-            <wp:docPr id="1726978452" name="Imagen 1"/>
-            <wp:cNvGraphicFramePr/>
-            <a:graphic xmlns:a="http://schemas.openxmlformats.org/drawingml/2006/main">
-              <a:graphicData uri="http://schemas.openxmlformats.org/drawingml/2006/picture">
-                <pic:pic xmlns:pic="http://schemas.openxmlformats.org/drawingml/2006/picture">
-                  <pic:nvPicPr>
-                    <pic:cNvPr id="0" name=""/>
+                    <pic:cNvPr id="50714476" name=""/>
                     <pic:cNvPicPr/>
                   </pic:nvPicPr>
                   <pic:blipFill>
@@ -5943,16 +5688,11 @@
                   <pic:spPr>
                     <a:xfrm>
                       <a:off x="0" y="0"/>
-                      <a:ext cx="4171940" cy="5101108"/>
+                      <a:ext cx="3225280" cy="3811246"/>
                     </a:xfrm>
                     <a:prstGeom prst="rect">
                       <a:avLst/>
                     </a:prstGeom>
-                    <a:noFill/>
-                    <a:ln>
-                      <a:noFill/>
-                      <a:prstDash/>
-                    </a:ln>
                   </pic:spPr>
                 </pic:pic>
               </a:graphicData>
@@ -5966,7 +5706,6 @@
         <w:ind w:left="720"/>
       </w:pPr>
       <w:r>
-        <w:lastRenderedPageBreak/>
         <w:t>También aparece una sección donde aparecen el total de elementos generados con la barra de progreso, desde donde se podrá descargar el fichero en los formatos CSV o JSON.</w:t>
       </w:r>
     </w:p>
@@ -6024,7 +5763,7 @@
       <w:pPr>
         <w:pStyle w:val="Ttulo2"/>
       </w:pPr>
-      <w:bookmarkStart w:id="10" w:name="_Toc226913512"/>
+      <w:bookmarkStart w:id="10" w:name="_Toc228537069"/>
       <w:r>
         <w:t>Gestión de Sensores</w:t>
       </w:r>
@@ -6032,28 +5771,30 @@
     </w:p>
     <w:p>
       <w:r>
-        <w:t>Este módulo centraliza la configuración de los sensores asociados a una simulación. Esta página se basa en un formulario con cuya validación consiste en que todos los campos tengan valor y que exista al menos una coordenada añadida en la colección de sensores.</w:t>
-      </w:r>
-    </w:p>
-    <w:p>
-      <w:pPr>
-        <w:pStyle w:val="Prrafodelista"/>
-      </w:pPr>
+        <w:t xml:space="preserve">Este módulo centraliza la configuración de los sensores asociados a una simulación. Esta página se basa en </w:t>
+      </w:r>
+      <w:r>
+        <w:t>una tabla donde se pueden añadir los sensores necesarios por el usuario.</w:t>
+      </w:r>
+    </w:p>
+    <w:p>
       <w:r>
         <w:rPr>
           <w:noProof/>
         </w:rPr>
         <w:drawing>
-          <wp:inline distT="0" distB="0" distL="0" distR="0" wp14:anchorId="5469B782" wp14:editId="76B1C5DF">
-            <wp:extent cx="5400044" cy="2781303"/>
-            <wp:effectExtent l="0" t="0" r="0" b="0"/>
-            <wp:docPr id="14854229" name="Imagen 1"/>
-            <wp:cNvGraphicFramePr/>
+          <wp:inline distT="0" distB="0" distL="0" distR="0" wp14:anchorId="7793A0C2" wp14:editId="57EAD80F">
+            <wp:extent cx="5400040" cy="2013585"/>
+            <wp:effectExtent l="0" t="0" r="0" b="5715"/>
+            <wp:docPr id="1979816007" name="Imagen 1"/>
+            <wp:cNvGraphicFramePr>
+              <a:graphicFrameLocks xmlns:a="http://schemas.openxmlformats.org/drawingml/2006/main" noChangeAspect="1"/>
+            </wp:cNvGraphicFramePr>
             <a:graphic xmlns:a="http://schemas.openxmlformats.org/drawingml/2006/main">
               <a:graphicData uri="http://schemas.openxmlformats.org/drawingml/2006/picture">
                 <pic:pic xmlns:pic="http://schemas.openxmlformats.org/drawingml/2006/picture">
                   <pic:nvPicPr>
-                    <pic:cNvPr id="0" name=""/>
+                    <pic:cNvPr id="1979816007" name=""/>
                     <pic:cNvPicPr/>
                   </pic:nvPicPr>
                   <pic:blipFill>
@@ -6065,7 +5806,1842 @@
                   <pic:spPr>
                     <a:xfrm>
                       <a:off x="0" y="0"/>
-                      <a:ext cx="5400044" cy="2781303"/>
+                      <a:ext cx="5400040" cy="2013585"/>
+                    </a:xfrm>
+                    <a:prstGeom prst="rect">
+                      <a:avLst/>
+                    </a:prstGeom>
+                  </pic:spPr>
+                </pic:pic>
+              </a:graphicData>
+            </a:graphic>
+          </wp:inline>
+        </w:drawing>
+      </w:r>
+    </w:p>
+    <w:p>
+      <w:pPr>
+        <w:rPr>
+          <w:u w:val="single"/>
+        </w:rPr>
+      </w:pPr>
+      <w:r>
+        <w:t xml:space="preserve">Aquí se define el conjunto de sensores </w:t>
+      </w:r>
+      <w:r>
+        <w:t>cuyos campos serán los</w:t>
+      </w:r>
+      <w:r>
+        <w:t xml:space="preserve"> de latitud, </w:t>
+      </w:r>
+      <w:r>
+        <w:t>longitud</w:t>
+      </w:r>
+      <w:r>
+        <w:t>, cota, alias, DevEui, JoinEui o DevAddr</w:t>
+      </w:r>
+      <w:r>
+        <w:t>.</w:t>
+      </w:r>
+    </w:p>
+    <w:p>
+      <w:pPr>
+        <w:pStyle w:val="Prrafodelista"/>
+        <w:numPr>
+          <w:ilvl w:val="0"/>
+          <w:numId w:val="7"/>
+        </w:numPr>
+      </w:pPr>
+      <w:r>
+        <w:rPr>
+          <w:b/>
+          <w:bCs/>
+        </w:rPr>
+        <w:t>Gestión de los sensores</w:t>
+      </w:r>
+      <w:r>
+        <w:t>:</w:t>
+      </w:r>
+    </w:p>
+    <w:p>
+      <w:pPr>
+        <w:ind w:left="720"/>
+      </w:pPr>
+      <w:r>
+        <w:t>En esta sección se podrá</w:t>
+      </w:r>
+      <w:r>
+        <w:t>n</w:t>
+      </w:r>
+      <w:r>
+        <w:t xml:space="preserve"> añadir nuevos </w:t>
+      </w:r>
+      <w:r>
+        <w:t>s</w:t>
+      </w:r>
+      <w:r>
+        <w:t>ensores</w:t>
+      </w:r>
+      <w:r>
+        <w:t xml:space="preserve"> para ser empleados</w:t>
+      </w:r>
+      <w:r>
+        <w:t xml:space="preserve"> en la simulación.</w:t>
+      </w:r>
+      <w:r>
+        <w:t xml:space="preserve"> </w:t>
+      </w:r>
+      <w:r>
+        <w:t>Además,</w:t>
+      </w:r>
+      <w:r>
+        <w:t xml:space="preserve"> será posible filtrar por los sensores </w:t>
+      </w:r>
+      <w:r>
+        <w:t>de la lista buscando por los campos especificados en la barra de búsqueda.</w:t>
+      </w:r>
+    </w:p>
+    <w:p>
+      <w:r>
+        <w:rPr>
+          <w:noProof/>
+        </w:rPr>
+        <w:drawing>
+          <wp:inline distT="0" distB="0" distL="0" distR="0" wp14:anchorId="25331A7A" wp14:editId="54A8D4D7">
+            <wp:extent cx="5400040" cy="2267585"/>
+            <wp:effectExtent l="0" t="0" r="0" b="0"/>
+            <wp:docPr id="1700980371" name="Imagen 1"/>
+            <wp:cNvGraphicFramePr>
+              <a:graphicFrameLocks xmlns:a="http://schemas.openxmlformats.org/drawingml/2006/main" noChangeAspect="1"/>
+            </wp:cNvGraphicFramePr>
+            <a:graphic xmlns:a="http://schemas.openxmlformats.org/drawingml/2006/main">
+              <a:graphicData uri="http://schemas.openxmlformats.org/drawingml/2006/picture">
+                <pic:pic xmlns:pic="http://schemas.openxmlformats.org/drawingml/2006/picture">
+                  <pic:nvPicPr>
+                    <pic:cNvPr id="1700980371" name=""/>
+                    <pic:cNvPicPr/>
+                  </pic:nvPicPr>
+                  <pic:blipFill>
+                    <a:blip r:embed="rId29"/>
+                    <a:stretch>
+                      <a:fillRect/>
+                    </a:stretch>
+                  </pic:blipFill>
+                  <pic:spPr>
+                    <a:xfrm>
+                      <a:off x="0" y="0"/>
+                      <a:ext cx="5400040" cy="2267585"/>
+                    </a:xfrm>
+                    <a:prstGeom prst="rect">
+                      <a:avLst/>
+                    </a:prstGeom>
+                  </pic:spPr>
+                </pic:pic>
+              </a:graphicData>
+            </a:graphic>
+          </wp:inline>
+        </w:drawing>
+      </w:r>
+      <w:r>
+        <w:t xml:space="preserve"> </w:t>
+      </w:r>
+    </w:p>
+    <w:p>
+      <w:pPr>
+        <w:pStyle w:val="Ttulo2"/>
+      </w:pPr>
+      <w:bookmarkStart w:id="11" w:name="_Toc228537070"/>
+      <w:r>
+        <w:t>Gestión de Patrones</w:t>
+      </w:r>
+      <w:bookmarkEnd w:id="11"/>
+    </w:p>
+    <w:p>
+      <w:r>
+        <w:t xml:space="preserve">Es el apartado destinado a definir los modelos de comportamiento del sistema. </w:t>
+      </w:r>
+    </w:p>
+    <w:p>
+      <w:r>
+        <w:t>Los principales campos que cada patrón maneja son los siguientes:</w:t>
+      </w:r>
+    </w:p>
+    <w:tbl>
+      <w:tblPr>
+        <w:tblW w:w="8494" w:type="dxa"/>
+        <w:tblCellMar>
+          <w:left w:w="10" w:type="dxa"/>
+          <w:right w:w="10" w:type="dxa"/>
+        </w:tblCellMar>
+        <w:tblLook w:val="0000" w:firstRow="0" w:lastRow="0" w:firstColumn="0" w:lastColumn="0" w:noHBand="0" w:noVBand="0"/>
+      </w:tblPr>
+      <w:tblGrid>
+        <w:gridCol w:w="2122"/>
+        <w:gridCol w:w="6372"/>
+      </w:tblGrid>
+      <w:tr>
+        <w:tc>
+          <w:tcPr>
+            <w:tcW w:w="2122" w:type="dxa"/>
+            <w:tcBorders>
+              <w:top w:val="single" w:sz="4" w:space="0" w:color="999999"/>
+              <w:left w:val="single" w:sz="4" w:space="0" w:color="999999"/>
+              <w:bottom w:val="single" w:sz="12" w:space="0" w:color="666666"/>
+              <w:right w:val="single" w:sz="4" w:space="0" w:color="999999"/>
+            </w:tcBorders>
+            <w:tcMar>
+              <w:top w:w="0" w:type="dxa"/>
+              <w:left w:w="108" w:type="dxa"/>
+              <w:bottom w:w="0" w:type="dxa"/>
+              <w:right w:w="108" w:type="dxa"/>
+            </w:tcMar>
+          </w:tcPr>
+          <w:p>
+            <w:pPr>
+              <w:spacing w:after="0"/>
+              <w:rPr>
+                <w:b/>
+                <w:bCs/>
+              </w:rPr>
+            </w:pPr>
+            <w:r>
+              <w:rPr>
+                <w:b/>
+                <w:bCs/>
+              </w:rPr>
+              <w:lastRenderedPageBreak/>
+              <w:t>Campo</w:t>
+            </w:r>
+          </w:p>
+        </w:tc>
+        <w:tc>
+          <w:tcPr>
+            <w:tcW w:w="6372" w:type="dxa"/>
+            <w:tcBorders>
+              <w:top w:val="single" w:sz="4" w:space="0" w:color="999999"/>
+              <w:left w:val="single" w:sz="4" w:space="0" w:color="999999"/>
+              <w:bottom w:val="single" w:sz="12" w:space="0" w:color="666666"/>
+              <w:right w:val="single" w:sz="4" w:space="0" w:color="999999"/>
+            </w:tcBorders>
+            <w:tcMar>
+              <w:top w:w="0" w:type="dxa"/>
+              <w:left w:w="108" w:type="dxa"/>
+              <w:bottom w:w="0" w:type="dxa"/>
+              <w:right w:w="108" w:type="dxa"/>
+            </w:tcMar>
+          </w:tcPr>
+          <w:p>
+            <w:pPr>
+              <w:spacing w:after="0"/>
+              <w:rPr>
+                <w:b/>
+                <w:bCs/>
+              </w:rPr>
+            </w:pPr>
+            <w:r>
+              <w:rPr>
+                <w:b/>
+                <w:bCs/>
+              </w:rPr>
+              <w:t>Descripción</w:t>
+            </w:r>
+          </w:p>
+        </w:tc>
+      </w:tr>
+      <w:tr>
+        <w:tc>
+          <w:tcPr>
+            <w:tcW w:w="2122" w:type="dxa"/>
+            <w:tcBorders>
+              <w:top w:val="single" w:sz="4" w:space="0" w:color="999999"/>
+              <w:left w:val="single" w:sz="4" w:space="0" w:color="999999"/>
+              <w:bottom w:val="single" w:sz="4" w:space="0" w:color="999999"/>
+              <w:right w:val="single" w:sz="4" w:space="0" w:color="999999"/>
+            </w:tcBorders>
+            <w:tcMar>
+              <w:top w:w="0" w:type="dxa"/>
+              <w:left w:w="108" w:type="dxa"/>
+              <w:bottom w:w="0" w:type="dxa"/>
+              <w:right w:w="108" w:type="dxa"/>
+            </w:tcMar>
+          </w:tcPr>
+          <w:p>
+            <w:pPr>
+              <w:spacing w:after="0"/>
+              <w:rPr>
+                <w:b/>
+                <w:bCs/>
+              </w:rPr>
+            </w:pPr>
+            <w:r>
+              <w:rPr>
+                <w:b/>
+                <w:bCs/>
+              </w:rPr>
+              <w:t>Nombre</w:t>
+            </w:r>
+          </w:p>
+        </w:tc>
+        <w:tc>
+          <w:tcPr>
+            <w:tcW w:w="6372" w:type="dxa"/>
+            <w:tcBorders>
+              <w:top w:val="single" w:sz="4" w:space="0" w:color="999999"/>
+              <w:left w:val="single" w:sz="4" w:space="0" w:color="999999"/>
+              <w:bottom w:val="single" w:sz="4" w:space="0" w:color="999999"/>
+              <w:right w:val="single" w:sz="4" w:space="0" w:color="999999"/>
+            </w:tcBorders>
+            <w:tcMar>
+              <w:top w:w="0" w:type="dxa"/>
+              <w:left w:w="108" w:type="dxa"/>
+              <w:bottom w:w="0" w:type="dxa"/>
+              <w:right w:w="108" w:type="dxa"/>
+            </w:tcMar>
+          </w:tcPr>
+          <w:p>
+            <w:pPr>
+              <w:spacing w:after="0"/>
+            </w:pPr>
+            <w:r>
+              <w:t>Nombre dado al patrón.</w:t>
+            </w:r>
+          </w:p>
+        </w:tc>
+      </w:tr>
+      <w:tr>
+        <w:tc>
+          <w:tcPr>
+            <w:tcW w:w="2122" w:type="dxa"/>
+            <w:tcBorders>
+              <w:top w:val="single" w:sz="4" w:space="0" w:color="999999"/>
+              <w:left w:val="single" w:sz="4" w:space="0" w:color="999999"/>
+              <w:bottom w:val="single" w:sz="4" w:space="0" w:color="999999"/>
+              <w:right w:val="single" w:sz="4" w:space="0" w:color="999999"/>
+            </w:tcBorders>
+            <w:tcMar>
+              <w:top w:w="0" w:type="dxa"/>
+              <w:left w:w="108" w:type="dxa"/>
+              <w:bottom w:w="0" w:type="dxa"/>
+              <w:right w:w="108" w:type="dxa"/>
+            </w:tcMar>
+          </w:tcPr>
+          <w:p>
+            <w:pPr>
+              <w:spacing w:after="0"/>
+              <w:rPr>
+                <w:b/>
+                <w:bCs/>
+              </w:rPr>
+            </w:pPr>
+            <w:r>
+              <w:rPr>
+                <w:b/>
+                <w:bCs/>
+              </w:rPr>
+              <w:t>Tipo de función</w:t>
+            </w:r>
+          </w:p>
+        </w:tc>
+        <w:tc>
+          <w:tcPr>
+            <w:tcW w:w="6372" w:type="dxa"/>
+            <w:tcBorders>
+              <w:top w:val="single" w:sz="4" w:space="0" w:color="999999"/>
+              <w:left w:val="single" w:sz="4" w:space="0" w:color="999999"/>
+              <w:bottom w:val="single" w:sz="4" w:space="0" w:color="999999"/>
+              <w:right w:val="single" w:sz="4" w:space="0" w:color="999999"/>
+            </w:tcBorders>
+            <w:tcMar>
+              <w:top w:w="0" w:type="dxa"/>
+              <w:left w:w="108" w:type="dxa"/>
+              <w:bottom w:w="0" w:type="dxa"/>
+              <w:right w:w="108" w:type="dxa"/>
+            </w:tcMar>
+          </w:tcPr>
+          <w:p>
+            <w:pPr>
+              <w:spacing w:after="0"/>
+            </w:pPr>
+            <w:r>
+              <w:t>Tipo de función matemática que generará el comportamiento en la sección. Este puede ser una función lineal, curva o parabólica.</w:t>
+            </w:r>
+          </w:p>
+        </w:tc>
+      </w:tr>
+      <w:tr>
+        <w:tc>
+          <w:tcPr>
+            <w:tcW w:w="2122" w:type="dxa"/>
+            <w:tcBorders>
+              <w:top w:val="single" w:sz="4" w:space="0" w:color="999999"/>
+              <w:left w:val="single" w:sz="4" w:space="0" w:color="999999"/>
+              <w:bottom w:val="single" w:sz="4" w:space="0" w:color="999999"/>
+              <w:right w:val="single" w:sz="4" w:space="0" w:color="999999"/>
+            </w:tcBorders>
+            <w:tcMar>
+              <w:top w:w="0" w:type="dxa"/>
+              <w:left w:w="108" w:type="dxa"/>
+              <w:bottom w:w="0" w:type="dxa"/>
+              <w:right w:w="108" w:type="dxa"/>
+            </w:tcMar>
+          </w:tcPr>
+          <w:p>
+            <w:pPr>
+              <w:spacing w:after="0"/>
+              <w:rPr>
+                <w:b/>
+                <w:bCs/>
+              </w:rPr>
+            </w:pPr>
+            <w:r>
+              <w:rPr>
+                <w:b/>
+                <w:bCs/>
+              </w:rPr>
+              <w:t>Duración</w:t>
+            </w:r>
+          </w:p>
+        </w:tc>
+        <w:tc>
+          <w:tcPr>
+            <w:tcW w:w="6372" w:type="dxa"/>
+            <w:tcBorders>
+              <w:top w:val="single" w:sz="4" w:space="0" w:color="999999"/>
+              <w:left w:val="single" w:sz="4" w:space="0" w:color="999999"/>
+              <w:bottom w:val="single" w:sz="4" w:space="0" w:color="999999"/>
+              <w:right w:val="single" w:sz="4" w:space="0" w:color="999999"/>
+            </w:tcBorders>
+            <w:tcMar>
+              <w:top w:w="0" w:type="dxa"/>
+              <w:left w:w="108" w:type="dxa"/>
+              <w:bottom w:w="0" w:type="dxa"/>
+              <w:right w:w="108" w:type="dxa"/>
+            </w:tcMar>
+          </w:tcPr>
+          <w:p>
+            <w:pPr>
+              <w:spacing w:after="0"/>
+            </w:pPr>
+            <w:r>
+              <w:t>Tiempo en segundos que el patrón durará en la simulación.</w:t>
+            </w:r>
+          </w:p>
+        </w:tc>
+      </w:tr>
+      <w:tr>
+        <w:tc>
+          <w:tcPr>
+            <w:tcW w:w="2122" w:type="dxa"/>
+            <w:tcBorders>
+              <w:top w:val="single" w:sz="4" w:space="0" w:color="999999"/>
+              <w:left w:val="single" w:sz="4" w:space="0" w:color="999999"/>
+              <w:bottom w:val="single" w:sz="4" w:space="0" w:color="999999"/>
+              <w:right w:val="single" w:sz="4" w:space="0" w:color="999999"/>
+            </w:tcBorders>
+            <w:tcMar>
+              <w:top w:w="0" w:type="dxa"/>
+              <w:left w:w="108" w:type="dxa"/>
+              <w:bottom w:w="0" w:type="dxa"/>
+              <w:right w:w="108" w:type="dxa"/>
+            </w:tcMar>
+          </w:tcPr>
+          <w:p>
+            <w:pPr>
+              <w:spacing w:after="0"/>
+              <w:rPr>
+                <w:b/>
+                <w:bCs/>
+              </w:rPr>
+            </w:pPr>
+            <w:r>
+              <w:rPr>
+                <w:b/>
+                <w:bCs/>
+              </w:rPr>
+              <w:t>Valor de inicio y fin</w:t>
+            </w:r>
+          </w:p>
+        </w:tc>
+        <w:tc>
+          <w:tcPr>
+            <w:tcW w:w="6372" w:type="dxa"/>
+            <w:tcBorders>
+              <w:top w:val="single" w:sz="4" w:space="0" w:color="999999"/>
+              <w:left w:val="single" w:sz="4" w:space="0" w:color="999999"/>
+              <w:bottom w:val="single" w:sz="4" w:space="0" w:color="999999"/>
+              <w:right w:val="single" w:sz="4" w:space="0" w:color="999999"/>
+            </w:tcBorders>
+            <w:tcMar>
+              <w:top w:w="0" w:type="dxa"/>
+              <w:left w:w="108" w:type="dxa"/>
+              <w:bottom w:w="0" w:type="dxa"/>
+              <w:right w:w="108" w:type="dxa"/>
+            </w:tcMar>
+          </w:tcPr>
+          <w:p>
+            <w:pPr>
+              <w:spacing w:after="0"/>
+            </w:pPr>
+            <w:r>
+              <w:t>Rango de valores entre los que se generará el valor en la sección actual.</w:t>
+            </w:r>
+          </w:p>
+        </w:tc>
+      </w:tr>
+      <w:tr>
+        <w:tc>
+          <w:tcPr>
+            <w:tcW w:w="2122" w:type="dxa"/>
+            <w:tcBorders>
+              <w:top w:val="single" w:sz="4" w:space="0" w:color="999999"/>
+              <w:left w:val="single" w:sz="4" w:space="0" w:color="999999"/>
+              <w:bottom w:val="single" w:sz="4" w:space="0" w:color="999999"/>
+              <w:right w:val="single" w:sz="4" w:space="0" w:color="999999"/>
+            </w:tcBorders>
+            <w:tcMar>
+              <w:top w:w="0" w:type="dxa"/>
+              <w:left w:w="108" w:type="dxa"/>
+              <w:bottom w:w="0" w:type="dxa"/>
+              <w:right w:w="108" w:type="dxa"/>
+            </w:tcMar>
+          </w:tcPr>
+          <w:p>
+            <w:pPr>
+              <w:spacing w:after="0"/>
+              <w:rPr>
+                <w:b/>
+                <w:bCs/>
+              </w:rPr>
+            </w:pPr>
+            <w:r>
+              <w:rPr>
+                <w:b/>
+                <w:bCs/>
+              </w:rPr>
+              <w:t>Variación mínima y máxima</w:t>
+            </w:r>
+          </w:p>
+        </w:tc>
+        <w:tc>
+          <w:tcPr>
+            <w:tcW w:w="6372" w:type="dxa"/>
+            <w:tcBorders>
+              <w:top w:val="single" w:sz="4" w:space="0" w:color="999999"/>
+              <w:left w:val="single" w:sz="4" w:space="0" w:color="999999"/>
+              <w:bottom w:val="single" w:sz="4" w:space="0" w:color="999999"/>
+              <w:right w:val="single" w:sz="4" w:space="0" w:color="999999"/>
+            </w:tcBorders>
+            <w:tcMar>
+              <w:top w:w="0" w:type="dxa"/>
+              <w:left w:w="108" w:type="dxa"/>
+              <w:bottom w:w="0" w:type="dxa"/>
+              <w:right w:w="108" w:type="dxa"/>
+            </w:tcMar>
+          </w:tcPr>
+          <w:p>
+            <w:pPr>
+              <w:spacing w:after="0"/>
+            </w:pPr>
+            <w:r>
+              <w:t>Margen</w:t>
+            </w:r>
+            <w:r>
+              <w:t>/error</w:t>
+            </w:r>
+            <w:r>
+              <w:t xml:space="preserve"> mínimo y máximo que podrá variar el valor generado de forma aleatoria, permitiendo que el dato generado tenga variaciones.</w:t>
+            </w:r>
+          </w:p>
+        </w:tc>
+      </w:tr>
+    </w:tbl>
+    <w:p/>
+    <w:p>
+      <w:r>
+        <w:t>Esta página se compone de dos subsecciones principales:</w:t>
+      </w:r>
+    </w:p>
+    <w:p>
+      <w:pPr>
+        <w:pStyle w:val="Prrafodelista"/>
+        <w:numPr>
+          <w:ilvl w:val="0"/>
+          <w:numId w:val="7"/>
+        </w:numPr>
+      </w:pPr>
+      <w:r>
+        <w:rPr>
+          <w:b/>
+          <w:bCs/>
+        </w:rPr>
+        <w:t>Listado de Patrones</w:t>
+      </w:r>
+      <w:r>
+        <w:t>:</w:t>
+      </w:r>
+    </w:p>
+    <w:p>
+      <w:pPr>
+        <w:ind w:left="720"/>
+      </w:pPr>
+      <w:r>
+        <w:t>Muestra todos los patrones guardados o cargados en el momento en una vista de tabla.</w:t>
+      </w:r>
+    </w:p>
+    <w:p>
+      <w:r>
+        <w:rPr>
+          <w:noProof/>
+        </w:rPr>
+        <w:drawing>
+          <wp:inline distT="0" distB="0" distL="0" distR="0" wp14:anchorId="373E0A23" wp14:editId="7DD80EF4">
+            <wp:extent cx="5400040" cy="2710180"/>
+            <wp:effectExtent l="0" t="0" r="0" b="0"/>
+            <wp:docPr id="1474964980" name="Imagen 1"/>
+            <wp:cNvGraphicFramePr>
+              <a:graphicFrameLocks xmlns:a="http://schemas.openxmlformats.org/drawingml/2006/main" noChangeAspect="1"/>
+            </wp:cNvGraphicFramePr>
+            <a:graphic xmlns:a="http://schemas.openxmlformats.org/drawingml/2006/main">
+              <a:graphicData uri="http://schemas.openxmlformats.org/drawingml/2006/picture">
+                <pic:pic xmlns:pic="http://schemas.openxmlformats.org/drawingml/2006/picture">
+                  <pic:nvPicPr>
+                    <pic:cNvPr id="1474964980" name=""/>
+                    <pic:cNvPicPr/>
+                  </pic:nvPicPr>
+                  <pic:blipFill>
+                    <a:blip r:embed="rId30"/>
+                    <a:stretch>
+                      <a:fillRect/>
+                    </a:stretch>
+                  </pic:blipFill>
+                  <pic:spPr>
+                    <a:xfrm>
+                      <a:off x="0" y="0"/>
+                      <a:ext cx="5400040" cy="2710180"/>
+                    </a:xfrm>
+                    <a:prstGeom prst="rect">
+                      <a:avLst/>
+                    </a:prstGeom>
+                  </pic:spPr>
+                </pic:pic>
+              </a:graphicData>
+            </a:graphic>
+          </wp:inline>
+        </w:drawing>
+      </w:r>
+    </w:p>
+    <w:p>
+      <w:pPr>
+        <w:ind w:left="720"/>
+      </w:pPr>
+      <w:r>
+        <w:t>Además de visualizar y filtrar por el nombre del patrón, en esta página el usuario podrá acceder a los detalles y edi</w:t>
+      </w:r>
+      <w:r>
+        <w:t>tar</w:t>
+      </w:r>
+      <w:r>
+        <w:t xml:space="preserve"> el patrón </w:t>
+      </w:r>
+      <w:r>
+        <w:t>haciendo clic en</w:t>
+      </w:r>
+      <w:r>
+        <w:t xml:space="preserve"> la fila correspondiente.</w:t>
+      </w:r>
+    </w:p>
+    <w:p>
+      <w:pPr>
+        <w:jc w:val="center"/>
+      </w:pPr>
+      <w:r>
+        <w:rPr>
+          <w:noProof/>
+        </w:rPr>
+        <w:drawing>
+          <wp:inline distT="0" distB="0" distL="0" distR="0" wp14:anchorId="0BD78D77" wp14:editId="09A66BFD">
+            <wp:extent cx="4485735" cy="1275519"/>
+            <wp:effectExtent l="0" t="0" r="0" b="1270"/>
+            <wp:docPr id="783989721" name="Imagen 1"/>
+            <wp:cNvGraphicFramePr>
+              <a:graphicFrameLocks xmlns:a="http://schemas.openxmlformats.org/drawingml/2006/main" noChangeAspect="1"/>
+            </wp:cNvGraphicFramePr>
+            <a:graphic xmlns:a="http://schemas.openxmlformats.org/drawingml/2006/main">
+              <a:graphicData uri="http://schemas.openxmlformats.org/drawingml/2006/picture">
+                <pic:pic xmlns:pic="http://schemas.openxmlformats.org/drawingml/2006/picture">
+                  <pic:nvPicPr>
+                    <pic:cNvPr id="783989721" name=""/>
+                    <pic:cNvPicPr/>
+                  </pic:nvPicPr>
+                  <pic:blipFill rotWithShape="1">
+                    <a:blip r:embed="rId31"/>
+                    <a:srcRect b="43343"/>
+                    <a:stretch>
+                      <a:fillRect/>
+                    </a:stretch>
+                  </pic:blipFill>
+                  <pic:spPr bwMode="auto">
+                    <a:xfrm>
+                      <a:off x="0" y="0"/>
+                      <a:ext cx="4552077" cy="1294383"/>
+                    </a:xfrm>
+                    <a:prstGeom prst="rect">
+                      <a:avLst/>
+                    </a:prstGeom>
+                    <a:ln>
+                      <a:noFill/>
+                    </a:ln>
+                    <a:extLst>
+                      <a:ext uri="{53640926-AAD7-44D8-BBD7-CCE9431645EC}">
+                        <a14:shadowObscured xmlns:a14="http://schemas.microsoft.com/office/drawing/2010/main"/>
+                      </a:ext>
+                    </a:extLst>
+                  </pic:spPr>
+                </pic:pic>
+              </a:graphicData>
+            </a:graphic>
+          </wp:inline>
+        </w:drawing>
+      </w:r>
+    </w:p>
+    <w:p>
+      <w:pPr>
+        <w:jc w:val="center"/>
+      </w:pPr>
+    </w:p>
+    <w:p>
+      <w:pPr>
+        <w:pStyle w:val="Prrafodelista"/>
+        <w:numPr>
+          <w:ilvl w:val="0"/>
+          <w:numId w:val="7"/>
+        </w:numPr>
+        <w:rPr>
+          <w:b/>
+          <w:bCs/>
+        </w:rPr>
+      </w:pPr>
+      <w:r>
+        <w:rPr>
+          <w:b/>
+          <w:bCs/>
+        </w:rPr>
+        <w:t>Formulario de creación de Patrón</w:t>
+      </w:r>
+    </w:p>
+    <w:p>
+      <w:pPr>
+        <w:ind w:left="720"/>
+      </w:pPr>
+      <w:r>
+        <w:t>Interfaz dedicada a añadir los datos de un patrón.</w:t>
+      </w:r>
+    </w:p>
+    <w:p>
+      <w:pPr>
+        <w:jc w:val="center"/>
+      </w:pPr>
+      <w:r>
+        <w:rPr>
+          <w:noProof/>
+        </w:rPr>
+        <w:drawing>
+          <wp:inline distT="0" distB="0" distL="0" distR="0" wp14:anchorId="11E9C4BA" wp14:editId="31C438D5">
+            <wp:extent cx="5400040" cy="2223770"/>
+            <wp:effectExtent l="0" t="0" r="0" b="5080"/>
+            <wp:docPr id="1524255020" name="Imagen 1"/>
+            <wp:cNvGraphicFramePr>
+              <a:graphicFrameLocks xmlns:a="http://schemas.openxmlformats.org/drawingml/2006/main" noChangeAspect="1"/>
+            </wp:cNvGraphicFramePr>
+            <a:graphic xmlns:a="http://schemas.openxmlformats.org/drawingml/2006/main">
+              <a:graphicData uri="http://schemas.openxmlformats.org/drawingml/2006/picture">
+                <pic:pic xmlns:pic="http://schemas.openxmlformats.org/drawingml/2006/picture">
+                  <pic:nvPicPr>
+                    <pic:cNvPr id="1524255020" name=""/>
+                    <pic:cNvPicPr/>
+                  </pic:nvPicPr>
+                  <pic:blipFill>
+                    <a:blip r:embed="rId32"/>
+                    <a:stretch>
+                      <a:fillRect/>
+                    </a:stretch>
+                  </pic:blipFill>
+                  <pic:spPr>
+                    <a:xfrm>
+                      <a:off x="0" y="0"/>
+                      <a:ext cx="5400040" cy="2223770"/>
+                    </a:xfrm>
+                    <a:prstGeom prst="rect">
+                      <a:avLst/>
+                    </a:prstGeom>
+                  </pic:spPr>
+                </pic:pic>
+              </a:graphicData>
+            </a:graphic>
+          </wp:inline>
+        </w:drawing>
+      </w:r>
+    </w:p>
+    <w:p>
+      <w:pPr>
+        <w:ind w:left="720"/>
+      </w:pPr>
+      <w:r>
+        <w:t>Los datos de este formulario serán validados, y permitirán ser guardados, si los campos contienen valores y si son numéricos, además tendrá que ser un número mayor a 0, salvo en el caso de las tolerancias mínima y máxima, que sí podrán ser 0.</w:t>
+      </w:r>
+    </w:p>
+    <w:p>
+      <w:pPr>
+        <w:ind w:left="720"/>
+      </w:pPr>
+      <w:r>
+        <w:t>E</w:t>
+      </w:r>
+      <w:r>
+        <w:t>sta</w:t>
+      </w:r>
+      <w:r>
+        <w:t xml:space="preserve"> página además </w:t>
+      </w:r>
+      <w:r>
+        <w:t xml:space="preserve">mostrará </w:t>
+      </w:r>
+      <w:r>
+        <w:t xml:space="preserve">a la derecha </w:t>
+      </w:r>
+      <w:r>
+        <w:t xml:space="preserve">una imagen </w:t>
+      </w:r>
+      <w:r>
+        <w:t>que gráficamente se informa</w:t>
+      </w:r>
+      <w:r>
+        <w:t>rá y donde podrás visualizar la explicación</w:t>
+      </w:r>
+      <w:r>
+        <w:t xml:space="preserve"> </w:t>
+      </w:r>
+      <w:r>
+        <w:t>d</w:t>
+      </w:r>
+      <w:r>
+        <w:t>el funcionamiento de cada tipo de función en el patrón.</w:t>
+      </w:r>
+    </w:p>
+    <w:p>
+      <w:pPr>
+        <w:pStyle w:val="Prrafodelista"/>
+        <w:numPr>
+          <w:ilvl w:val="0"/>
+          <w:numId w:val="7"/>
+        </w:numPr>
+        <w:rPr>
+          <w:b/>
+          <w:bCs/>
+        </w:rPr>
+      </w:pPr>
+      <w:r>
+        <w:rPr>
+          <w:b/>
+          <w:bCs/>
+        </w:rPr>
+        <w:t>Formulario de edición de Patrón</w:t>
+      </w:r>
+    </w:p>
+    <w:p>
+      <w:pPr>
+        <w:ind w:left="720"/>
+      </w:pPr>
+      <w:r>
+        <w:t>Interfaz dedicada a modificar los datos del patrón específico. Mantiene las mismas validaciones que en su creación.</w:t>
+      </w:r>
+    </w:p>
+    <w:p>
+      <w:pPr>
+        <w:jc w:val="center"/>
+      </w:pPr>
+      <w:r>
+        <w:rPr>
+          <w:noProof/>
+        </w:rPr>
+        <w:drawing>
+          <wp:inline distT="0" distB="0" distL="0" distR="0" wp14:anchorId="0D432C8C" wp14:editId="357C33EE">
+            <wp:extent cx="5400040" cy="2131695"/>
+            <wp:effectExtent l="0" t="0" r="0" b="1905"/>
+            <wp:docPr id="266305888" name="Imagen 1"/>
+            <wp:cNvGraphicFramePr>
+              <a:graphicFrameLocks xmlns:a="http://schemas.openxmlformats.org/drawingml/2006/main" noChangeAspect="1"/>
+            </wp:cNvGraphicFramePr>
+            <a:graphic xmlns:a="http://schemas.openxmlformats.org/drawingml/2006/main">
+              <a:graphicData uri="http://schemas.openxmlformats.org/drawingml/2006/picture">
+                <pic:pic xmlns:pic="http://schemas.openxmlformats.org/drawingml/2006/picture">
+                  <pic:nvPicPr>
+                    <pic:cNvPr id="266305888" name=""/>
+                    <pic:cNvPicPr/>
+                  </pic:nvPicPr>
+                  <pic:blipFill>
+                    <a:blip r:embed="rId33"/>
+                    <a:stretch>
+                      <a:fillRect/>
+                    </a:stretch>
+                  </pic:blipFill>
+                  <pic:spPr>
+                    <a:xfrm>
+                      <a:off x="0" y="0"/>
+                      <a:ext cx="5400040" cy="2131695"/>
+                    </a:xfrm>
+                    <a:prstGeom prst="rect">
+                      <a:avLst/>
+                    </a:prstGeom>
+                  </pic:spPr>
+                </pic:pic>
+              </a:graphicData>
+            </a:graphic>
+          </wp:inline>
+        </w:drawing>
+      </w:r>
+    </w:p>
+    <w:p>
+      <w:pPr>
+        <w:ind w:left="720"/>
+      </w:pPr>
+    </w:p>
+    <w:p>
+      <w:pPr>
+        <w:pageBreakBefore/>
+        <w:suppressAutoHyphens w:val="0"/>
+        <w:spacing w:line="254" w:lineRule="auto"/>
+        <w:jc w:val="left"/>
+      </w:pPr>
+    </w:p>
+    <w:p>
+      <w:pPr>
+        <w:pStyle w:val="Ttulo1"/>
+      </w:pPr>
+      <w:bookmarkStart w:id="12" w:name="_Toc228537071"/>
+      <w:r>
+        <w:t>Simulación Paso a Paso</w:t>
+      </w:r>
+      <w:bookmarkEnd w:id="12"/>
+    </w:p>
+    <w:p>
+      <w:r>
+        <w:t>Este apartado explicará y describirá cómo tiene que seguir el usuario para lograr realizar una simulación de datos correctamente. Se recomienda seguir este orden establecido a continuación:</w:t>
+      </w:r>
+    </w:p>
+    <w:p>
+      <w:pPr>
+        <w:pStyle w:val="Subttulo"/>
+        <w:numPr>
+          <w:ilvl w:val="0"/>
+          <w:numId w:val="8"/>
+        </w:numPr>
+      </w:pPr>
+      <w:r>
+        <w:t>Configuración de Patrones</w:t>
+      </w:r>
+    </w:p>
+    <w:p>
+      <w:pPr>
+        <w:pStyle w:val="Prrafodelista"/>
+      </w:pPr>
+      <w:r>
+        <w:t xml:space="preserve">Accede a la página </w:t>
+      </w:r>
+      <w:r>
+        <w:rPr>
+          <w:b/>
+          <w:bCs/>
+        </w:rPr>
+        <w:t>Patrones</w:t>
+      </w:r>
+      <w:r>
+        <w:t xml:space="preserve"> para ver los patrones cargados en el sistema.</w:t>
+      </w:r>
+    </w:p>
+    <w:p>
+      <w:r>
+        <w:rPr>
+          <w:noProof/>
+        </w:rPr>
+        <w:drawing>
+          <wp:inline distT="0" distB="0" distL="0" distR="0" wp14:anchorId="2D3BA27D" wp14:editId="090B53F4">
+            <wp:extent cx="5400040" cy="835025"/>
+            <wp:effectExtent l="0" t="0" r="0" b="3175"/>
+            <wp:docPr id="1447540073" name="Imagen 1"/>
+            <wp:cNvGraphicFramePr>
+              <a:graphicFrameLocks xmlns:a="http://schemas.openxmlformats.org/drawingml/2006/main" noChangeAspect="1"/>
+            </wp:cNvGraphicFramePr>
+            <a:graphic xmlns:a="http://schemas.openxmlformats.org/drawingml/2006/main">
+              <a:graphicData uri="http://schemas.openxmlformats.org/drawingml/2006/picture">
+                <pic:pic xmlns:pic="http://schemas.openxmlformats.org/drawingml/2006/picture">
+                  <pic:nvPicPr>
+                    <pic:cNvPr id="1447540073" name=""/>
+                    <pic:cNvPicPr/>
+                  </pic:nvPicPr>
+                  <pic:blipFill>
+                    <a:blip r:embed="rId34"/>
+                    <a:stretch>
+                      <a:fillRect/>
+                    </a:stretch>
+                  </pic:blipFill>
+                  <pic:spPr>
+                    <a:xfrm>
+                      <a:off x="0" y="0"/>
+                      <a:ext cx="5400040" cy="835025"/>
+                    </a:xfrm>
+                    <a:prstGeom prst="rect">
+                      <a:avLst/>
+                    </a:prstGeom>
+                  </pic:spPr>
+                </pic:pic>
+              </a:graphicData>
+            </a:graphic>
+          </wp:inline>
+        </w:drawing>
+      </w:r>
+    </w:p>
+    <w:p>
+      <w:pPr>
+        <w:pStyle w:val="Prrafodelista"/>
+      </w:pPr>
+    </w:p>
+    <w:p>
+      <w:pPr>
+        <w:pStyle w:val="Prrafodelista"/>
+        <w:rPr>
+          <w:b/>
+          <w:bCs/>
+          <w:sz w:val="26"/>
+          <w:szCs w:val="26"/>
+        </w:rPr>
+      </w:pPr>
+      <w:r>
+        <w:rPr>
+          <w:b/>
+          <w:bCs/>
+          <w:sz w:val="26"/>
+          <w:szCs w:val="26"/>
+        </w:rPr>
+        <w:t>Creación de un Patrón</w:t>
+      </w:r>
+    </w:p>
+    <w:p>
+      <w:pPr>
+        <w:pStyle w:val="Prrafodelista"/>
+      </w:pPr>
+      <w:r>
+        <w:t>Pulsa el botón “</w:t>
+      </w:r>
+      <w:r>
+        <w:t>Añadir</w:t>
+      </w:r>
+      <w:r>
+        <w:t>” para abrir el formulario de creación.</w:t>
+      </w:r>
+    </w:p>
+    <w:p>
+      <w:r>
+        <w:rPr>
+          <w:noProof/>
+        </w:rPr>
+        <w:drawing>
+          <wp:inline distT="0" distB="0" distL="0" distR="0" wp14:anchorId="42E303D2" wp14:editId="2FCF84BA">
+            <wp:extent cx="5400040" cy="1897380"/>
+            <wp:effectExtent l="0" t="0" r="0" b="7620"/>
+            <wp:docPr id="1033895393" name="Imagen 1"/>
+            <wp:cNvGraphicFramePr>
+              <a:graphicFrameLocks xmlns:a="http://schemas.openxmlformats.org/drawingml/2006/main" noChangeAspect="1"/>
+            </wp:cNvGraphicFramePr>
+            <a:graphic xmlns:a="http://schemas.openxmlformats.org/drawingml/2006/main">
+              <a:graphicData uri="http://schemas.openxmlformats.org/drawingml/2006/picture">
+                <pic:pic xmlns:pic="http://schemas.openxmlformats.org/drawingml/2006/picture">
+                  <pic:nvPicPr>
+                    <pic:cNvPr id="1033895393" name=""/>
+                    <pic:cNvPicPr/>
+                  </pic:nvPicPr>
+                  <pic:blipFill>
+                    <a:blip r:embed="rId35"/>
+                    <a:stretch>
+                      <a:fillRect/>
+                    </a:stretch>
+                  </pic:blipFill>
+                  <pic:spPr>
+                    <a:xfrm>
+                      <a:off x="0" y="0"/>
+                      <a:ext cx="5400040" cy="1897380"/>
+                    </a:xfrm>
+                    <a:prstGeom prst="rect">
+                      <a:avLst/>
+                    </a:prstGeom>
+                  </pic:spPr>
+                </pic:pic>
+              </a:graphicData>
+            </a:graphic>
+          </wp:inline>
+        </w:drawing>
+      </w:r>
+    </w:p>
+    <w:p>
+      <w:pPr>
+        <w:pStyle w:val="Prrafodelista"/>
+      </w:pPr>
+      <w:r>
+        <w:t>Ahora cumplimenta todos los campos y haz clic en el botón “Crear Patrón”.</w:t>
+      </w:r>
+    </w:p>
+    <w:p>
+      <w:pPr>
+        <w:pStyle w:val="Prrafodelista"/>
+      </w:pPr>
+      <w:r>
+        <w:t>Una vez añadido se mostrará en la lista donde también se podrá editar en caso necesario.</w:t>
+      </w:r>
+    </w:p>
+    <w:p>
+      <w:r>
+        <w:rPr>
+          <w:noProof/>
+        </w:rPr>
+        <w:drawing>
+          <wp:inline distT="0" distB="0" distL="0" distR="0" wp14:anchorId="3B826B3A" wp14:editId="26C55961">
+            <wp:extent cx="5400040" cy="733425"/>
+            <wp:effectExtent l="0" t="0" r="0" b="9525"/>
+            <wp:docPr id="680781864" name="Imagen 1"/>
+            <wp:cNvGraphicFramePr>
+              <a:graphicFrameLocks xmlns:a="http://schemas.openxmlformats.org/drawingml/2006/main" noChangeAspect="1"/>
+            </wp:cNvGraphicFramePr>
+            <a:graphic xmlns:a="http://schemas.openxmlformats.org/drawingml/2006/main">
+              <a:graphicData uri="http://schemas.openxmlformats.org/drawingml/2006/picture">
+                <pic:pic xmlns:pic="http://schemas.openxmlformats.org/drawingml/2006/picture">
+                  <pic:nvPicPr>
+                    <pic:cNvPr id="680781864" name=""/>
+                    <pic:cNvPicPr/>
+                  </pic:nvPicPr>
+                  <pic:blipFill>
+                    <a:blip r:embed="rId36"/>
+                    <a:stretch>
+                      <a:fillRect/>
+                    </a:stretch>
+                  </pic:blipFill>
+                  <pic:spPr>
+                    <a:xfrm>
+                      <a:off x="0" y="0"/>
+                      <a:ext cx="5400040" cy="733425"/>
+                    </a:xfrm>
+                    <a:prstGeom prst="rect">
+                      <a:avLst/>
+                    </a:prstGeom>
+                  </pic:spPr>
+                </pic:pic>
+              </a:graphicData>
+            </a:graphic>
+          </wp:inline>
+        </w:drawing>
+      </w:r>
+    </w:p>
+    <w:p>
+      <w:pPr>
+        <w:pStyle w:val="Prrafodelista"/>
+      </w:pPr>
+    </w:p>
+    <w:p>
+      <w:pPr>
+        <w:pStyle w:val="Prrafodelista"/>
+        <w:rPr>
+          <w:b/>
+          <w:bCs/>
+          <w:sz w:val="26"/>
+          <w:szCs w:val="26"/>
+        </w:rPr>
+      </w:pPr>
+    </w:p>
+    <w:p>
+      <w:pPr>
+        <w:pStyle w:val="Prrafodelista"/>
+        <w:rPr>
+          <w:b/>
+          <w:bCs/>
+          <w:sz w:val="26"/>
+          <w:szCs w:val="26"/>
+        </w:rPr>
+      </w:pPr>
+      <w:r>
+        <w:rPr>
+          <w:b/>
+          <w:bCs/>
+          <w:sz w:val="26"/>
+          <w:szCs w:val="26"/>
+        </w:rPr>
+        <w:lastRenderedPageBreak/>
+        <w:t>Importación y Exportación masiva</w:t>
+      </w:r>
+    </w:p>
+    <w:p>
+      <w:pPr>
+        <w:pStyle w:val="Prrafodelista"/>
+      </w:pPr>
+      <w:r>
+        <w:t>Si ya dispones de una lista de patrones guardada en tu equipo, puedes cargarla directamente de esta manera:</w:t>
+      </w:r>
+    </w:p>
+    <w:p>
+      <w:pPr>
+        <w:pStyle w:val="Prrafodelista"/>
+        <w:numPr>
+          <w:ilvl w:val="1"/>
+          <w:numId w:val="4"/>
+        </w:numPr>
+      </w:pPr>
+      <w:r>
+        <w:t xml:space="preserve">Haz clic en el botón “Importar </w:t>
+      </w:r>
+      <w:r>
+        <w:t>patrones</w:t>
+      </w:r>
+      <w:r>
+        <w:t>”</w:t>
+      </w:r>
+    </w:p>
+    <w:p>
+      <w:pPr>
+        <w:pStyle w:val="Prrafodelista"/>
+        <w:numPr>
+          <w:ilvl w:val="1"/>
+          <w:numId w:val="4"/>
+        </w:numPr>
+      </w:pPr>
+      <w:r>
+        <w:t>Selecciona el archivo con los datos de los patrones</w:t>
+      </w:r>
+    </w:p>
+    <w:p>
+      <w:pPr>
+        <w:pStyle w:val="Prrafodelista"/>
+      </w:pPr>
+      <w:r>
+        <w:t>Automáticamente se cargarán en la lista. Si los datos no tuvieran un formato correcto no se mostrará ninguno de estos, por lo que tendrás que escoger el fichero con los datos en el formato correcto.</w:t>
+      </w:r>
+    </w:p>
+    <w:p>
+      <w:pPr>
+        <w:pStyle w:val="Subttulo"/>
+        <w:numPr>
+          <w:ilvl w:val="0"/>
+          <w:numId w:val="8"/>
+        </w:numPr>
+      </w:pPr>
+      <w:r>
+        <w:t>Configuración de Sensores</w:t>
+      </w:r>
+    </w:p>
+    <w:p>
+      <w:pPr>
+        <w:pStyle w:val="Prrafodelista"/>
+      </w:pPr>
+      <w:r>
+        <w:t xml:space="preserve">Una vez definidos los patrones que vamos a utilizar, debemos asegurar que se ha realizado la configuración de los sensores. Para ello tendrás que acceder a la página </w:t>
+      </w:r>
+      <w:r>
+        <w:rPr>
+          <w:b/>
+          <w:bCs/>
+        </w:rPr>
+        <w:t>Sensores</w:t>
+      </w:r>
+      <w:r>
+        <w:t>.</w:t>
+      </w:r>
+    </w:p>
+    <w:p>
+      <w:pPr>
+        <w:pStyle w:val="Prrafodelista"/>
+      </w:pPr>
+    </w:p>
+    <w:p>
+      <w:pPr>
+        <w:pStyle w:val="Prrafodelista"/>
+        <w:rPr>
+          <w:b/>
+          <w:bCs/>
+          <w:sz w:val="26"/>
+          <w:szCs w:val="26"/>
+        </w:rPr>
+      </w:pPr>
+      <w:r>
+        <w:rPr>
+          <w:b/>
+          <w:bCs/>
+          <w:sz w:val="26"/>
+          <w:szCs w:val="26"/>
+        </w:rPr>
+        <w:t>Creación de una Colección de Sensores</w:t>
+      </w:r>
+    </w:p>
+    <w:p>
+      <w:pPr>
+        <w:pStyle w:val="Prrafodelista"/>
+      </w:pPr>
+      <w:r>
+        <w:t>En la misma página se te mostrará un</w:t>
+      </w:r>
+      <w:r>
+        <w:t>a tabla en la que podrás</w:t>
+      </w:r>
+      <w:r>
+        <w:t xml:space="preserve"> añadir los </w:t>
+      </w:r>
+      <w:r>
+        <w:t xml:space="preserve">datos de los </w:t>
+      </w:r>
+      <w:r>
+        <w:t xml:space="preserve">sensores </w:t>
+      </w:r>
+      <w:r>
+        <w:t>que necesites</w:t>
+      </w:r>
+      <w:r>
+        <w:t>. Para añadir los sensores tendrás que emplear el botón “</w:t>
+      </w:r>
+      <w:r>
+        <w:t>Añadir</w:t>
+      </w:r>
+      <w:r>
+        <w:t>”.</w:t>
+      </w:r>
+    </w:p>
+    <w:p>
+      <w:pPr>
+        <w:ind w:left="708" w:hanging="708"/>
+      </w:pPr>
+      <w:r>
+        <w:rPr>
+          <w:noProof/>
+        </w:rPr>
+        <w:drawing>
+          <wp:inline distT="0" distB="0" distL="0" distR="0" wp14:anchorId="6E5F2071" wp14:editId="18D65139">
+            <wp:extent cx="5400040" cy="1395730"/>
+            <wp:effectExtent l="0" t="0" r="0" b="0"/>
+            <wp:docPr id="912074218" name="Imagen 1"/>
+            <wp:cNvGraphicFramePr>
+              <a:graphicFrameLocks xmlns:a="http://schemas.openxmlformats.org/drawingml/2006/main" noChangeAspect="1"/>
+            </wp:cNvGraphicFramePr>
+            <a:graphic xmlns:a="http://schemas.openxmlformats.org/drawingml/2006/main">
+              <a:graphicData uri="http://schemas.openxmlformats.org/drawingml/2006/picture">
+                <pic:pic xmlns:pic="http://schemas.openxmlformats.org/drawingml/2006/picture">
+                  <pic:nvPicPr>
+                    <pic:cNvPr id="912074218" name=""/>
+                    <pic:cNvPicPr/>
+                  </pic:nvPicPr>
+                  <pic:blipFill>
+                    <a:blip r:embed="rId37"/>
+                    <a:stretch>
+                      <a:fillRect/>
+                    </a:stretch>
+                  </pic:blipFill>
+                  <pic:spPr>
+                    <a:xfrm>
+                      <a:off x="0" y="0"/>
+                      <a:ext cx="5400040" cy="1395730"/>
+                    </a:xfrm>
+                    <a:prstGeom prst="rect">
+                      <a:avLst/>
+                    </a:prstGeom>
+                  </pic:spPr>
+                </pic:pic>
+              </a:graphicData>
+            </a:graphic>
+          </wp:inline>
+        </w:drawing>
+      </w:r>
+    </w:p>
+    <w:p>
+      <w:pPr>
+        <w:pStyle w:val="Prrafodelista"/>
+      </w:pPr>
+      <w:r>
+        <w:t>Cuando cambies de página se guardarán los cambios automáticamente en el sistema.</w:t>
+      </w:r>
+    </w:p>
+    <w:p>
+      <w:pPr>
+        <w:pStyle w:val="Prrafodelista"/>
+      </w:pPr>
+    </w:p>
+    <w:p>
+      <w:pPr>
+        <w:pStyle w:val="Prrafodelista"/>
+        <w:rPr>
+          <w:b/>
+          <w:bCs/>
+          <w:sz w:val="26"/>
+          <w:szCs w:val="26"/>
+        </w:rPr>
+      </w:pPr>
+      <w:r>
+        <w:rPr>
+          <w:b/>
+          <w:bCs/>
+          <w:sz w:val="26"/>
+          <w:szCs w:val="26"/>
+        </w:rPr>
+        <w:t>Importación y Exportación masiva</w:t>
+      </w:r>
+    </w:p>
+    <w:p>
+      <w:pPr>
+        <w:pStyle w:val="Prrafodelista"/>
+      </w:pPr>
+      <w:r>
+        <w:t>Para agilizar el proceso o reutilizar configuraciones previas en otras simulaciones, utiliza estas opciones:</w:t>
+      </w:r>
+    </w:p>
+    <w:p>
+      <w:pPr>
+        <w:pStyle w:val="Prrafodelista"/>
+        <w:numPr>
+          <w:ilvl w:val="1"/>
+          <w:numId w:val="4"/>
+        </w:numPr>
+      </w:pPr>
+      <w:r>
+        <w:rPr>
+          <w:b/>
+          <w:bCs/>
+        </w:rPr>
+        <w:t>Importar Datos</w:t>
+      </w:r>
+      <w:r>
+        <w:t xml:space="preserve">: Si ya dispones de un fichero con la estructura del sistema, pulsa </w:t>
+      </w:r>
+      <w:r>
+        <w:rPr>
+          <w:b/>
+          <w:bCs/>
+        </w:rPr>
+        <w:t xml:space="preserve">"Importar </w:t>
+      </w:r>
+      <w:r>
+        <w:rPr>
+          <w:b/>
+          <w:bCs/>
+        </w:rPr>
+        <w:t>sensores</w:t>
+      </w:r>
+      <w:r>
+        <w:rPr>
+          <w:b/>
+          <w:bCs/>
+        </w:rPr>
+        <w:t>"</w:t>
+      </w:r>
+      <w:r>
+        <w:t>. El sistema cargará automáticamente todos los sensores en la tabla, ahorrando la carga manual.</w:t>
+      </w:r>
+    </w:p>
+    <w:p>
+      <w:pPr>
+        <w:pStyle w:val="Prrafodelista"/>
+        <w:numPr>
+          <w:ilvl w:val="1"/>
+          <w:numId w:val="4"/>
+        </w:numPr>
+      </w:pPr>
+      <w:r>
+        <w:rPr>
+          <w:b/>
+          <w:bCs/>
+        </w:rPr>
+        <w:lastRenderedPageBreak/>
+        <w:t>Exportar Datos:</w:t>
+      </w:r>
+      <w:r>
+        <w:t xml:space="preserve"> Una vez configurada su colección de sensores, se recomienda pulsar </w:t>
+      </w:r>
+      <w:r>
+        <w:rPr>
+          <w:b/>
+          <w:bCs/>
+        </w:rPr>
+        <w:t xml:space="preserve">"Exportar </w:t>
+      </w:r>
+      <w:r>
+        <w:rPr>
+          <w:b/>
+          <w:bCs/>
+        </w:rPr>
+        <w:t>sensores</w:t>
+      </w:r>
+      <w:r>
+        <w:rPr>
+          <w:b/>
+          <w:bCs/>
+        </w:rPr>
+        <w:t>"</w:t>
+      </w:r>
+      <w:r>
+        <w:t>. Esto descargará un archivo que sirve como copia de seguridad o plantilla para futuros proyectos.</w:t>
+      </w:r>
+    </w:p>
+    <w:p>
+      <w:pPr>
+        <w:ind w:left="1080"/>
+      </w:pPr>
+      <w:r>
+        <w:t>Asegúrate de que los campos de las coordenadas de los sensores son correctos ya que en la simulación podrían emplearse alguno de estos datos, según si lo necesitaras.</w:t>
+      </w:r>
+    </w:p>
+    <w:p>
+      <w:pPr>
+        <w:pStyle w:val="Subttulo"/>
+        <w:numPr>
+          <w:ilvl w:val="0"/>
+          <w:numId w:val="8"/>
+        </w:numPr>
+      </w:pPr>
+      <w:r>
+        <w:t>Configuración de Simulación</w:t>
+      </w:r>
+    </w:p>
+    <w:p>
+      <w:pPr>
+        <w:pStyle w:val="Prrafodelista"/>
+      </w:pPr>
+      <w:r>
+        <w:t xml:space="preserve">Una vez definidos tanto los patrones como el conjunto de sensores que se emplearán, será momento de configurar la simulación. Para ello tendrás que acceder a la página </w:t>
+      </w:r>
+      <w:r>
+        <w:rPr>
+          <w:b/>
+          <w:bCs/>
+        </w:rPr>
+        <w:t>Simulaci</w:t>
+      </w:r>
+      <w:r>
+        <w:rPr>
+          <w:b/>
+          <w:bCs/>
+        </w:rPr>
+        <w:t>ón</w:t>
+      </w:r>
+      <w:r>
+        <w:t>.</w:t>
+      </w:r>
+    </w:p>
+    <w:p>
+      <w:pPr>
+        <w:pStyle w:val="Prrafodelista"/>
+      </w:pPr>
+    </w:p>
+    <w:p>
+      <w:pPr>
+        <w:pStyle w:val="Prrafodelista"/>
+        <w:rPr>
+          <w:b/>
+          <w:bCs/>
+          <w:sz w:val="26"/>
+          <w:szCs w:val="26"/>
+        </w:rPr>
+      </w:pPr>
+      <w:r>
+        <w:rPr>
+          <w:b/>
+          <w:bCs/>
+          <w:sz w:val="26"/>
+          <w:szCs w:val="26"/>
+        </w:rPr>
+        <w:t>Creación de una Simulación</w:t>
+      </w:r>
+    </w:p>
+    <w:p>
+      <w:pPr>
+        <w:pStyle w:val="Prrafodelista"/>
+      </w:pPr>
+      <w:r>
+        <w:t>En la misma página se te mostrará un formulario donde tendrás que rellenar todos los campos, entre los que se encuentran las diferentes secciones donde se definen los patrones añadidos anteriormente además de seleccionar la colección de sensores configurada previamente.</w:t>
+      </w:r>
+    </w:p>
+    <w:p>
+      <w:pPr>
+        <w:jc w:val="center"/>
+      </w:pPr>
+      <w:r>
+        <w:rPr>
+          <w:noProof/>
+        </w:rPr>
+        <w:drawing>
+          <wp:inline distT="0" distB="0" distL="0" distR="0" wp14:anchorId="409EC54E" wp14:editId="7E89B213">
+            <wp:extent cx="5400040" cy="2780030"/>
+            <wp:effectExtent l="0" t="0" r="0" b="1270"/>
+            <wp:docPr id="1165312918" name="Imagen 1"/>
+            <wp:cNvGraphicFramePr>
+              <a:graphicFrameLocks xmlns:a="http://schemas.openxmlformats.org/drawingml/2006/main" noChangeAspect="1"/>
+            </wp:cNvGraphicFramePr>
+            <a:graphic xmlns:a="http://schemas.openxmlformats.org/drawingml/2006/main">
+              <a:graphicData uri="http://schemas.openxmlformats.org/drawingml/2006/picture">
+                <pic:pic xmlns:pic="http://schemas.openxmlformats.org/drawingml/2006/picture">
+                  <pic:nvPicPr>
+                    <pic:cNvPr id="1165312918" name=""/>
+                    <pic:cNvPicPr/>
+                  </pic:nvPicPr>
+                  <pic:blipFill>
+                    <a:blip r:embed="rId38"/>
+                    <a:stretch>
+                      <a:fillRect/>
+                    </a:stretch>
+                  </pic:blipFill>
+                  <pic:spPr>
+                    <a:xfrm>
+                      <a:off x="0" y="0"/>
+                      <a:ext cx="5400040" cy="2780030"/>
+                    </a:xfrm>
+                    <a:prstGeom prst="rect">
+                      <a:avLst/>
+                    </a:prstGeom>
+                  </pic:spPr>
+                </pic:pic>
+              </a:graphicData>
+            </a:graphic>
+          </wp:inline>
+        </w:drawing>
+      </w:r>
+    </w:p>
+    <w:p>
+      <w:pPr>
+        <w:pStyle w:val="Prrafodelista"/>
+        <w:ind w:left="1416" w:hanging="696"/>
+      </w:pPr>
+      <w:r>
+        <w:t>Una vez cumplimentados los campos los cambios serán guardado</w:t>
+      </w:r>
+      <w:r>
+        <w:t xml:space="preserve">s </w:t>
+      </w:r>
+      <w:r>
+        <w:t>al</w:t>
+      </w:r>
+      <w:r>
+        <w:t xml:space="preserve"> cambi</w:t>
+      </w:r>
+      <w:r>
+        <w:t>ar</w:t>
+      </w:r>
+      <w:r>
+        <w:t xml:space="preserve"> de página o </w:t>
+      </w:r>
+      <w:r>
+        <w:t xml:space="preserve">haciendo </w:t>
+      </w:r>
+      <w:r>
+        <w:t>clic en el botón “Iniciar simulación” para iniciar el proceso de generación de la simulación de datos</w:t>
+      </w:r>
+      <w:r>
+        <w:t>”, mostrando un mensaje notificando que la acción se realizó correctamente</w:t>
+      </w:r>
+      <w:r>
+        <w:t>.</w:t>
+      </w:r>
+    </w:p>
+    <w:p>
+      <w:pPr>
+        <w:pStyle w:val="Prrafodelista"/>
+      </w:pPr>
+    </w:p>
+    <w:p>
+      <w:pPr>
+        <w:pStyle w:val="Prrafodelista"/>
+        <w:rPr>
+          <w:b/>
+          <w:bCs/>
+          <w:sz w:val="26"/>
+          <w:szCs w:val="26"/>
+        </w:rPr>
+      </w:pPr>
+      <w:r>
+        <w:rPr>
+          <w:b/>
+          <w:bCs/>
+          <w:sz w:val="26"/>
+          <w:szCs w:val="26"/>
+        </w:rPr>
+        <w:lastRenderedPageBreak/>
+        <w:t>Importación y Exportación</w:t>
+      </w:r>
+    </w:p>
+    <w:p>
+      <w:pPr>
+        <w:pStyle w:val="Prrafodelista"/>
+      </w:pPr>
+      <w:r>
+        <w:t>Para agilizar el proceso o reutilizar configuraciones previas de otros momentos, utiliza estas opciones:</w:t>
+      </w:r>
+    </w:p>
+    <w:p>
+      <w:pPr>
+        <w:pStyle w:val="Prrafodelista"/>
+        <w:numPr>
+          <w:ilvl w:val="1"/>
+          <w:numId w:val="4"/>
+        </w:numPr>
+      </w:pPr>
+      <w:r>
+        <w:rPr>
+          <w:b/>
+          <w:bCs/>
+        </w:rPr>
+        <w:t>Importar Datos</w:t>
+      </w:r>
+      <w:r>
+        <w:t xml:space="preserve">: Si ya dispones de un fichero con la estructura del sistema, pulsa </w:t>
+      </w:r>
+      <w:r>
+        <w:rPr>
+          <w:b/>
+          <w:bCs/>
+        </w:rPr>
+        <w:t xml:space="preserve">"Importar </w:t>
+      </w:r>
+      <w:r>
+        <w:rPr>
+          <w:b/>
+          <w:bCs/>
+        </w:rPr>
+        <w:t>simulación</w:t>
+      </w:r>
+      <w:r>
+        <w:rPr>
+          <w:b/>
+          <w:bCs/>
+        </w:rPr>
+        <w:t>"</w:t>
+      </w:r>
+      <w:r>
+        <w:t>. El sistema cargará automáticamente todos los datos de la simulación en el formulario, ahorrando la carga manual. Si la simulación que guardaste previamente contiene patrones añadidos a dicha configuración, estos serán añadidos automáticamente a la configuración de la simulación sin necesidad de importar los patrones de nuevo. Sin embargo, esto no permitirá modificar o añadir nuevos hasta que los cargues en la sección correspondiente de Patrones.</w:t>
+      </w:r>
+    </w:p>
+    <w:p>
+      <w:pPr>
+        <w:pStyle w:val="Prrafodelista"/>
+        <w:numPr>
+          <w:ilvl w:val="1"/>
+          <w:numId w:val="4"/>
+        </w:numPr>
+      </w:pPr>
+      <w:r>
+        <w:rPr>
+          <w:b/>
+          <w:bCs/>
+        </w:rPr>
+        <w:t>Exportar Datos:</w:t>
+      </w:r>
+      <w:r>
+        <w:t xml:space="preserve"> Una vez configurada su colección de sensores, se recomienda pulsar </w:t>
+      </w:r>
+      <w:r>
+        <w:rPr>
+          <w:b/>
+          <w:bCs/>
+        </w:rPr>
+        <w:t xml:space="preserve">"Exportar </w:t>
+      </w:r>
+      <w:r>
+        <w:rPr>
+          <w:b/>
+          <w:bCs/>
+        </w:rPr>
+        <w:t>simulación</w:t>
+      </w:r>
+      <w:r>
+        <w:rPr>
+          <w:b/>
+          <w:bCs/>
+        </w:rPr>
+        <w:t>"</w:t>
+      </w:r>
+      <w:r>
+        <w:t>. Esto descargará un archivo que sirve como copia de seguridad o plantilla para futuros proyectos.</w:t>
+      </w:r>
+    </w:p>
+    <w:p>
+      <w:pPr>
+        <w:pStyle w:val="Prrafodelista"/>
+      </w:pPr>
+    </w:p>
+    <w:p>
+      <w:pPr>
+        <w:pStyle w:val="Subttulo"/>
+        <w:numPr>
+          <w:ilvl w:val="0"/>
+          <w:numId w:val="8"/>
+        </w:numPr>
+      </w:pPr>
+      <w:r>
+        <w:t>Ejecución de la simulación</w:t>
+      </w:r>
+    </w:p>
+    <w:p>
+      <w:pPr>
+        <w:pStyle w:val="Prrafodelista"/>
+      </w:pPr>
+      <w:r>
+        <w:t xml:space="preserve">Una vez se haya configurado todo lo necesario, es momento de empezar una simulación. Esto se hará haciendo clic en el botón “Iniciar simulación”, que aparece en el visor situado a la derecha de la página de </w:t>
+      </w:r>
+      <w:r>
+        <w:rPr>
+          <w:b/>
+          <w:bCs/>
+        </w:rPr>
+        <w:t>Simulaci</w:t>
+      </w:r>
+      <w:r>
+        <w:rPr>
+          <w:b/>
+          <w:bCs/>
+        </w:rPr>
+        <w:t>ón</w:t>
+      </w:r>
+      <w:r>
+        <w:t>.</w:t>
+      </w:r>
+    </w:p>
+    <w:p>
+      <w:pPr>
+        <w:pStyle w:val="Prrafodelista"/>
+        <w:jc w:val="center"/>
+      </w:pPr>
+      <w:r>
+        <w:rPr>
+          <w:noProof/>
+        </w:rPr>
+        <w:drawing>
+          <wp:inline distT="0" distB="0" distL="0" distR="0" wp14:anchorId="6174E50B" wp14:editId="31DE38FB">
+            <wp:extent cx="4660233" cy="2014222"/>
+            <wp:effectExtent l="0" t="0" r="7620" b="5080"/>
+            <wp:docPr id="327031698" name="Imagen 1"/>
+            <wp:cNvGraphicFramePr/>
+            <a:graphic xmlns:a="http://schemas.openxmlformats.org/drawingml/2006/main">
+              <a:graphicData uri="http://schemas.openxmlformats.org/drawingml/2006/picture">
+                <pic:pic xmlns:pic="http://schemas.openxmlformats.org/drawingml/2006/picture">
+                  <pic:nvPicPr>
+                    <pic:cNvPr id="327031698" name="Imagen 1"/>
+                    <pic:cNvPicPr/>
+                  </pic:nvPicPr>
+                  <pic:blipFill>
+                    <a:blip r:embed="rId39">
+                      <a:extLst>
+                        <a:ext uri="{28A0092B-C50C-407E-A947-70E740481C1C}">
+                          <a14:useLocalDpi xmlns:a14="http://schemas.microsoft.com/office/drawing/2010/main" val="0"/>
+                        </a:ext>
+                      </a:extLst>
+                    </a:blip>
+                    <a:stretch>
+                      <a:fillRect/>
+                    </a:stretch>
+                  </pic:blipFill>
+                  <pic:spPr>
+                    <a:xfrm>
+                      <a:off x="0" y="0"/>
+                      <a:ext cx="4660233" cy="2014222"/>
                     </a:xfrm>
                     <a:prstGeom prst="rect">
                       <a:avLst/>
@@ -6088,270 +7664,12 @@
         <w:pStyle w:val="Prrafodelista"/>
       </w:pPr>
       <w:r>
-        <w:t>Los principales campos que cada colección de sensores maneja es la siguiente:</w:t>
-      </w:r>
-    </w:p>
-    <w:tbl>
-      <w:tblPr>
-        <w:tblW w:w="8494" w:type="dxa"/>
-        <w:tblCellMar>
-          <w:left w:w="10" w:type="dxa"/>
-          <w:right w:w="10" w:type="dxa"/>
-        </w:tblCellMar>
-        <w:tblLook w:val="0000" w:firstRow="0" w:lastRow="0" w:firstColumn="0" w:lastColumn="0" w:noHBand="0" w:noVBand="0"/>
-      </w:tblPr>
-      <w:tblGrid>
-        <w:gridCol w:w="1838"/>
-        <w:gridCol w:w="6656"/>
-      </w:tblGrid>
-      <w:tr>
-        <w:tc>
-          <w:tcPr>
-            <w:tcW w:w="1838" w:type="dxa"/>
-            <w:tcBorders>
-              <w:top w:val="single" w:sz="4" w:space="0" w:color="999999"/>
-              <w:left w:val="single" w:sz="4" w:space="0" w:color="999999"/>
-              <w:bottom w:val="single" w:sz="12" w:space="0" w:color="666666"/>
-              <w:right w:val="single" w:sz="4" w:space="0" w:color="999999"/>
-            </w:tcBorders>
-            <w:tcMar>
-              <w:top w:w="0" w:type="dxa"/>
-              <w:left w:w="108" w:type="dxa"/>
-              <w:bottom w:w="0" w:type="dxa"/>
-              <w:right w:w="108" w:type="dxa"/>
-            </w:tcMar>
-          </w:tcPr>
-          <w:p>
-            <w:pPr>
-              <w:pStyle w:val="Prrafodelista"/>
-              <w:spacing w:after="0"/>
-              <w:ind w:left="0"/>
-              <w:rPr>
-                <w:b/>
-                <w:bCs/>
-              </w:rPr>
-            </w:pPr>
-            <w:r>
-              <w:rPr>
-                <w:b/>
-                <w:bCs/>
-              </w:rPr>
-              <w:t>Campo</w:t>
-            </w:r>
-          </w:p>
-        </w:tc>
-        <w:tc>
-          <w:tcPr>
-            <w:tcW w:w="6656" w:type="dxa"/>
-            <w:tcBorders>
-              <w:top w:val="single" w:sz="4" w:space="0" w:color="999999"/>
-              <w:left w:val="single" w:sz="4" w:space="0" w:color="999999"/>
-              <w:bottom w:val="single" w:sz="12" w:space="0" w:color="666666"/>
-              <w:right w:val="single" w:sz="4" w:space="0" w:color="999999"/>
-            </w:tcBorders>
-            <w:tcMar>
-              <w:top w:w="0" w:type="dxa"/>
-              <w:left w:w="108" w:type="dxa"/>
-              <w:bottom w:w="0" w:type="dxa"/>
-              <w:right w:w="108" w:type="dxa"/>
-            </w:tcMar>
-          </w:tcPr>
-          <w:p>
-            <w:pPr>
-              <w:pStyle w:val="Prrafodelista"/>
-              <w:spacing w:after="0"/>
-              <w:ind w:left="0"/>
-              <w:rPr>
-                <w:b/>
-                <w:bCs/>
-              </w:rPr>
-            </w:pPr>
-            <w:r>
-              <w:rPr>
-                <w:b/>
-                <w:bCs/>
-              </w:rPr>
-              <w:t>Descripción</w:t>
-            </w:r>
-          </w:p>
-        </w:tc>
-      </w:tr>
-      <w:tr>
-        <w:tc>
-          <w:tcPr>
-            <w:tcW w:w="1838" w:type="dxa"/>
-            <w:tcBorders>
-              <w:top w:val="single" w:sz="4" w:space="0" w:color="999999"/>
-              <w:left w:val="single" w:sz="4" w:space="0" w:color="999999"/>
-              <w:bottom w:val="single" w:sz="4" w:space="0" w:color="999999"/>
-              <w:right w:val="single" w:sz="4" w:space="0" w:color="999999"/>
-            </w:tcBorders>
-            <w:tcMar>
-              <w:top w:w="0" w:type="dxa"/>
-              <w:left w:w="108" w:type="dxa"/>
-              <w:bottom w:w="0" w:type="dxa"/>
-              <w:right w:w="108" w:type="dxa"/>
-            </w:tcMar>
-          </w:tcPr>
-          <w:p>
-            <w:pPr>
-              <w:pStyle w:val="Prrafodelista"/>
-              <w:spacing w:after="0"/>
-              <w:ind w:left="0"/>
-              <w:rPr>
-                <w:b/>
-                <w:bCs/>
-              </w:rPr>
-            </w:pPr>
-            <w:r>
-              <w:rPr>
-                <w:b/>
-                <w:bCs/>
-              </w:rPr>
-              <w:t>Nombre</w:t>
-            </w:r>
-          </w:p>
-        </w:tc>
-        <w:tc>
-          <w:tcPr>
-            <w:tcW w:w="6656" w:type="dxa"/>
-            <w:tcBorders>
-              <w:top w:val="single" w:sz="4" w:space="0" w:color="999999"/>
-              <w:left w:val="single" w:sz="4" w:space="0" w:color="999999"/>
-              <w:bottom w:val="single" w:sz="4" w:space="0" w:color="999999"/>
-              <w:right w:val="single" w:sz="4" w:space="0" w:color="999999"/>
-            </w:tcBorders>
-            <w:tcMar>
-              <w:top w:w="0" w:type="dxa"/>
-              <w:left w:w="108" w:type="dxa"/>
-              <w:bottom w:w="0" w:type="dxa"/>
-              <w:right w:w="108" w:type="dxa"/>
-            </w:tcMar>
-          </w:tcPr>
-          <w:p>
-            <w:pPr>
-              <w:pStyle w:val="Prrafodelista"/>
-              <w:spacing w:after="0"/>
-              <w:ind w:left="0"/>
-            </w:pPr>
-            <w:r>
-              <w:t>Nombre que se le da a la colección de sensores</w:t>
-            </w:r>
-          </w:p>
-        </w:tc>
-      </w:tr>
-      <w:tr>
-        <w:tc>
-          <w:tcPr>
-            <w:tcW w:w="1838" w:type="dxa"/>
-            <w:tcBorders>
-              <w:top w:val="single" w:sz="4" w:space="0" w:color="999999"/>
-              <w:left w:val="single" w:sz="4" w:space="0" w:color="999999"/>
-              <w:bottom w:val="single" w:sz="4" w:space="0" w:color="999999"/>
-              <w:right w:val="single" w:sz="4" w:space="0" w:color="999999"/>
-            </w:tcBorders>
-            <w:tcMar>
-              <w:top w:w="0" w:type="dxa"/>
-              <w:left w:w="108" w:type="dxa"/>
-              <w:bottom w:w="0" w:type="dxa"/>
-              <w:right w:w="108" w:type="dxa"/>
-            </w:tcMar>
-          </w:tcPr>
-          <w:p>
-            <w:pPr>
-              <w:pStyle w:val="Prrafodelista"/>
-              <w:spacing w:after="0"/>
-              <w:ind w:left="0"/>
-              <w:rPr>
-                <w:b/>
-                <w:bCs/>
-              </w:rPr>
-            </w:pPr>
-            <w:r>
-              <w:rPr>
-                <w:b/>
-                <w:bCs/>
-              </w:rPr>
-              <w:t>Coordenadas de sensores</w:t>
-            </w:r>
-          </w:p>
-        </w:tc>
-        <w:tc>
-          <w:tcPr>
-            <w:tcW w:w="6656" w:type="dxa"/>
-            <w:tcBorders>
-              <w:top w:val="single" w:sz="4" w:space="0" w:color="999999"/>
-              <w:left w:val="single" w:sz="4" w:space="0" w:color="999999"/>
-              <w:bottom w:val="single" w:sz="4" w:space="0" w:color="999999"/>
-              <w:right w:val="single" w:sz="4" w:space="0" w:color="999999"/>
-            </w:tcBorders>
-            <w:tcMar>
-              <w:top w:w="0" w:type="dxa"/>
-              <w:left w:w="108" w:type="dxa"/>
-              <w:bottom w:w="0" w:type="dxa"/>
-              <w:right w:w="108" w:type="dxa"/>
-            </w:tcMar>
-          </w:tcPr>
-          <w:p>
-            <w:pPr>
-              <w:pStyle w:val="Prrafodelista"/>
-              <w:spacing w:after="0"/>
-              <w:ind w:left="0"/>
-            </w:pPr>
-            <w:r>
-              <w:t xml:space="preserve">Conjunto de sensores que tiene cada colección donde se muestran subcampos como la latitud, longitud, cota, alias, DevEui, </w:t>
-            </w:r>
-            <w:proofErr w:type="spellStart"/>
-            <w:r>
-              <w:t>JoinEui</w:t>
-            </w:r>
-            <w:proofErr w:type="spellEnd"/>
-            <w:r>
-              <w:t xml:space="preserve"> o </w:t>
-            </w:r>
-            <w:proofErr w:type="spellStart"/>
-            <w:r>
-              <w:t>DevAddr</w:t>
-            </w:r>
-            <w:proofErr w:type="spellEnd"/>
-            <w:r>
-              <w:t>.</w:t>
-            </w:r>
-          </w:p>
-        </w:tc>
-      </w:tr>
-    </w:tbl>
-    <w:p/>
+        <w:t>Con esto automáticamente comenzará el proceso de simulación y generación de los datos correspondientes. Una vez termine este proceso se mostrará un botón para descargar estos resultados, pudiendo elegir entre los formatos CSV o JSON a través de un modal.</w:t>
+      </w:r>
+    </w:p>
     <w:p>
       <w:pPr>
         <w:pStyle w:val="Prrafodelista"/>
-        <w:numPr>
-          <w:ilvl w:val="0"/>
-          <w:numId w:val="7"/>
-        </w:numPr>
-      </w:pPr>
-      <w:r>
-        <w:rPr>
-          <w:b/>
-          <w:bCs/>
-        </w:rPr>
-        <w:t>Gestión de los sensores</w:t>
-      </w:r>
-      <w:r>
-        <w:t>:</w:t>
-      </w:r>
-    </w:p>
-    <w:p>
-      <w:pPr>
-        <w:ind w:left="720"/>
-      </w:pPr>
-      <w:r>
-        <w:t>En esta sección se podrá tanto añadir nuevos datos de sensores.</w:t>
-      </w:r>
-    </w:p>
-    <w:p>
-      <w:pPr>
-        <w:ind w:left="720"/>
         <w:jc w:val="center"/>
       </w:pPr>
       <w:r>
@@ -6360,20 +7678,26 @@
         </w:rPr>
         <w:lastRenderedPageBreak/>
         <w:drawing>
-          <wp:inline distT="0" distB="0" distL="0" distR="0" wp14:anchorId="1D00FF70" wp14:editId="4A54363E">
-            <wp:extent cx="5400044" cy="1384301"/>
-            <wp:effectExtent l="0" t="0" r="0" b="6349"/>
-            <wp:docPr id="1906622634" name="Imagen 1"/>
+          <wp:inline distT="0" distB="0" distL="0" distR="0" wp14:anchorId="45D2D481" wp14:editId="55827C3F">
+            <wp:extent cx="4540060" cy="5347044"/>
+            <wp:effectExtent l="0" t="0" r="0" b="6350"/>
+            <wp:docPr id="1821389654" name="Imagen 1"/>
             <wp:cNvGraphicFramePr/>
             <a:graphic xmlns:a="http://schemas.openxmlformats.org/drawingml/2006/main">
               <a:graphicData uri="http://schemas.openxmlformats.org/drawingml/2006/picture">
                 <pic:pic xmlns:pic="http://schemas.openxmlformats.org/drawingml/2006/picture">
                   <pic:nvPicPr>
-                    <pic:cNvPr id="0" name=""/>
+                    <pic:cNvPr id="1821389654" name="Imagen 1"/>
                     <pic:cNvPicPr/>
                   </pic:nvPicPr>
                   <pic:blipFill>
-                    <a:blip r:embed="rId29"/>
+                    <a:blip r:embed="rId40">
+                      <a:extLst>
+                        <a:ext uri="{28A0092B-C50C-407E-A947-70E740481C1C}">
+                          <a14:useLocalDpi xmlns:a14="http://schemas.microsoft.com/office/drawing/2010/main" val="0"/>
+                        </a:ext>
+                      </a:extLst>
+                    </a:blip>
                     <a:stretch>
                       <a:fillRect/>
                     </a:stretch>
@@ -6381,1600 +7705,7 @@
                   <pic:spPr>
                     <a:xfrm>
                       <a:off x="0" y="0"/>
-                      <a:ext cx="5400044" cy="1384301"/>
-                    </a:xfrm>
-                    <a:prstGeom prst="rect">
-                      <a:avLst/>
-                    </a:prstGeom>
-                    <a:noFill/>
-                    <a:ln>
-                      <a:noFill/>
-                      <a:prstDash/>
-                    </a:ln>
-                  </pic:spPr>
-                </pic:pic>
-              </a:graphicData>
-            </a:graphic>
-          </wp:inline>
-        </w:drawing>
-      </w:r>
-      <w:r>
-        <w:t xml:space="preserve"> </w:t>
-      </w:r>
-    </w:p>
-    <w:p>
-      <w:pPr>
-        <w:pStyle w:val="Ttulo2"/>
-      </w:pPr>
-      <w:bookmarkStart w:id="11" w:name="_Toc226913513"/>
-      <w:r>
-        <w:t>Gestión de Patrones</w:t>
-      </w:r>
-      <w:bookmarkEnd w:id="11"/>
-    </w:p>
-    <w:p>
-      <w:r>
-        <w:t xml:space="preserve">Es el apartado destinado a definir los modelos de comportamiento del sistema. </w:t>
-      </w:r>
-    </w:p>
-    <w:p>
-      <w:r>
-        <w:t>Los principales campos que cada patrón maneja son los siguientes:</w:t>
-      </w:r>
-    </w:p>
-    <w:tbl>
-      <w:tblPr>
-        <w:tblW w:w="8494" w:type="dxa"/>
-        <w:tblCellMar>
-          <w:left w:w="10" w:type="dxa"/>
-          <w:right w:w="10" w:type="dxa"/>
-        </w:tblCellMar>
-        <w:tblLook w:val="0000" w:firstRow="0" w:lastRow="0" w:firstColumn="0" w:lastColumn="0" w:noHBand="0" w:noVBand="0"/>
-      </w:tblPr>
-      <w:tblGrid>
-        <w:gridCol w:w="2122"/>
-        <w:gridCol w:w="6372"/>
-      </w:tblGrid>
-      <w:tr>
-        <w:tc>
-          <w:tcPr>
-            <w:tcW w:w="2122" w:type="dxa"/>
-            <w:tcBorders>
-              <w:top w:val="single" w:sz="4" w:space="0" w:color="999999"/>
-              <w:left w:val="single" w:sz="4" w:space="0" w:color="999999"/>
-              <w:bottom w:val="single" w:sz="12" w:space="0" w:color="666666"/>
-              <w:right w:val="single" w:sz="4" w:space="0" w:color="999999"/>
-            </w:tcBorders>
-            <w:tcMar>
-              <w:top w:w="0" w:type="dxa"/>
-              <w:left w:w="108" w:type="dxa"/>
-              <w:bottom w:w="0" w:type="dxa"/>
-              <w:right w:w="108" w:type="dxa"/>
-            </w:tcMar>
-          </w:tcPr>
-          <w:p>
-            <w:pPr>
-              <w:spacing w:after="0"/>
-              <w:rPr>
-                <w:b/>
-                <w:bCs/>
-              </w:rPr>
-            </w:pPr>
-            <w:r>
-              <w:rPr>
-                <w:b/>
-                <w:bCs/>
-              </w:rPr>
-              <w:t>Campo</w:t>
-            </w:r>
-          </w:p>
-        </w:tc>
-        <w:tc>
-          <w:tcPr>
-            <w:tcW w:w="6372" w:type="dxa"/>
-            <w:tcBorders>
-              <w:top w:val="single" w:sz="4" w:space="0" w:color="999999"/>
-              <w:left w:val="single" w:sz="4" w:space="0" w:color="999999"/>
-              <w:bottom w:val="single" w:sz="12" w:space="0" w:color="666666"/>
-              <w:right w:val="single" w:sz="4" w:space="0" w:color="999999"/>
-            </w:tcBorders>
-            <w:tcMar>
-              <w:top w:w="0" w:type="dxa"/>
-              <w:left w:w="108" w:type="dxa"/>
-              <w:bottom w:w="0" w:type="dxa"/>
-              <w:right w:w="108" w:type="dxa"/>
-            </w:tcMar>
-          </w:tcPr>
-          <w:p>
-            <w:pPr>
-              <w:spacing w:after="0"/>
-              <w:rPr>
-                <w:b/>
-                <w:bCs/>
-              </w:rPr>
-            </w:pPr>
-            <w:r>
-              <w:rPr>
-                <w:b/>
-                <w:bCs/>
-              </w:rPr>
-              <w:t>Descripción</w:t>
-            </w:r>
-          </w:p>
-        </w:tc>
-      </w:tr>
-      <w:tr>
-        <w:tc>
-          <w:tcPr>
-            <w:tcW w:w="2122" w:type="dxa"/>
-            <w:tcBorders>
-              <w:top w:val="single" w:sz="4" w:space="0" w:color="999999"/>
-              <w:left w:val="single" w:sz="4" w:space="0" w:color="999999"/>
-              <w:bottom w:val="single" w:sz="4" w:space="0" w:color="999999"/>
-              <w:right w:val="single" w:sz="4" w:space="0" w:color="999999"/>
-            </w:tcBorders>
-            <w:tcMar>
-              <w:top w:w="0" w:type="dxa"/>
-              <w:left w:w="108" w:type="dxa"/>
-              <w:bottom w:w="0" w:type="dxa"/>
-              <w:right w:w="108" w:type="dxa"/>
-            </w:tcMar>
-          </w:tcPr>
-          <w:p>
-            <w:pPr>
-              <w:spacing w:after="0"/>
-              <w:rPr>
-                <w:b/>
-                <w:bCs/>
-              </w:rPr>
-            </w:pPr>
-            <w:r>
-              <w:rPr>
-                <w:b/>
-                <w:bCs/>
-              </w:rPr>
-              <w:t>Nombre</w:t>
-            </w:r>
-          </w:p>
-        </w:tc>
-        <w:tc>
-          <w:tcPr>
-            <w:tcW w:w="6372" w:type="dxa"/>
-            <w:tcBorders>
-              <w:top w:val="single" w:sz="4" w:space="0" w:color="999999"/>
-              <w:left w:val="single" w:sz="4" w:space="0" w:color="999999"/>
-              <w:bottom w:val="single" w:sz="4" w:space="0" w:color="999999"/>
-              <w:right w:val="single" w:sz="4" w:space="0" w:color="999999"/>
-            </w:tcBorders>
-            <w:tcMar>
-              <w:top w:w="0" w:type="dxa"/>
-              <w:left w:w="108" w:type="dxa"/>
-              <w:bottom w:w="0" w:type="dxa"/>
-              <w:right w:w="108" w:type="dxa"/>
-            </w:tcMar>
-          </w:tcPr>
-          <w:p>
-            <w:pPr>
-              <w:spacing w:after="0"/>
-            </w:pPr>
-            <w:r>
-              <w:t>Nombre dado al patrón.</w:t>
-            </w:r>
-          </w:p>
-        </w:tc>
-      </w:tr>
-      <w:tr>
-        <w:tc>
-          <w:tcPr>
-            <w:tcW w:w="2122" w:type="dxa"/>
-            <w:tcBorders>
-              <w:top w:val="single" w:sz="4" w:space="0" w:color="999999"/>
-              <w:left w:val="single" w:sz="4" w:space="0" w:color="999999"/>
-              <w:bottom w:val="single" w:sz="4" w:space="0" w:color="999999"/>
-              <w:right w:val="single" w:sz="4" w:space="0" w:color="999999"/>
-            </w:tcBorders>
-            <w:tcMar>
-              <w:top w:w="0" w:type="dxa"/>
-              <w:left w:w="108" w:type="dxa"/>
-              <w:bottom w:w="0" w:type="dxa"/>
-              <w:right w:w="108" w:type="dxa"/>
-            </w:tcMar>
-          </w:tcPr>
-          <w:p>
-            <w:pPr>
-              <w:spacing w:after="0"/>
-              <w:rPr>
-                <w:b/>
-                <w:bCs/>
-              </w:rPr>
-            </w:pPr>
-            <w:r>
-              <w:rPr>
-                <w:b/>
-                <w:bCs/>
-              </w:rPr>
-              <w:t>Tipo de función</w:t>
-            </w:r>
-          </w:p>
-        </w:tc>
-        <w:tc>
-          <w:tcPr>
-            <w:tcW w:w="6372" w:type="dxa"/>
-            <w:tcBorders>
-              <w:top w:val="single" w:sz="4" w:space="0" w:color="999999"/>
-              <w:left w:val="single" w:sz="4" w:space="0" w:color="999999"/>
-              <w:bottom w:val="single" w:sz="4" w:space="0" w:color="999999"/>
-              <w:right w:val="single" w:sz="4" w:space="0" w:color="999999"/>
-            </w:tcBorders>
-            <w:tcMar>
-              <w:top w:w="0" w:type="dxa"/>
-              <w:left w:w="108" w:type="dxa"/>
-              <w:bottom w:w="0" w:type="dxa"/>
-              <w:right w:w="108" w:type="dxa"/>
-            </w:tcMar>
-          </w:tcPr>
-          <w:p>
-            <w:pPr>
-              <w:spacing w:after="0"/>
-            </w:pPr>
-            <w:r>
-              <w:t>Tipo de función matemática que generará el comportamiento en la sección. Este puede ser una función lineal, curva o parabólica.</w:t>
-            </w:r>
-          </w:p>
-        </w:tc>
-      </w:tr>
-      <w:tr>
-        <w:tc>
-          <w:tcPr>
-            <w:tcW w:w="2122" w:type="dxa"/>
-            <w:tcBorders>
-              <w:top w:val="single" w:sz="4" w:space="0" w:color="999999"/>
-              <w:left w:val="single" w:sz="4" w:space="0" w:color="999999"/>
-              <w:bottom w:val="single" w:sz="4" w:space="0" w:color="999999"/>
-              <w:right w:val="single" w:sz="4" w:space="0" w:color="999999"/>
-            </w:tcBorders>
-            <w:tcMar>
-              <w:top w:w="0" w:type="dxa"/>
-              <w:left w:w="108" w:type="dxa"/>
-              <w:bottom w:w="0" w:type="dxa"/>
-              <w:right w:w="108" w:type="dxa"/>
-            </w:tcMar>
-          </w:tcPr>
-          <w:p>
-            <w:pPr>
-              <w:spacing w:after="0"/>
-              <w:rPr>
-                <w:b/>
-                <w:bCs/>
-              </w:rPr>
-            </w:pPr>
-            <w:r>
-              <w:rPr>
-                <w:b/>
-                <w:bCs/>
-              </w:rPr>
-              <w:t>Duración</w:t>
-            </w:r>
-          </w:p>
-        </w:tc>
-        <w:tc>
-          <w:tcPr>
-            <w:tcW w:w="6372" w:type="dxa"/>
-            <w:tcBorders>
-              <w:top w:val="single" w:sz="4" w:space="0" w:color="999999"/>
-              <w:left w:val="single" w:sz="4" w:space="0" w:color="999999"/>
-              <w:bottom w:val="single" w:sz="4" w:space="0" w:color="999999"/>
-              <w:right w:val="single" w:sz="4" w:space="0" w:color="999999"/>
-            </w:tcBorders>
-            <w:tcMar>
-              <w:top w:w="0" w:type="dxa"/>
-              <w:left w:w="108" w:type="dxa"/>
-              <w:bottom w:w="0" w:type="dxa"/>
-              <w:right w:w="108" w:type="dxa"/>
-            </w:tcMar>
-          </w:tcPr>
-          <w:p>
-            <w:pPr>
-              <w:spacing w:after="0"/>
-            </w:pPr>
-            <w:r>
-              <w:t>Tiempo en segundos que el patrón durará en la simulación.</w:t>
-            </w:r>
-          </w:p>
-        </w:tc>
-      </w:tr>
-      <w:tr>
-        <w:tc>
-          <w:tcPr>
-            <w:tcW w:w="2122" w:type="dxa"/>
-            <w:tcBorders>
-              <w:top w:val="single" w:sz="4" w:space="0" w:color="999999"/>
-              <w:left w:val="single" w:sz="4" w:space="0" w:color="999999"/>
-              <w:bottom w:val="single" w:sz="4" w:space="0" w:color="999999"/>
-              <w:right w:val="single" w:sz="4" w:space="0" w:color="999999"/>
-            </w:tcBorders>
-            <w:tcMar>
-              <w:top w:w="0" w:type="dxa"/>
-              <w:left w:w="108" w:type="dxa"/>
-              <w:bottom w:w="0" w:type="dxa"/>
-              <w:right w:w="108" w:type="dxa"/>
-            </w:tcMar>
-          </w:tcPr>
-          <w:p>
-            <w:pPr>
-              <w:spacing w:after="0"/>
-              <w:rPr>
-                <w:b/>
-                <w:bCs/>
-              </w:rPr>
-            </w:pPr>
-            <w:r>
-              <w:rPr>
-                <w:b/>
-                <w:bCs/>
-              </w:rPr>
-              <w:t>Valor de inicio y fin</w:t>
-            </w:r>
-          </w:p>
-        </w:tc>
-        <w:tc>
-          <w:tcPr>
-            <w:tcW w:w="6372" w:type="dxa"/>
-            <w:tcBorders>
-              <w:top w:val="single" w:sz="4" w:space="0" w:color="999999"/>
-              <w:left w:val="single" w:sz="4" w:space="0" w:color="999999"/>
-              <w:bottom w:val="single" w:sz="4" w:space="0" w:color="999999"/>
-              <w:right w:val="single" w:sz="4" w:space="0" w:color="999999"/>
-            </w:tcBorders>
-            <w:tcMar>
-              <w:top w:w="0" w:type="dxa"/>
-              <w:left w:w="108" w:type="dxa"/>
-              <w:bottom w:w="0" w:type="dxa"/>
-              <w:right w:w="108" w:type="dxa"/>
-            </w:tcMar>
-          </w:tcPr>
-          <w:p>
-            <w:pPr>
-              <w:spacing w:after="0"/>
-            </w:pPr>
-            <w:r>
-              <w:t>Rango de valores entre los que se generará el valor en la sección actual.</w:t>
-            </w:r>
-          </w:p>
-        </w:tc>
-      </w:tr>
-      <w:tr>
-        <w:tc>
-          <w:tcPr>
-            <w:tcW w:w="2122" w:type="dxa"/>
-            <w:tcBorders>
-              <w:top w:val="single" w:sz="4" w:space="0" w:color="999999"/>
-              <w:left w:val="single" w:sz="4" w:space="0" w:color="999999"/>
-              <w:bottom w:val="single" w:sz="4" w:space="0" w:color="999999"/>
-              <w:right w:val="single" w:sz="4" w:space="0" w:color="999999"/>
-            </w:tcBorders>
-            <w:tcMar>
-              <w:top w:w="0" w:type="dxa"/>
-              <w:left w:w="108" w:type="dxa"/>
-              <w:bottom w:w="0" w:type="dxa"/>
-              <w:right w:w="108" w:type="dxa"/>
-            </w:tcMar>
-          </w:tcPr>
-          <w:p>
-            <w:pPr>
-              <w:spacing w:after="0"/>
-              <w:rPr>
-                <w:b/>
-                <w:bCs/>
-              </w:rPr>
-            </w:pPr>
-            <w:r>
-              <w:rPr>
-                <w:b/>
-                <w:bCs/>
-              </w:rPr>
-              <w:t>Tolerancia mínima y máxima</w:t>
-            </w:r>
-          </w:p>
-        </w:tc>
-        <w:tc>
-          <w:tcPr>
-            <w:tcW w:w="6372" w:type="dxa"/>
-            <w:tcBorders>
-              <w:top w:val="single" w:sz="4" w:space="0" w:color="999999"/>
-              <w:left w:val="single" w:sz="4" w:space="0" w:color="999999"/>
-              <w:bottom w:val="single" w:sz="4" w:space="0" w:color="999999"/>
-              <w:right w:val="single" w:sz="4" w:space="0" w:color="999999"/>
-            </w:tcBorders>
-            <w:tcMar>
-              <w:top w:w="0" w:type="dxa"/>
-              <w:left w:w="108" w:type="dxa"/>
-              <w:bottom w:w="0" w:type="dxa"/>
-              <w:right w:w="108" w:type="dxa"/>
-            </w:tcMar>
-          </w:tcPr>
-          <w:p>
-            <w:pPr>
-              <w:spacing w:after="0"/>
-            </w:pPr>
-            <w:r>
-              <w:t>Margen mínimo y máximo que podrá variar el valor generado de forma aleatoria, permitiendo que el dato generado tenga variaciones.</w:t>
-            </w:r>
-          </w:p>
-        </w:tc>
-      </w:tr>
-    </w:tbl>
-    <w:p/>
-    <w:p>
-      <w:r>
-        <w:t>Esta página se compone de dos subsecciones principales:</w:t>
-      </w:r>
-    </w:p>
-    <w:p>
-      <w:pPr>
-        <w:pStyle w:val="Prrafodelista"/>
-        <w:numPr>
-          <w:ilvl w:val="0"/>
-          <w:numId w:val="7"/>
-        </w:numPr>
-      </w:pPr>
-      <w:r>
-        <w:rPr>
-          <w:b/>
-          <w:bCs/>
-        </w:rPr>
-        <w:t>Listado de Patrones</w:t>
-      </w:r>
-      <w:r>
-        <w:t>:</w:t>
-      </w:r>
-    </w:p>
-    <w:p>
-      <w:pPr>
-        <w:ind w:left="720"/>
-      </w:pPr>
-      <w:r>
-        <w:t>Muestra todos los patrones guardados o cargados en el momento en una vista de tabla.</w:t>
-      </w:r>
-    </w:p>
-    <w:p>
-      <w:pPr>
-        <w:ind w:left="720"/>
-      </w:pPr>
-      <w:r>
-        <w:rPr>
-          <w:noProof/>
-        </w:rPr>
-        <w:lastRenderedPageBreak/>
-        <w:drawing>
-          <wp:inline distT="0" distB="0" distL="0" distR="0" wp14:anchorId="1BB1B81A" wp14:editId="0BF06D2E">
-            <wp:extent cx="5400044" cy="2769232"/>
-            <wp:effectExtent l="0" t="0" r="0" b="0"/>
-            <wp:docPr id="1374352928" name="Imagen 1"/>
-            <wp:cNvGraphicFramePr/>
-            <a:graphic xmlns:a="http://schemas.openxmlformats.org/drawingml/2006/main">
-              <a:graphicData uri="http://schemas.openxmlformats.org/drawingml/2006/picture">
-                <pic:pic xmlns:pic="http://schemas.openxmlformats.org/drawingml/2006/picture">
-                  <pic:nvPicPr>
-                    <pic:cNvPr id="0" name=""/>
-                    <pic:cNvPicPr/>
-                  </pic:nvPicPr>
-                  <pic:blipFill>
-                    <a:blip r:embed="rId30"/>
-                    <a:stretch>
-                      <a:fillRect/>
-                    </a:stretch>
-                  </pic:blipFill>
-                  <pic:spPr>
-                    <a:xfrm>
-                      <a:off x="0" y="0"/>
-                      <a:ext cx="5400044" cy="2769232"/>
-                    </a:xfrm>
-                    <a:prstGeom prst="rect">
-                      <a:avLst/>
-                    </a:prstGeom>
-                    <a:noFill/>
-                    <a:ln>
-                      <a:noFill/>
-                      <a:prstDash/>
-                    </a:ln>
-                  </pic:spPr>
-                </pic:pic>
-              </a:graphicData>
-            </a:graphic>
-          </wp:inline>
-        </w:drawing>
-      </w:r>
-    </w:p>
-    <w:p>
-      <w:pPr>
-        <w:ind w:left="720"/>
-      </w:pPr>
-      <w:r>
-        <w:t>Además de visualizar y filtrar por el nombre del patrón, en esta página el usuario podrá acceder a los detalles y edición del patrón seleccionando la fila correspondiente.</w:t>
-      </w:r>
-    </w:p>
-    <w:p>
-      <w:pPr>
-        <w:ind w:left="720"/>
-      </w:pPr>
-      <w:r>
-        <w:rPr>
-          <w:noProof/>
-        </w:rPr>
-        <w:drawing>
-          <wp:inline distT="0" distB="0" distL="0" distR="0" wp14:anchorId="219925E0" wp14:editId="0B4EC3A4">
-            <wp:extent cx="5400044" cy="1201421"/>
-            <wp:effectExtent l="0" t="0" r="0" b="0"/>
-            <wp:docPr id="1179777743" name="Imagen 1"/>
-            <wp:cNvGraphicFramePr/>
-            <a:graphic xmlns:a="http://schemas.openxmlformats.org/drawingml/2006/main">
-              <a:graphicData uri="http://schemas.openxmlformats.org/drawingml/2006/picture">
-                <pic:pic xmlns:pic="http://schemas.openxmlformats.org/drawingml/2006/picture">
-                  <pic:nvPicPr>
-                    <pic:cNvPr id="0" name=""/>
-                    <pic:cNvPicPr/>
-                  </pic:nvPicPr>
-                  <pic:blipFill>
-                    <a:blip r:embed="rId31"/>
-                    <a:stretch>
-                      <a:fillRect/>
-                    </a:stretch>
-                  </pic:blipFill>
-                  <pic:spPr>
-                    <a:xfrm>
-                      <a:off x="0" y="0"/>
-                      <a:ext cx="5400044" cy="1201421"/>
-                    </a:xfrm>
-                    <a:prstGeom prst="rect">
-                      <a:avLst/>
-                    </a:prstGeom>
-                    <a:noFill/>
-                    <a:ln>
-                      <a:noFill/>
-                      <a:prstDash/>
-                    </a:ln>
-                  </pic:spPr>
-                </pic:pic>
-              </a:graphicData>
-            </a:graphic>
-          </wp:inline>
-        </w:drawing>
-      </w:r>
-    </w:p>
-    <w:p>
-      <w:pPr>
-        <w:pStyle w:val="Prrafodelista"/>
-        <w:numPr>
-          <w:ilvl w:val="0"/>
-          <w:numId w:val="7"/>
-        </w:numPr>
-        <w:rPr>
-          <w:b/>
-          <w:bCs/>
-        </w:rPr>
-      </w:pPr>
-      <w:r>
-        <w:rPr>
-          <w:b/>
-          <w:bCs/>
-        </w:rPr>
-        <w:t>Formulario de creación de Patrón</w:t>
-      </w:r>
-    </w:p>
-    <w:p>
-      <w:pPr>
-        <w:ind w:left="720"/>
-      </w:pPr>
-      <w:r>
-        <w:t>Interfaz dedicada a añadir los datos de un patrón.</w:t>
-      </w:r>
-    </w:p>
-    <w:p>
-      <w:pPr>
-        <w:ind w:left="720"/>
-      </w:pPr>
-      <w:r>
-        <w:rPr>
-          <w:noProof/>
-        </w:rPr>
-        <w:drawing>
-          <wp:inline distT="0" distB="0" distL="0" distR="0" wp14:anchorId="67B42612" wp14:editId="052562EC">
-            <wp:extent cx="5400044" cy="2780662"/>
-            <wp:effectExtent l="0" t="0" r="0" b="638"/>
-            <wp:docPr id="1838500068" name="Imagen 1"/>
-            <wp:cNvGraphicFramePr/>
-            <a:graphic xmlns:a="http://schemas.openxmlformats.org/drawingml/2006/main">
-              <a:graphicData uri="http://schemas.openxmlformats.org/drawingml/2006/picture">
-                <pic:pic xmlns:pic="http://schemas.openxmlformats.org/drawingml/2006/picture">
-                  <pic:nvPicPr>
-                    <pic:cNvPr id="0" name=""/>
-                    <pic:cNvPicPr/>
-                  </pic:nvPicPr>
-                  <pic:blipFill>
-                    <a:blip r:embed="rId32"/>
-                    <a:stretch>
-                      <a:fillRect/>
-                    </a:stretch>
-                  </pic:blipFill>
-                  <pic:spPr>
-                    <a:xfrm>
-                      <a:off x="0" y="0"/>
-                      <a:ext cx="5400044" cy="2780662"/>
-                    </a:xfrm>
-                    <a:prstGeom prst="rect">
-                      <a:avLst/>
-                    </a:prstGeom>
-                    <a:noFill/>
-                    <a:ln>
-                      <a:noFill/>
-                      <a:prstDash/>
-                    </a:ln>
-                  </pic:spPr>
-                </pic:pic>
-              </a:graphicData>
-            </a:graphic>
-          </wp:inline>
-        </w:drawing>
-      </w:r>
-    </w:p>
-    <w:p>
-      <w:pPr>
-        <w:ind w:left="720"/>
-      </w:pPr>
-      <w:r>
-        <w:lastRenderedPageBreak/>
-        <w:t>Los datos de este formulario serán validados, y permitirán ser guardados, si los campos contienen valores y si son numéricos, además tendrá que ser un número mayor a 0, salvo en el caso de las tolerancias mínima y máxima, que sí podrán ser 0.</w:t>
-      </w:r>
-    </w:p>
-    <w:p>
-      <w:pPr>
-        <w:pStyle w:val="Prrafodelista"/>
-        <w:numPr>
-          <w:ilvl w:val="0"/>
-          <w:numId w:val="7"/>
-        </w:numPr>
-        <w:rPr>
-          <w:b/>
-          <w:bCs/>
-        </w:rPr>
-      </w:pPr>
-      <w:r>
-        <w:rPr>
-          <w:b/>
-          <w:bCs/>
-        </w:rPr>
-        <w:t>Formulario de edición de Patrón</w:t>
-      </w:r>
-    </w:p>
-    <w:p>
-      <w:pPr>
-        <w:ind w:left="720"/>
-      </w:pPr>
-      <w:r>
-        <w:t>Interfaz dedicada a modificar los datos del patrón específico. Mantiene las mismas validaciones que en su creación.</w:t>
-      </w:r>
-    </w:p>
-    <w:p>
-      <w:pPr>
-        <w:ind w:left="720"/>
-      </w:pPr>
-      <w:r>
-        <w:rPr>
-          <w:noProof/>
-        </w:rPr>
-        <w:drawing>
-          <wp:inline distT="0" distB="0" distL="0" distR="0" wp14:anchorId="0650BE2C" wp14:editId="629C4791">
-            <wp:extent cx="5400044" cy="2766690"/>
-            <wp:effectExtent l="0" t="0" r="0" b="0"/>
-            <wp:docPr id="2132468282" name="Imagen 1"/>
-            <wp:cNvGraphicFramePr/>
-            <a:graphic xmlns:a="http://schemas.openxmlformats.org/drawingml/2006/main">
-              <a:graphicData uri="http://schemas.openxmlformats.org/drawingml/2006/picture">
-                <pic:pic xmlns:pic="http://schemas.openxmlformats.org/drawingml/2006/picture">
-                  <pic:nvPicPr>
-                    <pic:cNvPr id="0" name=""/>
-                    <pic:cNvPicPr/>
-                  </pic:nvPicPr>
-                  <pic:blipFill>
-                    <a:blip r:embed="rId33"/>
-                    <a:stretch>
-                      <a:fillRect/>
-                    </a:stretch>
-                  </pic:blipFill>
-                  <pic:spPr>
-                    <a:xfrm>
-                      <a:off x="0" y="0"/>
-                      <a:ext cx="5400044" cy="2766690"/>
-                    </a:xfrm>
-                    <a:prstGeom prst="rect">
-                      <a:avLst/>
-                    </a:prstGeom>
-                    <a:noFill/>
-                    <a:ln>
-                      <a:noFill/>
-                      <a:prstDash/>
-                    </a:ln>
-                  </pic:spPr>
-                </pic:pic>
-              </a:graphicData>
-            </a:graphic>
-          </wp:inline>
-        </w:drawing>
-      </w:r>
-    </w:p>
-    <w:p>
-      <w:pPr>
-        <w:ind w:left="720"/>
-      </w:pPr>
-    </w:p>
-    <w:p>
-      <w:pPr>
-        <w:pageBreakBefore/>
-        <w:suppressAutoHyphens w:val="0"/>
-        <w:spacing w:line="254" w:lineRule="auto"/>
-        <w:jc w:val="left"/>
-      </w:pPr>
-    </w:p>
-    <w:p>
-      <w:pPr>
-        <w:pStyle w:val="Ttulo1"/>
-      </w:pPr>
-      <w:bookmarkStart w:id="12" w:name="_Toc226913514"/>
-      <w:r>
-        <w:t>Simulación Paso a Paso</w:t>
-      </w:r>
-      <w:bookmarkEnd w:id="12"/>
-    </w:p>
-    <w:p>
-      <w:r>
-        <w:t>Este apartado explicará y describirá cómo tiene que seguir el usuario para lograr realizar una simulación de datos correctamente. Se recomienda seguir este orden establecido a continuación:</w:t>
-      </w:r>
-    </w:p>
-    <w:p>
-      <w:pPr>
-        <w:pStyle w:val="Subttulo"/>
-        <w:numPr>
-          <w:ilvl w:val="0"/>
-          <w:numId w:val="8"/>
-        </w:numPr>
-      </w:pPr>
-      <w:r>
-        <w:t>Configuración de Patrones</w:t>
-      </w:r>
-    </w:p>
-    <w:p>
-      <w:pPr>
-        <w:pStyle w:val="Prrafodelista"/>
-      </w:pPr>
-      <w:r>
-        <w:t xml:space="preserve">Accede a la página </w:t>
-      </w:r>
-      <w:r>
-        <w:rPr>
-          <w:b/>
-          <w:bCs/>
-        </w:rPr>
-        <w:t>Patrones</w:t>
-      </w:r>
-      <w:r>
-        <w:t xml:space="preserve"> para ver los patrones cargados en el sistema.</w:t>
-      </w:r>
-    </w:p>
-    <w:p>
-      <w:pPr>
-        <w:pStyle w:val="Prrafodelista"/>
-      </w:pPr>
-      <w:r>
-        <w:rPr>
-          <w:noProof/>
-        </w:rPr>
-        <w:drawing>
-          <wp:inline distT="0" distB="0" distL="0" distR="0" wp14:anchorId="20727E9D" wp14:editId="637006F4">
-            <wp:extent cx="5400044" cy="1200780"/>
-            <wp:effectExtent l="0" t="0" r="0" b="0"/>
-            <wp:docPr id="811539463" name="Imagen 1"/>
-            <wp:cNvGraphicFramePr/>
-            <a:graphic xmlns:a="http://schemas.openxmlformats.org/drawingml/2006/main">
-              <a:graphicData uri="http://schemas.openxmlformats.org/drawingml/2006/picture">
-                <pic:pic xmlns:pic="http://schemas.openxmlformats.org/drawingml/2006/picture">
-                  <pic:nvPicPr>
-                    <pic:cNvPr id="0" name=""/>
-                    <pic:cNvPicPr/>
-                  </pic:nvPicPr>
-                  <pic:blipFill>
-                    <a:blip r:embed="rId34"/>
-                    <a:stretch>
-                      <a:fillRect/>
-                    </a:stretch>
-                  </pic:blipFill>
-                  <pic:spPr>
-                    <a:xfrm>
-                      <a:off x="0" y="0"/>
-                      <a:ext cx="5400044" cy="1200780"/>
-                    </a:xfrm>
-                    <a:prstGeom prst="rect">
-                      <a:avLst/>
-                    </a:prstGeom>
-                    <a:noFill/>
-                    <a:ln>
-                      <a:noFill/>
-                      <a:prstDash/>
-                    </a:ln>
-                  </pic:spPr>
-                </pic:pic>
-              </a:graphicData>
-            </a:graphic>
-          </wp:inline>
-        </w:drawing>
-      </w:r>
-    </w:p>
-    <w:p>
-      <w:pPr>
-        <w:pStyle w:val="Prrafodelista"/>
-      </w:pPr>
-    </w:p>
-    <w:p>
-      <w:pPr>
-        <w:pStyle w:val="Prrafodelista"/>
-        <w:rPr>
-          <w:b/>
-          <w:bCs/>
-          <w:sz w:val="26"/>
-          <w:szCs w:val="26"/>
-        </w:rPr>
-      </w:pPr>
-      <w:r>
-        <w:rPr>
-          <w:b/>
-          <w:bCs/>
-          <w:sz w:val="26"/>
-          <w:szCs w:val="26"/>
-        </w:rPr>
-        <w:t>Creación de un Patrón</w:t>
-      </w:r>
-    </w:p>
-    <w:p>
-      <w:pPr>
-        <w:pStyle w:val="Prrafodelista"/>
-      </w:pPr>
-      <w:r>
-        <w:t>Pulsa el botón “Nueva” para abrir el formulario de creación.</w:t>
-      </w:r>
-    </w:p>
-    <w:p>
-      <w:pPr>
-        <w:pStyle w:val="Prrafodelista"/>
-      </w:pPr>
-      <w:r>
-        <w:rPr>
-          <w:noProof/>
-        </w:rPr>
-        <w:drawing>
-          <wp:inline distT="0" distB="0" distL="0" distR="0" wp14:anchorId="5BC7A823" wp14:editId="158A3D54">
-            <wp:extent cx="5400044" cy="1459867"/>
-            <wp:effectExtent l="0" t="0" r="0" b="6983"/>
-            <wp:docPr id="1862740026" name="Imagen 1"/>
-            <wp:cNvGraphicFramePr/>
-            <a:graphic xmlns:a="http://schemas.openxmlformats.org/drawingml/2006/main">
-              <a:graphicData uri="http://schemas.openxmlformats.org/drawingml/2006/picture">
-                <pic:pic xmlns:pic="http://schemas.openxmlformats.org/drawingml/2006/picture">
-                  <pic:nvPicPr>
-                    <pic:cNvPr id="0" name=""/>
-                    <pic:cNvPicPr/>
-                  </pic:nvPicPr>
-                  <pic:blipFill>
-                    <a:blip r:embed="rId35"/>
-                    <a:stretch>
-                      <a:fillRect/>
-                    </a:stretch>
-                  </pic:blipFill>
-                  <pic:spPr>
-                    <a:xfrm>
-                      <a:off x="0" y="0"/>
-                      <a:ext cx="5400044" cy="1459867"/>
-                    </a:xfrm>
-                    <a:prstGeom prst="rect">
-                      <a:avLst/>
-                    </a:prstGeom>
-                    <a:noFill/>
-                    <a:ln>
-                      <a:noFill/>
-                      <a:prstDash/>
-                    </a:ln>
-                  </pic:spPr>
-                </pic:pic>
-              </a:graphicData>
-            </a:graphic>
-          </wp:inline>
-        </w:drawing>
-      </w:r>
-    </w:p>
-    <w:p>
-      <w:pPr>
-        <w:pStyle w:val="Prrafodelista"/>
-      </w:pPr>
-      <w:r>
-        <w:t>Ahora cumplimenta todos los campos y haz clic en el botón “Crear Patrón”.</w:t>
-      </w:r>
-    </w:p>
-    <w:p>
-      <w:pPr>
-        <w:pStyle w:val="Prrafodelista"/>
-      </w:pPr>
-      <w:r>
-        <w:t>Una vez añadido se mostrará en la lista donde también se podrá editar en caso necesario.</w:t>
-      </w:r>
-    </w:p>
-    <w:p>
-      <w:pPr>
-        <w:pStyle w:val="Prrafodelista"/>
-      </w:pPr>
-      <w:r>
-        <w:rPr>
-          <w:noProof/>
-        </w:rPr>
-        <w:drawing>
-          <wp:inline distT="0" distB="0" distL="0" distR="0" wp14:anchorId="735F8798" wp14:editId="32E1C862">
-            <wp:extent cx="5400044" cy="953774"/>
-            <wp:effectExtent l="0" t="0" r="0" b="0"/>
-            <wp:docPr id="1462077862" name="Imagen 1"/>
-            <wp:cNvGraphicFramePr/>
-            <a:graphic xmlns:a="http://schemas.openxmlformats.org/drawingml/2006/main">
-              <a:graphicData uri="http://schemas.openxmlformats.org/drawingml/2006/picture">
-                <pic:pic xmlns:pic="http://schemas.openxmlformats.org/drawingml/2006/picture">
-                  <pic:nvPicPr>
-                    <pic:cNvPr id="0" name=""/>
-                    <pic:cNvPicPr/>
-                  </pic:nvPicPr>
-                  <pic:blipFill>
-                    <a:blip r:embed="rId36"/>
-                    <a:stretch>
-                      <a:fillRect/>
-                    </a:stretch>
-                  </pic:blipFill>
-                  <pic:spPr>
-                    <a:xfrm>
-                      <a:off x="0" y="0"/>
-                      <a:ext cx="5400044" cy="953774"/>
-                    </a:xfrm>
-                    <a:prstGeom prst="rect">
-                      <a:avLst/>
-                    </a:prstGeom>
-                    <a:noFill/>
-                    <a:ln>
-                      <a:noFill/>
-                      <a:prstDash/>
-                    </a:ln>
-                  </pic:spPr>
-                </pic:pic>
-              </a:graphicData>
-            </a:graphic>
-          </wp:inline>
-        </w:drawing>
-      </w:r>
-    </w:p>
-    <w:p>
-      <w:pPr>
-        <w:pStyle w:val="Prrafodelista"/>
-      </w:pPr>
-    </w:p>
-    <w:p>
-      <w:pPr>
-        <w:pStyle w:val="Prrafodelista"/>
-        <w:rPr>
-          <w:b/>
-          <w:bCs/>
-          <w:sz w:val="26"/>
-          <w:szCs w:val="26"/>
-        </w:rPr>
-      </w:pPr>
-      <w:r>
-        <w:rPr>
-          <w:b/>
-          <w:bCs/>
-          <w:sz w:val="26"/>
-          <w:szCs w:val="26"/>
-        </w:rPr>
-        <w:t>Importación y Exportación masiva</w:t>
-      </w:r>
-    </w:p>
-    <w:p>
-      <w:pPr>
-        <w:pStyle w:val="Prrafodelista"/>
-      </w:pPr>
-      <w:r>
-        <w:t>Si ya dispones de una lista de patrones guardada en tu equipo, puedes cargarla directamente de esta manera:</w:t>
-      </w:r>
-    </w:p>
-    <w:p>
-      <w:pPr>
-        <w:pStyle w:val="Prrafodelista"/>
-        <w:numPr>
-          <w:ilvl w:val="1"/>
-          <w:numId w:val="4"/>
-        </w:numPr>
-      </w:pPr>
-      <w:r>
-        <w:lastRenderedPageBreak/>
-        <w:t>Haz clic en el botón “Importar JSON”</w:t>
-      </w:r>
-    </w:p>
-    <w:p>
-      <w:pPr>
-        <w:pStyle w:val="Prrafodelista"/>
-        <w:numPr>
-          <w:ilvl w:val="1"/>
-          <w:numId w:val="4"/>
-        </w:numPr>
-      </w:pPr>
-      <w:r>
-        <w:t>Selecciona el archivo con los datos de los patrones</w:t>
-      </w:r>
-    </w:p>
-    <w:p>
-      <w:pPr>
-        <w:pStyle w:val="Prrafodelista"/>
-      </w:pPr>
-      <w:r>
-        <w:t>Automáticamente se cargarán en la lista los datos. Si los datos no tuvieran un formato correcto no se mostrará ninguno de estos, por lo que tendrás que escoger el fichero con los datos en el formato correcto.</w:t>
-      </w:r>
-    </w:p>
-    <w:p>
-      <w:pPr>
-        <w:pStyle w:val="Subttulo"/>
-        <w:numPr>
-          <w:ilvl w:val="0"/>
-          <w:numId w:val="8"/>
-        </w:numPr>
-      </w:pPr>
-      <w:r>
-        <w:t>Configuración de Sensores</w:t>
-      </w:r>
-    </w:p>
-    <w:p>
-      <w:pPr>
-        <w:pStyle w:val="Prrafodelista"/>
-      </w:pPr>
-      <w:r>
-        <w:t xml:space="preserve">Una vez definidos los patrones que vamos a utilizar, debemos asegurar que se ha realizado la configuración de los sensores. Para ello tendrás que acceder a la página </w:t>
-      </w:r>
-      <w:r>
-        <w:rPr>
-          <w:b/>
-          <w:bCs/>
-        </w:rPr>
-        <w:t>Sensores</w:t>
-      </w:r>
-      <w:r>
-        <w:t>.</w:t>
-      </w:r>
-    </w:p>
-    <w:p>
-      <w:pPr>
-        <w:pStyle w:val="Prrafodelista"/>
-      </w:pPr>
-    </w:p>
-    <w:p>
-      <w:pPr>
-        <w:pStyle w:val="Prrafodelista"/>
-        <w:rPr>
-          <w:b/>
-          <w:bCs/>
-          <w:sz w:val="26"/>
-          <w:szCs w:val="26"/>
-        </w:rPr>
-      </w:pPr>
-      <w:r>
-        <w:rPr>
-          <w:b/>
-          <w:bCs/>
-          <w:sz w:val="26"/>
-          <w:szCs w:val="26"/>
-        </w:rPr>
-        <w:t>Creación de una Colección de Sensores</w:t>
-      </w:r>
-    </w:p>
-    <w:p>
-      <w:pPr>
-        <w:pStyle w:val="Prrafodelista"/>
-      </w:pPr>
-      <w:r>
-        <w:t>En la misma página se te mostrará un formulario donde podrás rellenar los diferentes campos y añadir los datos de los sensores en la lista. Para añadir los sensores tendrás que emplear el botón “Agregar Sensor”.</w:t>
-      </w:r>
-    </w:p>
-    <w:p>
-      <w:pPr>
-        <w:pStyle w:val="Prrafodelista"/>
-      </w:pPr>
-      <w:r>
-        <w:rPr>
-          <w:noProof/>
-        </w:rPr>
-        <w:drawing>
-          <wp:inline distT="0" distB="0" distL="0" distR="0" wp14:anchorId="1AD11C50" wp14:editId="6337F231">
-            <wp:extent cx="5400044" cy="2000880"/>
-            <wp:effectExtent l="0" t="0" r="0" b="0"/>
-            <wp:docPr id="1653381235" name="Imagen 1"/>
-            <wp:cNvGraphicFramePr/>
-            <a:graphic xmlns:a="http://schemas.openxmlformats.org/drawingml/2006/main">
-              <a:graphicData uri="http://schemas.openxmlformats.org/drawingml/2006/picture">
-                <pic:pic xmlns:pic="http://schemas.openxmlformats.org/drawingml/2006/picture">
-                  <pic:nvPicPr>
-                    <pic:cNvPr id="0" name=""/>
-                    <pic:cNvPicPr/>
-                  </pic:nvPicPr>
-                  <pic:blipFill>
-                    <a:blip r:embed="rId37"/>
-                    <a:stretch>
-                      <a:fillRect/>
-                    </a:stretch>
-                  </pic:blipFill>
-                  <pic:spPr>
-                    <a:xfrm>
-                      <a:off x="0" y="0"/>
-                      <a:ext cx="5400044" cy="2000880"/>
-                    </a:xfrm>
-                    <a:prstGeom prst="rect">
-                      <a:avLst/>
-                    </a:prstGeom>
-                    <a:noFill/>
-                    <a:ln>
-                      <a:noFill/>
-                      <a:prstDash/>
-                    </a:ln>
-                  </pic:spPr>
-                </pic:pic>
-              </a:graphicData>
-            </a:graphic>
-          </wp:inline>
-        </w:drawing>
-      </w:r>
-    </w:p>
-    <w:p>
-      <w:pPr>
-        <w:pStyle w:val="Prrafodelista"/>
-      </w:pPr>
-      <w:r>
-        <w:t>Una vez hecho haz clic en el botón “Guardar cambios” y se te mostrará un mensaje notificando que la acción se realizó correctamente.</w:t>
-      </w:r>
-    </w:p>
-    <w:p>
-      <w:pPr>
-        <w:pStyle w:val="Prrafodelista"/>
-      </w:pPr>
-    </w:p>
-    <w:p>
-      <w:pPr>
-        <w:pStyle w:val="Prrafodelista"/>
-        <w:rPr>
-          <w:b/>
-          <w:bCs/>
-          <w:sz w:val="26"/>
-          <w:szCs w:val="26"/>
-        </w:rPr>
-      </w:pPr>
-      <w:r>
-        <w:rPr>
-          <w:b/>
-          <w:bCs/>
-          <w:sz w:val="26"/>
-          <w:szCs w:val="26"/>
-        </w:rPr>
-        <w:t>Importación y Exportación masiva</w:t>
-      </w:r>
-    </w:p>
-    <w:p>
-      <w:pPr>
-        <w:pStyle w:val="Prrafodelista"/>
-      </w:pPr>
-      <w:r>
-        <w:t>Para agilizar el proceso o reutilizar configuraciones previas en otras simulaciones, utiliza estas opciones:</w:t>
-      </w:r>
-    </w:p>
-    <w:p>
-      <w:pPr>
-        <w:pStyle w:val="Prrafodelista"/>
-        <w:numPr>
-          <w:ilvl w:val="1"/>
-          <w:numId w:val="4"/>
-        </w:numPr>
-      </w:pPr>
-      <w:r>
-        <w:rPr>
-          <w:b/>
-          <w:bCs/>
-        </w:rPr>
-        <w:t>Importar Datos</w:t>
-      </w:r>
-      <w:r>
-        <w:t xml:space="preserve">: Si ya dispones de un fichero con la estructura del sistema, pulsa </w:t>
-      </w:r>
-      <w:r>
-        <w:rPr>
-          <w:b/>
-          <w:bCs/>
-        </w:rPr>
-        <w:t>"Importar JSON"</w:t>
-      </w:r>
-      <w:r>
-        <w:t>. El sistema cargará automáticamente todos los sensores en la tabla, ahorrando la carga manual.</w:t>
-      </w:r>
-    </w:p>
-    <w:p>
-      <w:pPr>
-        <w:pStyle w:val="Prrafodelista"/>
-        <w:numPr>
-          <w:ilvl w:val="1"/>
-          <w:numId w:val="4"/>
-        </w:numPr>
-      </w:pPr>
-      <w:r>
-        <w:rPr>
-          <w:b/>
-          <w:bCs/>
-        </w:rPr>
-        <w:lastRenderedPageBreak/>
-        <w:t>Exportar Datos:</w:t>
-      </w:r>
-      <w:r>
-        <w:t xml:space="preserve"> Una vez configurada su colección de sensores, se recomienda pulsar </w:t>
-      </w:r>
-      <w:r>
-        <w:rPr>
-          <w:b/>
-          <w:bCs/>
-        </w:rPr>
-        <w:t>"Exportar JSON"</w:t>
-      </w:r>
-      <w:r>
-        <w:t>. Esto descargará un archivo que sirve como copia de seguridad o plantilla para futuros proyectos.</w:t>
-      </w:r>
-    </w:p>
-    <w:p>
-      <w:pPr>
-        <w:ind w:left="1080"/>
-      </w:pPr>
-      <w:r>
-        <w:t>Asegúrate de que los campos de las coordenadas de los sensores son correctos ya que en la simulación podrían emplearse alguno de estos datos, según si lo necesitaras.</w:t>
-      </w:r>
-    </w:p>
-    <w:p>
-      <w:pPr>
-        <w:pStyle w:val="Subttulo"/>
-        <w:numPr>
-          <w:ilvl w:val="0"/>
-          <w:numId w:val="8"/>
-        </w:numPr>
-      </w:pPr>
-      <w:r>
-        <w:t>Configuración de Simulación</w:t>
-      </w:r>
-    </w:p>
-    <w:p>
-      <w:pPr>
-        <w:pStyle w:val="Prrafodelista"/>
-      </w:pPr>
-      <w:r>
-        <w:t xml:space="preserve">Una vez definidos tanto los patrones como el conjunto de sensores que se emplearán, será momento de configurar la simulación. Para ello tendrás que acceder a la página </w:t>
-      </w:r>
-      <w:r>
-        <w:rPr>
-          <w:b/>
-          <w:bCs/>
-        </w:rPr>
-        <w:t>Simulaciones</w:t>
-      </w:r>
-      <w:r>
-        <w:t>.</w:t>
-      </w:r>
-    </w:p>
-    <w:p>
-      <w:pPr>
-        <w:pStyle w:val="Prrafodelista"/>
-      </w:pPr>
-    </w:p>
-    <w:p>
-      <w:pPr>
-        <w:pStyle w:val="Prrafodelista"/>
-        <w:rPr>
-          <w:b/>
-          <w:bCs/>
-          <w:sz w:val="26"/>
-          <w:szCs w:val="26"/>
-        </w:rPr>
-      </w:pPr>
-      <w:r>
-        <w:rPr>
-          <w:b/>
-          <w:bCs/>
-          <w:sz w:val="26"/>
-          <w:szCs w:val="26"/>
-        </w:rPr>
-        <w:t>Creación de una Simulación</w:t>
-      </w:r>
-    </w:p>
-    <w:p>
-      <w:pPr>
-        <w:pStyle w:val="Prrafodelista"/>
-      </w:pPr>
-      <w:r>
-        <w:t>En la misma página se te mostrará un formulario donde tendrás que rellenar todos los campos, entre los que se encuentran las diferentes secciones donde se definen los patrones añadidos anteriormente además de seleccionar la colección de sensores configurada previamente.</w:t>
-      </w:r>
-    </w:p>
-    <w:p>
-      <w:pPr>
-        <w:pStyle w:val="Prrafodelista"/>
-      </w:pPr>
-      <w:r>
-        <w:rPr>
-          <w:noProof/>
-        </w:rPr>
-        <w:drawing>
-          <wp:inline distT="0" distB="0" distL="0" distR="0" wp14:anchorId="7453266D" wp14:editId="34F621A1">
-            <wp:extent cx="5400044" cy="2877817"/>
-            <wp:effectExtent l="0" t="0" r="0" b="0"/>
-            <wp:docPr id="666403025" name="Imagen 1"/>
-            <wp:cNvGraphicFramePr/>
-            <a:graphic xmlns:a="http://schemas.openxmlformats.org/drawingml/2006/main">
-              <a:graphicData uri="http://schemas.openxmlformats.org/drawingml/2006/picture">
-                <pic:pic xmlns:pic="http://schemas.openxmlformats.org/drawingml/2006/picture">
-                  <pic:nvPicPr>
-                    <pic:cNvPr id="0" name=""/>
-                    <pic:cNvPicPr/>
-                  </pic:nvPicPr>
-                  <pic:blipFill>
-                    <a:blip r:embed="rId38"/>
-                    <a:stretch>
-                      <a:fillRect/>
-                    </a:stretch>
-                  </pic:blipFill>
-                  <pic:spPr>
-                    <a:xfrm>
-                      <a:off x="0" y="0"/>
-                      <a:ext cx="5400044" cy="2877817"/>
-                    </a:xfrm>
-                    <a:prstGeom prst="rect">
-                      <a:avLst/>
-                    </a:prstGeom>
-                    <a:noFill/>
-                    <a:ln>
-                      <a:noFill/>
-                      <a:prstDash/>
-                    </a:ln>
-                  </pic:spPr>
-                </pic:pic>
-              </a:graphicData>
-            </a:graphic>
-          </wp:inline>
-        </w:drawing>
-      </w:r>
-    </w:p>
-    <w:p>
-      <w:pPr>
-        <w:pStyle w:val="Prrafodelista"/>
-      </w:pPr>
-      <w:r>
-        <w:t>Una vez cumplimentados los campos y toda la información haz clic en el botón “Guardar cambios”, mostrando un mensaje notificando que la acción se realizó correctamente.</w:t>
-      </w:r>
-    </w:p>
-    <w:p>
-      <w:pPr>
-        <w:pStyle w:val="Prrafodelista"/>
-      </w:pPr>
-    </w:p>
-    <w:p>
-      <w:pPr>
-        <w:pStyle w:val="Prrafodelista"/>
-        <w:rPr>
-          <w:b/>
-          <w:bCs/>
-          <w:sz w:val="26"/>
-          <w:szCs w:val="26"/>
-        </w:rPr>
-      </w:pPr>
-      <w:r>
-        <w:rPr>
-          <w:b/>
-          <w:bCs/>
-          <w:sz w:val="26"/>
-          <w:szCs w:val="26"/>
-        </w:rPr>
-        <w:t>Importación y Exportación</w:t>
-      </w:r>
-    </w:p>
-    <w:p>
-      <w:pPr>
-        <w:pStyle w:val="Prrafodelista"/>
-      </w:pPr>
-      <w:r>
-        <w:lastRenderedPageBreak/>
-        <w:t>Para agilizar el proceso o reutilizar configuraciones previas de otros momentos, utiliza estas opciones:</w:t>
-      </w:r>
-    </w:p>
-    <w:p>
-      <w:pPr>
-        <w:pStyle w:val="Prrafodelista"/>
-        <w:numPr>
-          <w:ilvl w:val="1"/>
-          <w:numId w:val="4"/>
-        </w:numPr>
-      </w:pPr>
-      <w:r>
-        <w:rPr>
-          <w:b/>
-          <w:bCs/>
-        </w:rPr>
-        <w:t>Importar Datos</w:t>
-      </w:r>
-      <w:r>
-        <w:t xml:space="preserve">: Si ya dispones de un fichero con la estructura del sistema, pulsa </w:t>
-      </w:r>
-      <w:r>
-        <w:rPr>
-          <w:b/>
-          <w:bCs/>
-        </w:rPr>
-        <w:t>"Importar JSON"</w:t>
-      </w:r>
-      <w:r>
-        <w:t>. El sistema cargará automáticamente todos los datos de la simulación en el formulario, ahorrando la carga manual. Si la simulación que guardaste previamente contiene patrones añadidos a dicha configuración, estos serán añadidos automáticamente a la configuración de la simulación sin necesidad de importar los patrones de nuevo. Sin embargo, esto no permitirá modificar o añadir nuevos hasta que los cargues en la sección correspondiente de Patrones.</w:t>
-      </w:r>
-    </w:p>
-    <w:p>
-      <w:pPr>
-        <w:pStyle w:val="Prrafodelista"/>
-        <w:numPr>
-          <w:ilvl w:val="1"/>
-          <w:numId w:val="4"/>
-        </w:numPr>
-      </w:pPr>
-      <w:r>
-        <w:rPr>
-          <w:b/>
-          <w:bCs/>
-        </w:rPr>
-        <w:t>Exportar Datos:</w:t>
-      </w:r>
-      <w:r>
-        <w:t xml:space="preserve"> Una vez configurada su colección de sensores, se recomienda pulsar </w:t>
-      </w:r>
-      <w:r>
-        <w:rPr>
-          <w:b/>
-          <w:bCs/>
-        </w:rPr>
-        <w:t>"Exportar JSON"</w:t>
-      </w:r>
-      <w:r>
-        <w:t>. Esto descargará un archivo que sirve como copia de seguridad o plantilla para futuros proyectos.</w:t>
-      </w:r>
-    </w:p>
-    <w:p>
-      <w:pPr>
-        <w:pStyle w:val="Prrafodelista"/>
-      </w:pPr>
-    </w:p>
-    <w:p>
-      <w:pPr>
-        <w:pStyle w:val="Subttulo"/>
-        <w:numPr>
-          <w:ilvl w:val="0"/>
-          <w:numId w:val="8"/>
-        </w:numPr>
-      </w:pPr>
-      <w:r>
-        <w:t>Ejecución de la simulación</w:t>
-      </w:r>
-    </w:p>
-    <w:p>
-      <w:pPr>
-        <w:pStyle w:val="Prrafodelista"/>
-      </w:pPr>
-      <w:r>
-        <w:t xml:space="preserve">Una vez se haya configurado todo lo necesario, es momento de empezar una simulación. Esto se hará haciendo clic en el botón “Iniciar simulación”, que aparece en el visor situado a la derecha de la página de </w:t>
-      </w:r>
-      <w:r>
-        <w:rPr>
-          <w:b/>
-          <w:bCs/>
-        </w:rPr>
-        <w:t>Simulaciones</w:t>
-      </w:r>
-      <w:r>
-        <w:t>.</w:t>
-      </w:r>
-    </w:p>
-    <w:p>
-      <w:pPr>
-        <w:pStyle w:val="Prrafodelista"/>
-        <w:jc w:val="center"/>
-      </w:pPr>
-      <w:r>
-        <w:rPr>
-          <w:noProof/>
-        </w:rPr>
-        <w:drawing>
-          <wp:inline distT="0" distB="0" distL="0" distR="0" wp14:anchorId="6174E50B" wp14:editId="5C83C2BE">
-            <wp:extent cx="5400044" cy="2014222"/>
-            <wp:effectExtent l="0" t="0" r="0" b="5078"/>
-            <wp:docPr id="327031698" name="Imagen 1"/>
-            <wp:cNvGraphicFramePr/>
-            <a:graphic xmlns:a="http://schemas.openxmlformats.org/drawingml/2006/main">
-              <a:graphicData uri="http://schemas.openxmlformats.org/drawingml/2006/picture">
-                <pic:pic xmlns:pic="http://schemas.openxmlformats.org/drawingml/2006/picture">
-                  <pic:nvPicPr>
-                    <pic:cNvPr id="0" name=""/>
-                    <pic:cNvPicPr/>
-                  </pic:nvPicPr>
-                  <pic:blipFill>
-                    <a:blip r:embed="rId39"/>
-                    <a:stretch>
-                      <a:fillRect/>
-                    </a:stretch>
-                  </pic:blipFill>
-                  <pic:spPr>
-                    <a:xfrm>
-                      <a:off x="0" y="0"/>
-                      <a:ext cx="5400044" cy="2014222"/>
-                    </a:xfrm>
-                    <a:prstGeom prst="rect">
-                      <a:avLst/>
-                    </a:prstGeom>
-                    <a:noFill/>
-                    <a:ln>
-                      <a:noFill/>
-                      <a:prstDash/>
-                    </a:ln>
-                  </pic:spPr>
-                </pic:pic>
-              </a:graphicData>
-            </a:graphic>
-          </wp:inline>
-        </w:drawing>
-      </w:r>
-    </w:p>
-    <w:p>
-      <w:pPr>
-        <w:pStyle w:val="Prrafodelista"/>
-      </w:pPr>
-      <w:r>
-        <w:t>Con esto automáticamente comenzará el proceso de simulación y generación de los datos correspondientes. Una vez termine este proceso se mostrará un botón para descargar estos resultados, pudiendo elegir entre los formatos CSV o JSON a través de un modal.</w:t>
-      </w:r>
-    </w:p>
-    <w:p>
-      <w:pPr>
-        <w:pStyle w:val="Prrafodelista"/>
-        <w:jc w:val="center"/>
-      </w:pPr>
-      <w:r>
-        <w:rPr>
-          <w:noProof/>
-        </w:rPr>
-        <w:lastRenderedPageBreak/>
-        <w:drawing>
-          <wp:inline distT="0" distB="0" distL="0" distR="0" wp14:anchorId="45D2D481" wp14:editId="442F3EC4">
-            <wp:extent cx="4540060" cy="5565102"/>
-            <wp:effectExtent l="0" t="0" r="0" b="0"/>
-            <wp:docPr id="1821389654" name="Imagen 1"/>
-            <wp:cNvGraphicFramePr/>
-            <a:graphic xmlns:a="http://schemas.openxmlformats.org/drawingml/2006/main">
-              <a:graphicData uri="http://schemas.openxmlformats.org/drawingml/2006/picture">
-                <pic:pic xmlns:pic="http://schemas.openxmlformats.org/drawingml/2006/picture">
-                  <pic:nvPicPr>
-                    <pic:cNvPr id="0" name=""/>
-                    <pic:cNvPicPr/>
-                  </pic:nvPicPr>
-                  <pic:blipFill>
-                    <a:blip r:embed="rId40"/>
-                    <a:stretch>
-                      <a:fillRect/>
-                    </a:stretch>
-                  </pic:blipFill>
-                  <pic:spPr>
-                    <a:xfrm>
-                      <a:off x="0" y="0"/>
-                      <a:ext cx="4540060" cy="5565102"/>
+                      <a:ext cx="4540060" cy="5347044"/>
                     </a:xfrm>
                     <a:prstGeom prst="rect">
                       <a:avLst/>
@@ -8172,7 +7903,7 @@
         <w:sz w:val="24"/>
         <w:szCs w:val="24"/>
       </w:rPr>
-      <w:t>abril de 2026</w:t>
+      <w:t>mayo de 2026</w:t>
     </w:r>
     <w:r>
       <w:rPr>

--- a/docs/manual_usuario/Manual_de_Usuario.docx
+++ b/docs/manual_usuario/Manual_de_Usuario.docx
@@ -196,7 +196,7 @@
       <w:r>
         <w:fldChar w:fldCharType="separate"/>
       </w:r>
-      <w:hyperlink w:anchor="_Toc228537059" w:history="1">
+      <w:hyperlink w:anchor="_Toc229483936" w:history="1">
         <w:r>
           <w:rPr>
             <w:rStyle w:val="Hipervnculo"/>
@@ -239,7 +239,7 @@
           <w:rPr>
             <w:noProof/>
           </w:rPr>
-          <w:instrText xml:space="preserve"> PAGEREF _Toc228537059 \h </w:instrText>
+          <w:instrText xml:space="preserve"> PAGEREF _Toc229483936 \h </w:instrText>
         </w:r>
         <w:r>
           <w:rPr>
@@ -283,7 +283,7 @@
           <w14:ligatures w14:val="standardContextual"/>
         </w:rPr>
       </w:pPr>
-      <w:hyperlink w:anchor="_Toc228537060" w:history="1">
+      <w:hyperlink w:anchor="_Toc229483937" w:history="1">
         <w:r>
           <w:rPr>
             <w:rStyle w:val="Hipervnculo"/>
@@ -326,7 +326,7 @@
           <w:rPr>
             <w:noProof/>
           </w:rPr>
-          <w:instrText xml:space="preserve"> PAGEREF _Toc228537060 \h </w:instrText>
+          <w:instrText xml:space="preserve"> PAGEREF _Toc229483937 \h </w:instrText>
         </w:r>
         <w:r>
           <w:rPr>
@@ -370,7 +370,7 @@
           <w14:ligatures w14:val="standardContextual"/>
         </w:rPr>
       </w:pPr>
-      <w:hyperlink w:anchor="_Toc228537061" w:history="1">
+      <w:hyperlink w:anchor="_Toc229483938" w:history="1">
         <w:r>
           <w:rPr>
             <w:rStyle w:val="Hipervnculo"/>
@@ -413,7 +413,7 @@
           <w:rPr>
             <w:noProof/>
           </w:rPr>
-          <w:instrText xml:space="preserve"> PAGEREF _Toc228537061 \h </w:instrText>
+          <w:instrText xml:space="preserve"> PAGEREF _Toc229483938 \h </w:instrText>
         </w:r>
         <w:r>
           <w:rPr>
@@ -457,7 +457,7 @@
           <w14:ligatures w14:val="standardContextual"/>
         </w:rPr>
       </w:pPr>
-      <w:hyperlink w:anchor="_Toc228537062" w:history="1">
+      <w:hyperlink w:anchor="_Toc229483939" w:history="1">
         <w:r>
           <w:rPr>
             <w:rStyle w:val="Hipervnculo"/>
@@ -500,7 +500,7 @@
           <w:rPr>
             <w:noProof/>
           </w:rPr>
-          <w:instrText xml:space="preserve"> PAGEREF _Toc228537062 \h </w:instrText>
+          <w:instrText xml:space="preserve"> PAGEREF _Toc229483939 \h </w:instrText>
         </w:r>
         <w:r>
           <w:rPr>
@@ -544,7 +544,7 @@
           <w14:ligatures w14:val="standardContextual"/>
         </w:rPr>
       </w:pPr>
-      <w:hyperlink w:anchor="_Toc228537063" w:history="1">
+      <w:hyperlink w:anchor="_Toc229483940" w:history="1">
         <w:r>
           <w:rPr>
             <w:rStyle w:val="Hipervnculo"/>
@@ -587,7 +587,7 @@
           <w:rPr>
             <w:noProof/>
           </w:rPr>
-          <w:instrText xml:space="preserve"> PAGEREF _Toc228537063 \h </w:instrText>
+          <w:instrText xml:space="preserve"> PAGEREF _Toc229483940 \h </w:instrText>
         </w:r>
         <w:r>
           <w:rPr>
@@ -631,7 +631,7 @@
           <w14:ligatures w14:val="standardContextual"/>
         </w:rPr>
       </w:pPr>
-      <w:hyperlink w:anchor="_Toc228537064" w:history="1">
+      <w:hyperlink w:anchor="_Toc229483941" w:history="1">
         <w:r>
           <w:rPr>
             <w:rStyle w:val="Hipervnculo"/>
@@ -674,7 +674,7 @@
           <w:rPr>
             <w:noProof/>
           </w:rPr>
-          <w:instrText xml:space="preserve"> PAGEREF _Toc228537064 \h </w:instrText>
+          <w:instrText xml:space="preserve"> PAGEREF _Toc229483941 \h </w:instrText>
         </w:r>
         <w:r>
           <w:rPr>
@@ -718,7 +718,7 @@
           <w14:ligatures w14:val="standardContextual"/>
         </w:rPr>
       </w:pPr>
-      <w:hyperlink w:anchor="_Toc228537065" w:history="1">
+      <w:hyperlink w:anchor="_Toc229483942" w:history="1">
         <w:r>
           <w:rPr>
             <w:rStyle w:val="Hipervnculo"/>
@@ -761,7 +761,7 @@
           <w:rPr>
             <w:noProof/>
           </w:rPr>
-          <w:instrText xml:space="preserve"> PAGEREF _Toc228537065 \h </w:instrText>
+          <w:instrText xml:space="preserve"> PAGEREF _Toc229483942 \h </w:instrText>
         </w:r>
         <w:r>
           <w:rPr>
@@ -805,7 +805,7 @@
           <w14:ligatures w14:val="standardContextual"/>
         </w:rPr>
       </w:pPr>
-      <w:hyperlink w:anchor="_Toc228537066" w:history="1">
+      <w:hyperlink w:anchor="_Toc229483943" w:history="1">
         <w:r>
           <w:rPr>
             <w:rStyle w:val="Hipervnculo"/>
@@ -848,7 +848,7 @@
           <w:rPr>
             <w:noProof/>
           </w:rPr>
-          <w:instrText xml:space="preserve"> PAGEREF _Toc228537066 \h </w:instrText>
+          <w:instrText xml:space="preserve"> PAGEREF _Toc229483943 \h </w:instrText>
         </w:r>
         <w:r>
           <w:rPr>
@@ -892,7 +892,7 @@
           <w14:ligatures w14:val="standardContextual"/>
         </w:rPr>
       </w:pPr>
-      <w:hyperlink w:anchor="_Toc228537067" w:history="1">
+      <w:hyperlink w:anchor="_Toc229483944" w:history="1">
         <w:r>
           <w:rPr>
             <w:rStyle w:val="Hipervnculo"/>
@@ -935,7 +935,7 @@
           <w:rPr>
             <w:noProof/>
           </w:rPr>
-          <w:instrText xml:space="preserve"> PAGEREF _Toc228537067 \h </w:instrText>
+          <w:instrText xml:space="preserve"> PAGEREF _Toc229483944 \h </w:instrText>
         </w:r>
         <w:r>
           <w:rPr>
@@ -979,7 +979,7 @@
           <w14:ligatures w14:val="standardContextual"/>
         </w:rPr>
       </w:pPr>
-      <w:hyperlink w:anchor="_Toc228537068" w:history="1">
+      <w:hyperlink w:anchor="_Toc229483945" w:history="1">
         <w:r>
           <w:rPr>
             <w:rStyle w:val="Hipervnculo"/>
@@ -1022,7 +1022,7 @@
           <w:rPr>
             <w:noProof/>
           </w:rPr>
-          <w:instrText xml:space="preserve"> PAGEREF _Toc228537068 \h </w:instrText>
+          <w:instrText xml:space="preserve"> PAGEREF _Toc229483945 \h </w:instrText>
         </w:r>
         <w:r>
           <w:rPr>
@@ -1066,7 +1066,7 @@
           <w14:ligatures w14:val="standardContextual"/>
         </w:rPr>
       </w:pPr>
-      <w:hyperlink w:anchor="_Toc228537069" w:history="1">
+      <w:hyperlink w:anchor="_Toc229483946" w:history="1">
         <w:r>
           <w:rPr>
             <w:rStyle w:val="Hipervnculo"/>
@@ -1109,7 +1109,7 @@
           <w:rPr>
             <w:noProof/>
           </w:rPr>
-          <w:instrText xml:space="preserve"> PAGEREF _Toc228537069 \h </w:instrText>
+          <w:instrText xml:space="preserve"> PAGEREF _Toc229483946 \h </w:instrText>
         </w:r>
         <w:r>
           <w:rPr>
@@ -1153,7 +1153,7 @@
           <w14:ligatures w14:val="standardContextual"/>
         </w:rPr>
       </w:pPr>
-      <w:hyperlink w:anchor="_Toc228537070" w:history="1">
+      <w:hyperlink w:anchor="_Toc229483947" w:history="1">
         <w:r>
           <w:rPr>
             <w:rStyle w:val="Hipervnculo"/>
@@ -1196,7 +1196,7 @@
           <w:rPr>
             <w:noProof/>
           </w:rPr>
-          <w:instrText xml:space="preserve"> PAGEREF _Toc228537070 \h </w:instrText>
+          <w:instrText xml:space="preserve"> PAGEREF _Toc229483947 \h </w:instrText>
         </w:r>
         <w:r>
           <w:rPr>
@@ -1240,7 +1240,7 @@
           <w14:ligatures w14:val="standardContextual"/>
         </w:rPr>
       </w:pPr>
-      <w:hyperlink w:anchor="_Toc228537071" w:history="1">
+      <w:hyperlink w:anchor="_Toc229483948" w:history="1">
         <w:r>
           <w:rPr>
             <w:rStyle w:val="Hipervnculo"/>
@@ -1283,7 +1283,7 @@
           <w:rPr>
             <w:noProof/>
           </w:rPr>
-          <w:instrText xml:space="preserve"> PAGEREF _Toc228537071 \h </w:instrText>
+          <w:instrText xml:space="preserve"> PAGEREF _Toc229483948 \h </w:instrText>
         </w:r>
         <w:r>
           <w:rPr>
@@ -1330,7 +1330,7 @@
       <w:pPr>
         <w:pStyle w:val="Ttulo1"/>
       </w:pPr>
-      <w:bookmarkStart w:id="0" w:name="_Toc228537059"/>
+      <w:bookmarkStart w:id="0" w:name="_Toc229483936"/>
       <w:r>
         <w:t>Objeto</w:t>
       </w:r>
@@ -1351,7 +1351,7 @@
       <w:pPr>
         <w:pStyle w:val="Ttulo1"/>
       </w:pPr>
-      <w:bookmarkStart w:id="1" w:name="_Toc228537060"/>
+      <w:bookmarkStart w:id="1" w:name="_Toc229483937"/>
       <w:r>
         <w:t>Requerimientos técnicos</w:t>
       </w:r>
@@ -1366,7 +1366,7 @@
       <w:pPr>
         <w:pStyle w:val="Ttulo2"/>
       </w:pPr>
-      <w:bookmarkStart w:id="2" w:name="_Toc228537061"/>
+      <w:bookmarkStart w:id="2" w:name="_Toc229483938"/>
       <w:r>
         <w:t>Sistema Operativo</w:t>
       </w:r>
@@ -1427,7 +1427,7 @@
       <w:pPr>
         <w:pStyle w:val="Ttulo2"/>
       </w:pPr>
-      <w:bookmarkStart w:id="3" w:name="_Toc228537062"/>
+      <w:bookmarkStart w:id="3" w:name="_Toc229483939"/>
       <w:r>
         <w:t>Requisitos de Hardware (Mínimos recomendados)</w:t>
       </w:r>
@@ -1502,7 +1502,7 @@
       <w:pPr>
         <w:pStyle w:val="Ttulo1"/>
       </w:pPr>
-      <w:bookmarkStart w:id="4" w:name="_Toc228537063"/>
+      <w:bookmarkStart w:id="4" w:name="_Toc229483940"/>
       <w:r>
         <w:t>Acceso a Genesis 2.0</w:t>
       </w:r>
@@ -1517,7 +1517,7 @@
       <w:pPr>
         <w:pStyle w:val="Ttulo2"/>
       </w:pPr>
-      <w:bookmarkStart w:id="5" w:name="_Toc228537064"/>
+      <w:bookmarkStart w:id="5" w:name="_Toc229483941"/>
       <w:r>
         <w:t>Ejecución de la aplicación</w:t>
       </w:r>
@@ -1619,7 +1619,7 @@
       <w:pPr>
         <w:pStyle w:val="Ttulo2"/>
       </w:pPr>
-      <w:bookmarkStart w:id="6" w:name="_Toc228537065"/>
+      <w:bookmarkStart w:id="6" w:name="_Toc229483942"/>
       <w:r>
         <w:t>Consideraciones de Seguridad</w:t>
       </w:r>
@@ -1684,7 +1684,7 @@
       <w:pPr>
         <w:pStyle w:val="Ttulo1"/>
       </w:pPr>
-      <w:bookmarkStart w:id="7" w:name="_Toc228537066"/>
+      <w:bookmarkStart w:id="7" w:name="_Toc229483943"/>
       <w:r>
         <w:t>Glosario</w:t>
       </w:r>
@@ -3540,7 +3540,7 @@
       <w:pPr>
         <w:pStyle w:val="Ttulo1"/>
       </w:pPr>
-      <w:bookmarkStart w:id="8" w:name="_Toc228537067"/>
+      <w:bookmarkStart w:id="8" w:name="_Toc229483944"/>
       <w:r>
         <w:t>Apartados y Estructura de la Aplicación</w:t>
       </w:r>
@@ -3650,7 +3650,7 @@
       <w:pPr>
         <w:pStyle w:val="Ttulo2"/>
       </w:pPr>
-      <w:bookmarkStart w:id="9" w:name="_Toc228537068"/>
+      <w:bookmarkStart w:id="9" w:name="_Toc229483945"/>
       <w:r>
         <w:t>Gestión de Simulación</w:t>
       </w:r>
@@ -3901,12 +3901,21 @@
                 <w:bCs/>
               </w:rPr>
             </w:pPr>
-            <w:r>
-              <w:rPr>
-                <w:b/>
-                <w:bCs/>
-              </w:rPr>
-              <w:t>Nº registros por instante</w:t>
+            <w:proofErr w:type="spellStart"/>
+            <w:r>
+              <w:rPr>
+                <w:b/>
+                <w:bCs/>
+              </w:rPr>
+              <w:t>Nº</w:t>
+            </w:r>
+            <w:proofErr w:type="spellEnd"/>
+            <w:r>
+              <w:rPr>
+                <w:b/>
+                <w:bCs/>
+              </w:rPr>
+              <w:t xml:space="preserve"> registros por instante</w:t>
             </w:r>
           </w:p>
         </w:tc>
@@ -4493,8 +4502,17 @@
                 <w:b/>
                 <w:bCs/>
               </w:rPr>
-              <w:t>^pattern</w:t>
-            </w:r>
+              <w:t>^</w:t>
+            </w:r>
+            <w:proofErr w:type="spellStart"/>
+            <w:r>
+              <w:rPr>
+                <w:b/>
+                <w:bCs/>
+              </w:rPr>
+              <w:t>pattern</w:t>
+            </w:r>
+            <w:proofErr w:type="spellEnd"/>
           </w:p>
         </w:tc>
         <w:tc>
@@ -4603,7 +4621,15 @@
               <w:spacing w:after="0"/>
             </w:pPr>
             <w:r>
-              <w:t>Se asigna la marca de tiempo (timestamp) en milisegundos.</w:t>
+              <w:t>Se asigna la marca de tiempo (</w:t>
+            </w:r>
+            <w:proofErr w:type="spellStart"/>
+            <w:r>
+              <w:t>timestamp</w:t>
+            </w:r>
+            <w:proofErr w:type="spellEnd"/>
+            <w:r>
+              <w:t>) en milisegundos.</w:t>
             </w:r>
           </w:p>
         </w:tc>
@@ -4663,8 +4689,17 @@
                 <w:b/>
                 <w:bCs/>
               </w:rPr>
-              <w:t>^positionlong</w:t>
-            </w:r>
+              <w:t>^</w:t>
+            </w:r>
+            <w:proofErr w:type="spellStart"/>
+            <w:r>
+              <w:rPr>
+                <w:b/>
+                <w:bCs/>
+              </w:rPr>
+              <w:t>positionlong</w:t>
+            </w:r>
+            <w:proofErr w:type="spellEnd"/>
           </w:p>
         </w:tc>
         <w:tc>
@@ -4748,8 +4783,17 @@
                 <w:b/>
                 <w:bCs/>
               </w:rPr>
-              <w:t>^positionlat</w:t>
-            </w:r>
+              <w:t>^</w:t>
+            </w:r>
+            <w:proofErr w:type="spellStart"/>
+            <w:r>
+              <w:rPr>
+                <w:b/>
+                <w:bCs/>
+              </w:rPr>
+              <w:t>positionlat</w:t>
+            </w:r>
+            <w:proofErr w:type="spellEnd"/>
           </w:p>
         </w:tc>
         <w:tc>
@@ -4833,8 +4877,17 @@
                 <w:b/>
                 <w:bCs/>
               </w:rPr>
-              <w:t>^positioncote</w:t>
-            </w:r>
+              <w:t>^</w:t>
+            </w:r>
+            <w:proofErr w:type="spellStart"/>
+            <w:r>
+              <w:rPr>
+                <w:b/>
+                <w:bCs/>
+              </w:rPr>
+              <w:t>positioncote</w:t>
+            </w:r>
+            <w:proofErr w:type="spellEnd"/>
           </w:p>
         </w:tc>
         <w:tc>
@@ -4919,8 +4972,17 @@
                 <w:bCs/>
               </w:rPr>
               <w:lastRenderedPageBreak/>
-              <w:t>^positionalias</w:t>
-            </w:r>
+              <w:t>^</w:t>
+            </w:r>
+            <w:proofErr w:type="spellStart"/>
+            <w:r>
+              <w:rPr>
+                <w:b/>
+                <w:bCs/>
+              </w:rPr>
+              <w:t>positionalias</w:t>
+            </w:r>
+            <w:proofErr w:type="spellEnd"/>
           </w:p>
         </w:tc>
         <w:tc>
@@ -5004,8 +5066,17 @@
                 <w:b/>
                 <w:bCs/>
               </w:rPr>
-              <w:t>^positiondeveui</w:t>
-            </w:r>
+              <w:t>^</w:t>
+            </w:r>
+            <w:proofErr w:type="spellStart"/>
+            <w:r>
+              <w:rPr>
+                <w:b/>
+                <w:bCs/>
+              </w:rPr>
+              <w:t>positiondeveui</w:t>
+            </w:r>
+            <w:proofErr w:type="spellEnd"/>
           </w:p>
         </w:tc>
         <w:tc>
@@ -5029,7 +5100,15 @@
               <w:spacing w:after="0"/>
             </w:pPr>
             <w:r>
-              <w:t>Identificador DevEUI del sensor configurado.</w:t>
+              <w:t xml:space="preserve">Identificador </w:t>
+            </w:r>
+            <w:proofErr w:type="spellStart"/>
+            <w:r>
+              <w:t>DevEUI</w:t>
+            </w:r>
+            <w:proofErr w:type="spellEnd"/>
+            <w:r>
+              <w:t xml:space="preserve"> del sensor configurado.</w:t>
             </w:r>
           </w:p>
         </w:tc>
@@ -5089,8 +5168,17 @@
                 <w:b/>
                 <w:bCs/>
               </w:rPr>
-              <w:t>^positionjoineui</w:t>
-            </w:r>
+              <w:t>^</w:t>
+            </w:r>
+            <w:proofErr w:type="spellStart"/>
+            <w:r>
+              <w:rPr>
+                <w:b/>
+                <w:bCs/>
+              </w:rPr>
+              <w:t>positionjoineui</w:t>
+            </w:r>
+            <w:proofErr w:type="spellEnd"/>
           </w:p>
         </w:tc>
         <w:tc>
@@ -5114,7 +5202,15 @@
               <w:spacing w:after="0"/>
             </w:pPr>
             <w:r>
-              <w:t>Identificador JoinEUI del sensor configurado.</w:t>
+              <w:t xml:space="preserve">Identificador </w:t>
+            </w:r>
+            <w:proofErr w:type="spellStart"/>
+            <w:r>
+              <w:t>JoinEUI</w:t>
+            </w:r>
+            <w:proofErr w:type="spellEnd"/>
+            <w:r>
+              <w:t xml:space="preserve"> del sensor configurado.</w:t>
             </w:r>
           </w:p>
         </w:tc>
@@ -5174,8 +5270,17 @@
                 <w:b/>
                 <w:bCs/>
               </w:rPr>
-              <w:t>^positiondevaddr</w:t>
-            </w:r>
+              <w:t>^</w:t>
+            </w:r>
+            <w:proofErr w:type="spellStart"/>
+            <w:r>
+              <w:rPr>
+                <w:b/>
+                <w:bCs/>
+              </w:rPr>
+              <w:t>positiondevaddr</w:t>
+            </w:r>
+            <w:proofErr w:type="spellEnd"/>
           </w:p>
         </w:tc>
         <w:tc>
@@ -5199,7 +5304,15 @@
               <w:spacing w:after="0"/>
             </w:pPr>
             <w:r>
-              <w:t>Dirección DevAddr del sensor configurado.</w:t>
+              <w:t xml:space="preserve">Dirección </w:t>
+            </w:r>
+            <w:proofErr w:type="spellStart"/>
+            <w:r>
+              <w:t>DevAddr</w:t>
+            </w:r>
+            <w:proofErr w:type="spellEnd"/>
+            <w:r>
+              <w:t xml:space="preserve"> del sensor configurado.</w:t>
             </w:r>
           </w:p>
         </w:tc>
@@ -5259,7 +5372,41 @@
                 <w:b/>
                 <w:bCs/>
               </w:rPr>
-              <w:t>^int[min,max]</w:t>
+              <w:t>^</w:t>
+            </w:r>
+            <w:proofErr w:type="spellStart"/>
+            <w:r>
+              <w:rPr>
+                <w:b/>
+                <w:bCs/>
+              </w:rPr>
+              <w:t>int</w:t>
+            </w:r>
+            <w:proofErr w:type="spellEnd"/>
+            <w:r>
+              <w:rPr>
+                <w:b/>
+                <w:bCs/>
+              </w:rPr>
+              <w:t>[</w:t>
+            </w:r>
+            <w:proofErr w:type="spellStart"/>
+            <w:proofErr w:type="gramStart"/>
+            <w:r>
+              <w:rPr>
+                <w:b/>
+                <w:bCs/>
+              </w:rPr>
+              <w:t>min,max</w:t>
+            </w:r>
+            <w:proofErr w:type="spellEnd"/>
+            <w:proofErr w:type="gramEnd"/>
+            <w:r>
+              <w:rPr>
+                <w:b/>
+                <w:bCs/>
+              </w:rPr>
+              <w:t>]</w:t>
             </w:r>
           </w:p>
         </w:tc>
@@ -5309,7 +5456,20 @@
               <w:spacing w:after="0"/>
             </w:pPr>
             <w:r>
-              <w:t>^int[1,100] → 42</w:t>
+              <w:t>^</w:t>
+            </w:r>
+            <w:proofErr w:type="spellStart"/>
+            <w:proofErr w:type="gramStart"/>
+            <w:r>
+              <w:t>int</w:t>
+            </w:r>
+            <w:proofErr w:type="spellEnd"/>
+            <w:r>
+              <w:t>[</w:t>
+            </w:r>
+            <w:proofErr w:type="gramEnd"/>
+            <w:r>
+              <w:t>1,100] → 42</w:t>
             </w:r>
           </w:p>
         </w:tc>
@@ -5344,7 +5504,41 @@
                 <w:b/>
                 <w:bCs/>
               </w:rPr>
-              <w:t>^float[min,max]</w:t>
+              <w:t>^</w:t>
+            </w:r>
+            <w:proofErr w:type="spellStart"/>
+            <w:r>
+              <w:rPr>
+                <w:b/>
+                <w:bCs/>
+              </w:rPr>
+              <w:t>float</w:t>
+            </w:r>
+            <w:proofErr w:type="spellEnd"/>
+            <w:r>
+              <w:rPr>
+                <w:b/>
+                <w:bCs/>
+              </w:rPr>
+              <w:t>[</w:t>
+            </w:r>
+            <w:proofErr w:type="spellStart"/>
+            <w:proofErr w:type="gramStart"/>
+            <w:r>
+              <w:rPr>
+                <w:b/>
+                <w:bCs/>
+              </w:rPr>
+              <w:t>min,max</w:t>
+            </w:r>
+            <w:proofErr w:type="spellEnd"/>
+            <w:proofErr w:type="gramEnd"/>
+            <w:r>
+              <w:rPr>
+                <w:b/>
+                <w:bCs/>
+              </w:rPr>
+              <w:t>]</w:t>
             </w:r>
           </w:p>
         </w:tc>
@@ -5394,7 +5588,20 @@
               <w:spacing w:after="0"/>
             </w:pPr>
             <w:r>
-              <w:t>^float[0,10] → 5.74</w:t>
+              <w:t>^</w:t>
+            </w:r>
+            <w:proofErr w:type="spellStart"/>
+            <w:proofErr w:type="gramStart"/>
+            <w:r>
+              <w:t>float</w:t>
+            </w:r>
+            <w:proofErr w:type="spellEnd"/>
+            <w:r>
+              <w:t>[</w:t>
+            </w:r>
+            <w:proofErr w:type="gramEnd"/>
+            <w:r>
+              <w:t>0,10] → 5.74</w:t>
             </w:r>
           </w:p>
         </w:tc>
@@ -5429,8 +5636,17 @@
                 <w:b/>
                 <w:bCs/>
               </w:rPr>
-              <w:t>^bool</w:t>
-            </w:r>
+              <w:t>^</w:t>
+            </w:r>
+            <w:proofErr w:type="spellStart"/>
+            <w:r>
+              <w:rPr>
+                <w:b/>
+                <w:bCs/>
+              </w:rPr>
+              <w:t>bool</w:t>
+            </w:r>
+            <w:proofErr w:type="spellEnd"/>
           </w:p>
         </w:tc>
         <w:tc>
@@ -5763,7 +5979,7 @@
       <w:pPr>
         <w:pStyle w:val="Ttulo2"/>
       </w:pPr>
-      <w:bookmarkStart w:id="10" w:name="_Toc228537069"/>
+      <w:bookmarkStart w:id="10" w:name="_Toc229483946"/>
       <w:r>
         <w:t>Gestión de Sensores</w:t>
       </w:r>
@@ -5838,8 +6054,21 @@
         <w:t>longitud</w:t>
       </w:r>
       <w:r>
-        <w:t>, cota, alias, DevEui, JoinEui o DevAddr</w:t>
-      </w:r>
+        <w:t xml:space="preserve">, cota, alias, DevEui, </w:t>
+      </w:r>
+      <w:proofErr w:type="spellStart"/>
+      <w:r>
+        <w:t>JoinEui</w:t>
+      </w:r>
+      <w:proofErr w:type="spellEnd"/>
+      <w:r>
+        <w:t xml:space="preserve"> o </w:t>
+      </w:r>
+      <w:proofErr w:type="spellStart"/>
+      <w:r>
+        <w:t>DevAddr</w:t>
+      </w:r>
+      <w:proofErr w:type="spellEnd"/>
       <w:r>
         <w:t>.</w:t>
       </w:r>
@@ -5950,7 +6179,7 @@
       <w:pPr>
         <w:pStyle w:val="Ttulo2"/>
       </w:pPr>
-      <w:bookmarkStart w:id="11" w:name="_Toc228537070"/>
+      <w:bookmarkStart w:id="11" w:name="_Toc229483947"/>
       <w:r>
         <w:t>Gestión de Patrones</w:t>
       </w:r>
@@ -6459,10 +6688,10 @@
           <w:noProof/>
         </w:rPr>
         <w:drawing>
-          <wp:inline distT="0" distB="0" distL="0" distR="0" wp14:anchorId="0BD78D77" wp14:editId="09A66BFD">
-            <wp:extent cx="4485735" cy="1275519"/>
-            <wp:effectExtent l="0" t="0" r="0" b="1270"/>
-            <wp:docPr id="783989721" name="Imagen 1"/>
+          <wp:inline distT="0" distB="0" distL="0" distR="0" wp14:anchorId="5030C962" wp14:editId="50EDF1AE">
+            <wp:extent cx="4524233" cy="1241186"/>
+            <wp:effectExtent l="0" t="0" r="0" b="0"/>
+            <wp:docPr id="1225943124" name="Imagen 1"/>
             <wp:cNvGraphicFramePr>
               <a:graphicFrameLocks xmlns:a="http://schemas.openxmlformats.org/drawingml/2006/main" noChangeAspect="1"/>
             </wp:cNvGraphicFramePr>
@@ -6470,32 +6699,23 @@
               <a:graphicData uri="http://schemas.openxmlformats.org/drawingml/2006/picture">
                 <pic:pic xmlns:pic="http://schemas.openxmlformats.org/drawingml/2006/picture">
                   <pic:nvPicPr>
-                    <pic:cNvPr id="783989721" name=""/>
+                    <pic:cNvPr id="1225943124" name=""/>
                     <pic:cNvPicPr/>
                   </pic:nvPicPr>
-                  <pic:blipFill rotWithShape="1">
+                  <pic:blipFill>
                     <a:blip r:embed="rId31"/>
-                    <a:srcRect b="43343"/>
                     <a:stretch>
                       <a:fillRect/>
                     </a:stretch>
                   </pic:blipFill>
-                  <pic:spPr bwMode="auto">
+                  <pic:spPr>
                     <a:xfrm>
                       <a:off x="0" y="0"/>
-                      <a:ext cx="4552077" cy="1294383"/>
+                      <a:ext cx="4547719" cy="1247629"/>
                     </a:xfrm>
                     <a:prstGeom prst="rect">
                       <a:avLst/>
                     </a:prstGeom>
-                    <a:ln>
-                      <a:noFill/>
-                    </a:ln>
-                    <a:extLst>
-                      <a:ext uri="{53640926-AAD7-44D8-BBD7-CCE9431645EC}">
-                        <a14:shadowObscured xmlns:a14="http://schemas.microsoft.com/office/drawing/2010/main"/>
-                      </a:ext>
-                    </a:extLst>
                   </pic:spPr>
                 </pic:pic>
               </a:graphicData>
@@ -6708,18 +6928,11 @@
     </w:p>
     <w:p>
       <w:pPr>
-        <w:pageBreakBefore/>
-        <w:suppressAutoHyphens w:val="0"/>
-        <w:spacing w:line="254" w:lineRule="auto"/>
-        <w:jc w:val="left"/>
-      </w:pPr>
-    </w:p>
-    <w:p>
-      <w:pPr>
         <w:pStyle w:val="Ttulo1"/>
       </w:pPr>
-      <w:bookmarkStart w:id="12" w:name="_Toc228537071"/>
-      <w:r>
+      <w:bookmarkStart w:id="12" w:name="_Toc229483948"/>
+      <w:r>
+        <w:lastRenderedPageBreak/>
         <w:t>Simulación Paso a Paso</w:t>
       </w:r>
       <w:bookmarkEnd w:id="12"/>
@@ -6765,10 +6978,10 @@
           <w:noProof/>
         </w:rPr>
         <w:drawing>
-          <wp:inline distT="0" distB="0" distL="0" distR="0" wp14:anchorId="2D3BA27D" wp14:editId="090B53F4">
-            <wp:extent cx="5400040" cy="835025"/>
-            <wp:effectExtent l="0" t="0" r="0" b="3175"/>
-            <wp:docPr id="1447540073" name="Imagen 1"/>
+          <wp:inline distT="0" distB="0" distL="0" distR="0" wp14:anchorId="0B86952C" wp14:editId="6BCD9F5C">
+            <wp:extent cx="5400040" cy="801370"/>
+            <wp:effectExtent l="0" t="0" r="0" b="0"/>
+            <wp:docPr id="719536690" name="Imagen 1"/>
             <wp:cNvGraphicFramePr>
               <a:graphicFrameLocks xmlns:a="http://schemas.openxmlformats.org/drawingml/2006/main" noChangeAspect="1"/>
             </wp:cNvGraphicFramePr>
@@ -6776,7 +6989,7 @@
               <a:graphicData uri="http://schemas.openxmlformats.org/drawingml/2006/picture">
                 <pic:pic xmlns:pic="http://schemas.openxmlformats.org/drawingml/2006/picture">
                   <pic:nvPicPr>
-                    <pic:cNvPr id="1447540073" name=""/>
+                    <pic:cNvPr id="719536690" name=""/>
                     <pic:cNvPicPr/>
                   </pic:nvPicPr>
                   <pic:blipFill>
@@ -6788,7 +7001,7 @@
                   <pic:spPr>
                     <a:xfrm>
                       <a:off x="0" y="0"/>
-                      <a:ext cx="5400040" cy="835025"/>
+                      <a:ext cx="5400040" cy="801370"/>
                     </a:xfrm>
                     <a:prstGeom prst="rect">
                       <a:avLst/>
@@ -6904,10 +7117,10 @@
           <w:noProof/>
         </w:rPr>
         <w:drawing>
-          <wp:inline distT="0" distB="0" distL="0" distR="0" wp14:anchorId="3B826B3A" wp14:editId="26C55961">
-            <wp:extent cx="5400040" cy="733425"/>
-            <wp:effectExtent l="0" t="0" r="0" b="9525"/>
-            <wp:docPr id="680781864" name="Imagen 1"/>
+          <wp:inline distT="0" distB="0" distL="0" distR="0" wp14:anchorId="5459D3D2" wp14:editId="274C9303">
+            <wp:extent cx="5400040" cy="735965"/>
+            <wp:effectExtent l="0" t="0" r="0" b="6985"/>
+            <wp:docPr id="1586385920" name="Imagen 1"/>
             <wp:cNvGraphicFramePr>
               <a:graphicFrameLocks xmlns:a="http://schemas.openxmlformats.org/drawingml/2006/main" noChangeAspect="1"/>
             </wp:cNvGraphicFramePr>
@@ -6915,7 +7128,7 @@
               <a:graphicData uri="http://schemas.openxmlformats.org/drawingml/2006/picture">
                 <pic:pic xmlns:pic="http://schemas.openxmlformats.org/drawingml/2006/picture">
                   <pic:nvPicPr>
-                    <pic:cNvPr id="680781864" name=""/>
+                    <pic:cNvPr id="1586385920" name=""/>
                     <pic:cNvPicPr/>
                   </pic:nvPicPr>
                   <pic:blipFill>
@@ -6927,7 +7140,7 @@
                   <pic:spPr>
                     <a:xfrm>
                       <a:off x="0" y="0"/>
-                      <a:ext cx="5400040" cy="733425"/>
+                      <a:ext cx="5400040" cy="735965"/>
                     </a:xfrm>
                     <a:prstGeom prst="rect">
                       <a:avLst/>
@@ -6943,11 +7156,6 @@
     <w:p>
       <w:pPr>
         <w:pStyle w:val="Prrafodelista"/>
-      </w:pPr>
-    </w:p>
-    <w:p>
-      <w:pPr>
-        <w:pStyle w:val="Prrafodelista"/>
         <w:rPr>
           <w:b/>
           <w:bCs/>
@@ -6955,25 +7163,13 @@
           <w:szCs w:val="26"/>
         </w:rPr>
       </w:pPr>
-    </w:p>
-    <w:p>
-      <w:pPr>
-        <w:pStyle w:val="Prrafodelista"/>
+      <w:r>
         <w:rPr>
           <w:b/>
           <w:bCs/>
           <w:sz w:val="26"/>
           <w:szCs w:val="26"/>
         </w:rPr>
-      </w:pPr>
-      <w:r>
-        <w:rPr>
-          <w:b/>
-          <w:bCs/>
-          <w:sz w:val="26"/>
-          <w:szCs w:val="26"/>
-        </w:rPr>
-        <w:lastRenderedPageBreak/>
         <w:t>Importación y Exportación masiva</w:t>
       </w:r>
     </w:p>
@@ -6994,6 +7190,7 @@
         </w:numPr>
       </w:pPr>
       <w:r>
+        <w:lastRenderedPageBreak/>
         <w:t xml:space="preserve">Haz clic en el botón “Importar </w:t>
       </w:r>
       <w:r>
@@ -7252,7 +7449,6 @@
           <w:b/>
           <w:bCs/>
         </w:rPr>
-        <w:lastRenderedPageBreak/>
         <w:t>Exportar Datos:</w:t>
       </w:r>
       <w:r>
@@ -7288,6 +7484,7 @@
         <w:ind w:left="1080"/>
       </w:pPr>
       <w:r>
+        <w:lastRenderedPageBreak/>
         <w:t>Asegúrate de que los campos de las coordenadas de los sensores son correctos ya que en la simulación podrían emplearse alguno de estos datos, según si lo necesitaras.</w:t>
       </w:r>
     </w:p>
@@ -7407,10 +7604,6 @@
       </w:r>
     </w:p>
     <w:p>
-      <w:pPr>
-        <w:pStyle w:val="Prrafodelista"/>
-        <w:ind w:left="1416" w:hanging="696"/>
-      </w:pPr>
       <w:r>
         <w:t>Una vez cumplimentados los campos los cambios serán guardado</w:t>
       </w:r>
@@ -7464,7 +7657,6 @@
           <w:sz w:val="26"/>
           <w:szCs w:val="26"/>
         </w:rPr>
-        <w:lastRenderedPageBreak/>
         <w:t>Importación y Exportación</w:t>
       </w:r>
     </w:p>
@@ -7489,6 +7681,7 @@
           <w:b/>
           <w:bCs/>
         </w:rPr>
+        <w:lastRenderedPageBreak/>
         <w:t>Importar Datos</w:t>
       </w:r>
       <w:r>
